--- a/docs/agentnet_finance.docx
+++ b/docs/agentnet_finance.docx
@@ -1,6 +1,6 @@
 
 <file path=word/document.xml><?xml version="1.0" encoding="utf-8"?>
-<w:document xmlns:wpc="http://schemas.microsoft.com/office/word/2010/wordprocessingCanvas" xmlns:cx="http://schemas.microsoft.com/office/drawing/2014/chartex" xmlns:cx1="http://schemas.microsoft.com/office/drawing/2015/9/8/chartex" xmlns:cx2="http://schemas.microsoft.com/office/drawing/2015/10/21/chartex" xmlns:cx3="http://schemas.microsoft.com/office/drawing/2016/5/9/chartex" xmlns:cx4="http://schemas.microsoft.com/office/drawing/2016/5/10/chartex" xmlns:cx5="http://schemas.microsoft.com/office/drawing/2016/5/11/chartex" xmlns:cx6="http://schemas.microsoft.com/office/drawing/2016/5/12/chartex" xmlns:cx7="http://schemas.microsoft.com/office/drawing/2016/5/13/chartex" xmlns:cx8="http://schemas.microsoft.com/office/drawing/2016/5/14/chartex" xmlns:mc="http://schemas.openxmlformats.org/markup-compatibility/2006" xmlns:aink="http://schemas.microsoft.com/office/drawing/2016/ink" xmlns:am3d="http://schemas.microsoft.com/office/drawing/2017/model3d" xmlns:o="urn:schemas-microsoft-com:office:office" xmlns:oel="http://schemas.microsoft.com/office/2019/extlst" xmlns:r="http://schemas.openxmlformats.org/officeDocument/2006/relationships" xmlns:m="http://schemas.openxmlformats.org/officeDocument/2006/math" xmlns:v="urn:schemas-microsoft-com:vml" xmlns:wp14="http://schemas.microsoft.com/office/word/2010/wordprocessingDrawing" xmlns:wp="http://schemas.openxmlformats.org/drawingml/2006/wordprocessingDrawing" xmlns:w10="urn:schemas-microsoft-com:office:word" xmlns:w="http://schemas.openxmlformats.org/wordprocessingml/2006/main" xmlns:w14="http://schemas.microsoft.com/office/word/2010/wordml" xmlns:w15="http://schemas.microsoft.com/office/word/2012/wordml" xmlns:w16cex="http://schemas.microsoft.com/office/word/2018/wordml/cex" xmlns:w16cid="http://schemas.microsoft.com/office/word/2016/wordml/cid" xmlns:w16="http://schemas.microsoft.com/office/word/2018/wordml" xmlns:w16du="http://schemas.microsoft.com/office/word/2023/wordml/word16du" xmlns:w16sdtdh="http://schemas.microsoft.com/office/word/2020/wordml/sdtdatahash" xmlns:w16sdtfl="http://schemas.microsoft.com/office/word/2024/wordml/sdtformatlock" xmlns:w16se="http://schemas.microsoft.com/office/word/2015/wordml/symex" xmlns:wpg="http://schemas.microsoft.com/office/word/2010/wordprocessingGroup" xmlns:wpi="http://schemas.microsoft.com/office/word/2010/wordprocessingInk" xmlns:wne="http://schemas.microsoft.com/office/word/2006/wordml" xmlns:wps="http://schemas.microsoft.com/office/word/2010/wordprocessingShape" mc:Ignorable="w14 w15 w16se w16cid w16 w16cex w16sdtdh w16sdtfl w16du wp14">
+<w:document xmlns:wpc="http://schemas.microsoft.com/office/word/2010/wordprocessingCanvas" xmlns:cx="http://schemas.microsoft.com/office/drawing/2014/chartex" xmlns:cx1="http://schemas.microsoft.com/office/drawing/2015/9/8/chartex" xmlns:cx2="http://schemas.microsoft.com/office/drawing/2015/10/21/chartex" xmlns:cx3="http://schemas.microsoft.com/office/drawing/2016/5/9/chartex" xmlns:cx4="http://schemas.microsoft.com/office/drawing/2016/5/10/chartex" xmlns:cx5="http://schemas.microsoft.com/office/drawing/2016/5/11/chartex" xmlns:cx6="http://schemas.microsoft.com/office/drawing/2016/5/12/chartex" xmlns:cx7="http://schemas.microsoft.com/office/drawing/2016/5/13/chartex" xmlns:cx8="http://schemas.microsoft.com/office/drawing/2016/5/14/chartex" xmlns:mc="http://schemas.openxmlformats.org/markup-compatibility/2006" xmlns:m="http://schemas.openxmlformats.org/officeDocument/2006/math" xmlns:aink="http://schemas.microsoft.com/office/drawing/2016/ink" xmlns:am3d="http://schemas.microsoft.com/office/drawing/2017/model3d" xmlns:oel="http://schemas.microsoft.com/office/2019/extlst" xmlns:r="http://schemas.openxmlformats.org/officeDocument/2006/relationships" xmlns:wp14="http://schemas.microsoft.com/office/word/2010/wordprocessingDrawing" xmlns:wp="http://schemas.openxmlformats.org/drawingml/2006/wordprocessingDrawing" xmlns:wpg="http://schemas.microsoft.com/office/word/2010/wordprocessingGroup" xmlns:wpi="http://schemas.microsoft.com/office/word/2010/wordprocessingInk" xmlns:wps="http://schemas.microsoft.com/office/word/2010/wordprocessingShape" xmlns:o="urn:schemas-microsoft-com:office:office" xmlns:v="urn:schemas-microsoft-com:vml" xmlns:w10="urn:schemas-microsoft-com:office:word" xmlns:w="http://schemas.openxmlformats.org/wordprocessingml/2006/main" xmlns:w14="http://schemas.microsoft.com/office/word/2010/wordml" xmlns:w15="http://schemas.microsoft.com/office/word/2012/wordml" xmlns:w16cex="http://schemas.microsoft.com/office/word/2018/wordml/cex" xmlns:w16cid="http://schemas.microsoft.com/office/word/2016/wordml/cid" xmlns:w16="http://schemas.microsoft.com/office/word/2018/wordml" xmlns:w16sdtdh="http://schemas.microsoft.com/office/word/2020/wordml/sdtdatahash" xmlns:w16sdtfl="http://schemas.microsoft.com/office/word/2024/wordml/sdtformatlock" xmlns:w16se="http://schemas.microsoft.com/office/word/2015/wordml/symex" xmlns:w16du="http://schemas.microsoft.com/office/word/2023/wordml/word16du" xmlns:wne="http://schemas.microsoft.com/office/word/2006/wordml" mc:Ignorable="w14 w15 w16se w16cid w16 w16cex w16sdtdh w16sdtfl w16du wp14">
   <w:body>
     <w:sdt>
       <w:sdtPr>
@@ -407,7 +407,23 @@
                                         <w:sz w:val="18"/>
                                         <w:szCs w:val="18"/>
                                       </w:rPr>
-                                      <w:t>steve@agentnet.ai</w:t>
+                                      <w:t>steve@agent</w:t>
+                                    </w:r>
+                                    <w:r>
+                                      <w:rPr>
+                                        <w:color w:val="595959" w:themeColor="text1" w:themeTint="A6"/>
+                                        <w:sz w:val="18"/>
+                                        <w:szCs w:val="18"/>
+                                      </w:rPr>
+                                      <w:t>-</w:t>
+                                    </w:r>
+                                    <w:r>
+                                      <w:rPr>
+                                        <w:color w:val="595959" w:themeColor="text1" w:themeTint="A6"/>
+                                        <w:sz w:val="18"/>
+                                        <w:szCs w:val="18"/>
+                                      </w:rPr>
+                                      <w:t>net.ai</w:t>
                                     </w:r>
                                   </w:sdtContent>
                                 </w:sdt>
@@ -438,7 +454,7 @@
                     <v:stroke joinstyle="miter"/>
                     <v:path gradientshapeok="t" o:connecttype="rect"/>
                   </v:shapetype>
-                  <v:shape id="Text Box 159" o:spid="_x0000_s1026" type="#_x0000_t202" style="position:absolute;margin-left:0;margin-top:0;width:8in;height:1in;z-index:251656192;visibility:visible;mso-wrap-style:square;mso-width-percent:941;mso-height-percent:92;mso-top-percent:818;mso-wrap-distance-left:9pt;mso-wrap-distance-top:0;mso-wrap-distance-right:9pt;mso-wrap-distance-bottom:0;mso-position-horizontal:center;mso-position-horizontal-relative:page;mso-position-vertical-relative:page;mso-width-percent:941;mso-height-percent:92;mso-top-percent:818;mso-width-relative:page;mso-height-relative:page;v-text-anchor:bottom" o:gfxdata="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" filled="f" stroked="f" strokeweight=".5pt">
+                  <v:shape id="Text Box 159" o:spid="_x0000_s1026" type="#_x0000_t202" style="position:absolute;margin-left:0;margin-top:0;width:8in;height:1in;z-index:251656192;visibility:visible;mso-wrap-style:square;mso-width-percent:941;mso-height-percent:92;mso-top-percent:818;mso-wrap-distance-left:9pt;mso-wrap-distance-top:0;mso-wrap-distance-right:9pt;mso-wrap-distance-bottom:0;mso-position-horizontal:center;mso-position-horizontal-relative:page;mso-position-vertical-relative:page;mso-width-percent:941;mso-height-percent:92;mso-top-percent:818;mso-width-relative:page;mso-height-relative:page;v-text-anchor:bottom" o:gfxdata="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" filled="f" stroked="f" strokeweight=".5pt">
                     <v:textbox inset="126pt,0,54pt,0">
                       <w:txbxContent>
                         <w:sdt>
@@ -506,7 +522,23 @@
                                   <w:sz w:val="18"/>
                                   <w:szCs w:val="18"/>
                                 </w:rPr>
-                                <w:t>steve@agentnet.ai</w:t>
+                                <w:t>steve@agent</w:t>
+                              </w:r>
+                              <w:r>
+                                <w:rPr>
+                                  <w:color w:val="595959" w:themeColor="text1" w:themeTint="A6"/>
+                                  <w:sz w:val="18"/>
+                                  <w:szCs w:val="18"/>
+                                </w:rPr>
+                                <w:t>-</w:t>
+                              </w:r>
+                              <w:r>
+                                <w:rPr>
+                                  <w:color w:val="595959" w:themeColor="text1" w:themeTint="A6"/>
+                                  <w:sz w:val="18"/>
+                                  <w:szCs w:val="18"/>
+                                </w:rPr>
+                                <w:t>net.ai</w:t>
                               </w:r>
                             </w:sdtContent>
                           </w:sdt>
@@ -4652,7 +4684,7 @@
           <w:sz w:val="20"/>
           <w:szCs w:val="20"/>
         </w:rPr>
-        <w:t xml:space="preserve">“Internet”: </w:t>
+        <w:t>"</w:t>
       </w:r>
       <w:r>
         <w:rPr>
@@ -4660,7 +4692,7 @@
           <w:sz w:val="20"/>
           <w:szCs w:val="20"/>
         </w:rPr>
-        <w:t>“</w:t>
+        <w:t>Internet</w:t>
       </w:r>
       <w:r>
         <w:rPr>
@@ -4668,6 +4700,30 @@
           <w:sz w:val="20"/>
           <w:szCs w:val="20"/>
         </w:rPr>
+        <w:t>"</w:t>
+      </w:r>
+      <w:r>
+        <w:rPr>
+          <w:rFonts w:ascii="Consolas" w:hAnsi="Consolas"/>
+          <w:sz w:val="20"/>
+          <w:szCs w:val="20"/>
+        </w:rPr>
+        <w:t xml:space="preserve">: </w:t>
+      </w:r>
+      <w:r>
+        <w:rPr>
+          <w:rFonts w:ascii="Consolas" w:hAnsi="Consolas"/>
+          <w:sz w:val="20"/>
+          <w:szCs w:val="20"/>
+        </w:rPr>
+        <w:t>"</w:t>
+      </w:r>
+      <w:r>
+        <w:rPr>
+          <w:rFonts w:ascii="Consolas" w:hAnsi="Consolas"/>
+          <w:sz w:val="20"/>
+          <w:szCs w:val="20"/>
+        </w:rPr>
         <w:t>Humans</w:t>
       </w:r>
       <w:r>
@@ -4676,7 +4732,7 @@
           <w:sz w:val="20"/>
           <w:szCs w:val="20"/>
         </w:rPr>
-        <w:t>”</w:t>
+        <w:t>"</w:t>
       </w:r>
       <w:r>
         <w:rPr>
@@ -4704,22 +4760,48 @@
           <w:sz w:val="20"/>
           <w:szCs w:val="20"/>
         </w:rPr>
-        <w:t xml:space="preserve">“Agentnet”: </w:t>
-      </w:r>
+        <w:t>"</w:t>
+      </w:r>
+      <w:proofErr w:type="spellStart"/>
       <w:r>
         <w:rPr>
           <w:rFonts w:ascii="Consolas" w:hAnsi="Consolas"/>
           <w:sz w:val="20"/>
           <w:szCs w:val="20"/>
         </w:rPr>
-        <w:t>“</w:t>
-      </w:r>
+        <w:t>Agentnet</w:t>
+      </w:r>
+      <w:proofErr w:type="spellEnd"/>
       <w:r>
         <w:rPr>
           <w:rFonts w:ascii="Consolas" w:hAnsi="Consolas"/>
           <w:sz w:val="20"/>
           <w:szCs w:val="20"/>
         </w:rPr>
+        <w:t>"</w:t>
+      </w:r>
+      <w:r>
+        <w:rPr>
+          <w:rFonts w:ascii="Consolas" w:hAnsi="Consolas"/>
+          <w:sz w:val="20"/>
+          <w:szCs w:val="20"/>
+        </w:rPr>
+        <w:t xml:space="preserve">: </w:t>
+      </w:r>
+      <w:r>
+        <w:rPr>
+          <w:rFonts w:ascii="Consolas" w:hAnsi="Consolas"/>
+          <w:sz w:val="20"/>
+          <w:szCs w:val="20"/>
+        </w:rPr>
+        <w:t>"</w:t>
+      </w:r>
+      <w:r>
+        <w:rPr>
+          <w:rFonts w:ascii="Consolas" w:hAnsi="Consolas"/>
+          <w:sz w:val="20"/>
+          <w:szCs w:val="20"/>
+        </w:rPr>
         <w:t>Machines</w:t>
       </w:r>
       <w:r>
@@ -4728,7 +4810,7 @@
           <w:sz w:val="20"/>
           <w:szCs w:val="20"/>
         </w:rPr>
-        <w:t>”</w:t>
+        <w:t>"</w:t>
       </w:r>
     </w:p>
     <w:p>
@@ -6139,7 +6221,63 @@
           <w:sz w:val="20"/>
           <w:szCs w:val="20"/>
         </w:rPr>
-        <w:t>It holds a globally unique identifier (for example, agentnet:node:healthcare/physician:alicia-morgan) and serves as the reference target for all Capsules that describe or update information about it.</w:t>
+        <w:t xml:space="preserve">It holds a globally unique identifier (for example, </w:t>
+      </w:r>
+      <w:proofErr w:type="spellStart"/>
+      <w:proofErr w:type="gramStart"/>
+      <w:r>
+        <w:rPr>
+          <w:rFonts w:eastAsia="Times New Roman" w:cs="Times New Roman"/>
+          <w:sz w:val="20"/>
+          <w:szCs w:val="20"/>
+        </w:rPr>
+        <w:t>agentnet:node</w:t>
+      </w:r>
+      <w:proofErr w:type="gramEnd"/>
+      <w:r>
+        <w:rPr>
+          <w:rFonts w:eastAsia="Times New Roman" w:cs="Times New Roman"/>
+          <w:sz w:val="20"/>
+          <w:szCs w:val="20"/>
+        </w:rPr>
+        <w:t>:healthcare</w:t>
+      </w:r>
+      <w:proofErr w:type="spellEnd"/>
+      <w:r>
+        <w:rPr>
+          <w:rFonts w:eastAsia="Times New Roman" w:cs="Times New Roman"/>
+          <w:sz w:val="20"/>
+          <w:szCs w:val="20"/>
+        </w:rPr>
+        <w:t>/</w:t>
+      </w:r>
+      <w:proofErr w:type="spellStart"/>
+      <w:proofErr w:type="gramStart"/>
+      <w:r>
+        <w:rPr>
+          <w:rFonts w:eastAsia="Times New Roman" w:cs="Times New Roman"/>
+          <w:sz w:val="20"/>
+          <w:szCs w:val="20"/>
+        </w:rPr>
+        <w:t>physician:alicia</w:t>
+      </w:r>
+      <w:proofErr w:type="gramEnd"/>
+      <w:r>
+        <w:rPr>
+          <w:rFonts w:eastAsia="Times New Roman" w:cs="Times New Roman"/>
+          <w:sz w:val="20"/>
+          <w:szCs w:val="20"/>
+        </w:rPr>
+        <w:t>-morgan</w:t>
+      </w:r>
+      <w:proofErr w:type="spellEnd"/>
+      <w:r>
+        <w:rPr>
+          <w:rFonts w:eastAsia="Times New Roman" w:cs="Times New Roman"/>
+          <w:sz w:val="20"/>
+          <w:szCs w:val="20"/>
+        </w:rPr>
+        <w:t>) and serves as the reference target for all Capsules that describe or update information about it.</w:t>
       </w:r>
       <w:r>
         <w:rPr>
@@ -6238,7 +6376,79 @@
           <w:szCs w:val="20"/>
         </w:rPr>
         <w:lastRenderedPageBreak/>
-        <w:t>But unlike human-readable links, these relationships are semantic and directional: “authoredBy,” “validatedBy,” “fundedBy,” “affiliatedWith.”</w:t>
+        <w:t>But unlike human-readable links, these relationships are semantic and directional: “</w:t>
+      </w:r>
+      <w:proofErr w:type="spellStart"/>
+      <w:r>
+        <w:rPr>
+          <w:rFonts w:eastAsia="Times New Roman" w:cs="Times New Roman"/>
+          <w:sz w:val="20"/>
+          <w:szCs w:val="20"/>
+        </w:rPr>
+        <w:t>authoredBy</w:t>
+      </w:r>
+      <w:proofErr w:type="spellEnd"/>
+      <w:r>
+        <w:rPr>
+          <w:rFonts w:eastAsia="Times New Roman" w:cs="Times New Roman"/>
+          <w:sz w:val="20"/>
+          <w:szCs w:val="20"/>
+        </w:rPr>
+        <w:t>,” “</w:t>
+      </w:r>
+      <w:proofErr w:type="spellStart"/>
+      <w:r>
+        <w:rPr>
+          <w:rFonts w:eastAsia="Times New Roman" w:cs="Times New Roman"/>
+          <w:sz w:val="20"/>
+          <w:szCs w:val="20"/>
+        </w:rPr>
+        <w:t>validatedBy</w:t>
+      </w:r>
+      <w:proofErr w:type="spellEnd"/>
+      <w:r>
+        <w:rPr>
+          <w:rFonts w:eastAsia="Times New Roman" w:cs="Times New Roman"/>
+          <w:sz w:val="20"/>
+          <w:szCs w:val="20"/>
+        </w:rPr>
+        <w:t>,” “</w:t>
+      </w:r>
+      <w:proofErr w:type="spellStart"/>
+      <w:r>
+        <w:rPr>
+          <w:rFonts w:eastAsia="Times New Roman" w:cs="Times New Roman"/>
+          <w:sz w:val="20"/>
+          <w:szCs w:val="20"/>
+        </w:rPr>
+        <w:t>fundedBy</w:t>
+      </w:r>
+      <w:proofErr w:type="spellEnd"/>
+      <w:r>
+        <w:rPr>
+          <w:rFonts w:eastAsia="Times New Roman" w:cs="Times New Roman"/>
+          <w:sz w:val="20"/>
+          <w:szCs w:val="20"/>
+        </w:rPr>
+        <w:t>,” “</w:t>
+      </w:r>
+      <w:proofErr w:type="spellStart"/>
+      <w:r>
+        <w:rPr>
+          <w:rFonts w:eastAsia="Times New Roman" w:cs="Times New Roman"/>
+          <w:sz w:val="20"/>
+          <w:szCs w:val="20"/>
+        </w:rPr>
+        <w:t>affiliatedWith</w:t>
+      </w:r>
+      <w:proofErr w:type="spellEnd"/>
+      <w:r>
+        <w:rPr>
+          <w:rFonts w:eastAsia="Times New Roman" w:cs="Times New Roman"/>
+          <w:sz w:val="20"/>
+          <w:szCs w:val="20"/>
+        </w:rPr>
+        <w:t>.”</w:t>
       </w:r>
       <w:r>
         <w:rPr>
@@ -6895,7 +7105,43 @@
           <w:sz w:val="20"/>
           <w:szCs w:val="20"/>
         </w:rPr>
-        <w:t>It defines that a “Physician” is a type of “MedicalProfessional,” that “worksFor” connects a person to an organization, and that both terms carry specific definitions and provenance.</w:t>
+        <w:t>It defines that a “Physician” is a type of “</w:t>
+      </w:r>
+      <w:proofErr w:type="spellStart"/>
+      <w:r>
+        <w:rPr>
+          <w:rFonts w:eastAsia="Times New Roman" w:cs="Times New Roman"/>
+          <w:sz w:val="20"/>
+          <w:szCs w:val="20"/>
+        </w:rPr>
+        <w:t>MedicalProfessional</w:t>
+      </w:r>
+      <w:proofErr w:type="spellEnd"/>
+      <w:r>
+        <w:rPr>
+          <w:rFonts w:eastAsia="Times New Roman" w:cs="Times New Roman"/>
+          <w:sz w:val="20"/>
+          <w:szCs w:val="20"/>
+        </w:rPr>
+        <w:t>,” that “</w:t>
+      </w:r>
+      <w:proofErr w:type="spellStart"/>
+      <w:r>
+        <w:rPr>
+          <w:rFonts w:eastAsia="Times New Roman" w:cs="Times New Roman"/>
+          <w:sz w:val="20"/>
+          <w:szCs w:val="20"/>
+        </w:rPr>
+        <w:t>worksFor</w:t>
+      </w:r>
+      <w:proofErr w:type="spellEnd"/>
+      <w:r>
+        <w:rPr>
+          <w:rFonts w:eastAsia="Times New Roman" w:cs="Times New Roman"/>
+          <w:sz w:val="20"/>
+          <w:szCs w:val="20"/>
+        </w:rPr>
+        <w:t>” connects a person to an organization, and that both terms carry specific definitions and provenance.</w:t>
       </w:r>
       <w:r>
         <w:rPr>
@@ -7127,7 +7373,25 @@
           <w:sz w:val="20"/>
           <w:szCs w:val="20"/>
         </w:rPr>
-        <w:t>Ontologies also serve a deeper purpose: they encode human intention in a form machines can use without ambiguity.</w:t>
+        <w:t xml:space="preserve">Ontologies also serve a deeper purpose: they encode human intention in a </w:t>
+      </w:r>
+      <w:proofErr w:type="gramStart"/>
+      <w:r>
+        <w:rPr>
+          <w:rFonts w:eastAsia="Times New Roman" w:cs="Times New Roman"/>
+          <w:sz w:val="20"/>
+          <w:szCs w:val="20"/>
+        </w:rPr>
+        <w:t>form machines</w:t>
+      </w:r>
+      <w:proofErr w:type="gramEnd"/>
+      <w:r>
+        <w:rPr>
+          <w:rFonts w:eastAsia="Times New Roman" w:cs="Times New Roman"/>
+          <w:sz w:val="20"/>
+          <w:szCs w:val="20"/>
+        </w:rPr>
+        <w:t xml:space="preserve"> can use without ambiguity.</w:t>
       </w:r>
       <w:r>
         <w:rPr>
@@ -7371,7 +7635,43 @@
           <w:sz w:val="20"/>
           <w:szCs w:val="20"/>
         </w:rPr>
-        <w:t>A model trained on Capsules aligned to schema.org, hl7.org/fhir, and who.int/icd can operate fluently across clinical, research, and regulatory datasets in the same reasoning cycle.</w:t>
+        <w:t>A model trained on Capsules aligned to schema.org, hl7.org/</w:t>
+      </w:r>
+      <w:proofErr w:type="spellStart"/>
+      <w:r>
+        <w:rPr>
+          <w:rFonts w:eastAsia="Times New Roman" w:cs="Times New Roman"/>
+          <w:sz w:val="20"/>
+          <w:szCs w:val="20"/>
+        </w:rPr>
+        <w:t>fhir</w:t>
+      </w:r>
+      <w:proofErr w:type="spellEnd"/>
+      <w:r>
+        <w:rPr>
+          <w:rFonts w:eastAsia="Times New Roman" w:cs="Times New Roman"/>
+          <w:sz w:val="20"/>
+          <w:szCs w:val="20"/>
+        </w:rPr>
+        <w:t>, and who.int/</w:t>
+      </w:r>
+      <w:proofErr w:type="spellStart"/>
+      <w:r>
+        <w:rPr>
+          <w:rFonts w:eastAsia="Times New Roman" w:cs="Times New Roman"/>
+          <w:sz w:val="20"/>
+          <w:szCs w:val="20"/>
+        </w:rPr>
+        <w:t>icd</w:t>
+      </w:r>
+      <w:proofErr w:type="spellEnd"/>
+      <w:r>
+        <w:rPr>
+          <w:rFonts w:eastAsia="Times New Roman" w:cs="Times New Roman"/>
+          <w:sz w:val="20"/>
+          <w:szCs w:val="20"/>
+        </w:rPr>
+        <w:t xml:space="preserve"> can operate fluently across clinical, research, and regulatory datasets in the same reasoning cycle.</w:t>
       </w:r>
       <w:r>
         <w:rPr>
@@ -7643,7 +7943,61 @@
           <w:sz w:val="20"/>
           <w:szCs w:val="20"/>
         </w:rPr>
-        <w:t>Each Node represents an identifiable entity, and each Capsule asserts facts about it, referencing other Nodes through defined semantic relationships such as “authoredBy,” “treatsCondition,” or “derivedFrom.”</w:t>
+        <w:t>Each Node represents an identifiable entity, and each Capsule asserts facts about it, referencing other Nodes through defined semantic relationships such as “</w:t>
+      </w:r>
+      <w:proofErr w:type="spellStart"/>
+      <w:r>
+        <w:rPr>
+          <w:rFonts w:eastAsia="Times New Roman" w:cs="Times New Roman"/>
+          <w:sz w:val="20"/>
+          <w:szCs w:val="20"/>
+        </w:rPr>
+        <w:t>authoredBy</w:t>
+      </w:r>
+      <w:proofErr w:type="spellEnd"/>
+      <w:r>
+        <w:rPr>
+          <w:rFonts w:eastAsia="Times New Roman" w:cs="Times New Roman"/>
+          <w:sz w:val="20"/>
+          <w:szCs w:val="20"/>
+        </w:rPr>
+        <w:t>,” “</w:t>
+      </w:r>
+      <w:proofErr w:type="spellStart"/>
+      <w:r>
+        <w:rPr>
+          <w:rFonts w:eastAsia="Times New Roman" w:cs="Times New Roman"/>
+          <w:sz w:val="20"/>
+          <w:szCs w:val="20"/>
+        </w:rPr>
+        <w:t>treatsCondition</w:t>
+      </w:r>
+      <w:proofErr w:type="spellEnd"/>
+      <w:r>
+        <w:rPr>
+          <w:rFonts w:eastAsia="Times New Roman" w:cs="Times New Roman"/>
+          <w:sz w:val="20"/>
+          <w:szCs w:val="20"/>
+        </w:rPr>
+        <w:t>,” or “</w:t>
+      </w:r>
+      <w:proofErr w:type="spellStart"/>
+      <w:r>
+        <w:rPr>
+          <w:rFonts w:eastAsia="Times New Roman" w:cs="Times New Roman"/>
+          <w:sz w:val="20"/>
+          <w:szCs w:val="20"/>
+        </w:rPr>
+        <w:t>derivedFrom</w:t>
+      </w:r>
+      <w:proofErr w:type="spellEnd"/>
+      <w:r>
+        <w:rPr>
+          <w:rFonts w:eastAsia="Times New Roman" w:cs="Times New Roman"/>
+          <w:sz w:val="20"/>
+          <w:szCs w:val="20"/>
+        </w:rPr>
+        <w:t>.”</w:t>
       </w:r>
       <w:r>
         <w:rPr>
@@ -8305,15 +8659,35 @@
           <w:sz w:val="20"/>
           <w:szCs w:val="20"/>
         </w:rPr>
-        <w:t>In financial services, this architecture directly supports regulatory alignment with FFIEC guidance, OCC and CFPB supervisory expectations, SOX controls, and model risk management frameworks such as SR 11-7. Capsules can explicitly encode authoritative disclosures, eligibility criteria, jurisdictional constraints, and permitted usage contexts, allowing compliance validation to occur automatically at the data level rather than retroactively at the output level.</w:t>
-      </w:r>
-      <w:r>
-        <w:rPr>
-          <w:rFonts w:eastAsia="Times New Roman" w:cs="Times New Roman"/>
-          <w:sz w:val="20"/>
-          <w:szCs w:val="20"/>
-        </w:rPr>
-        <w:t>This built-in compliance architecture reduces both operational and ethical risk.</w:t>
+        <w:t xml:space="preserve">In financial services, this architecture directly supports regulatory alignment with FFIEC guidance, OCC and CFPB supervisory expectations, SOX controls, and model risk management frameworks such as SR 11-7. Capsules can explicitly encode authoritative disclosures, eligibility criteria, jurisdictional constraints, and permitted usage contexts, allowing compliance validation to occur automatically at the data level rather than retroactively at the output </w:t>
+      </w:r>
+      <w:proofErr w:type="spellStart"/>
+      <w:proofErr w:type="gramStart"/>
+      <w:r>
+        <w:rPr>
+          <w:rFonts w:eastAsia="Times New Roman" w:cs="Times New Roman"/>
+          <w:sz w:val="20"/>
+          <w:szCs w:val="20"/>
+        </w:rPr>
+        <w:t>level.</w:t>
+      </w:r>
+      <w:r>
+        <w:rPr>
+          <w:rFonts w:eastAsia="Times New Roman" w:cs="Times New Roman"/>
+          <w:sz w:val="20"/>
+          <w:szCs w:val="20"/>
+        </w:rPr>
+        <w:t>This</w:t>
+      </w:r>
+      <w:proofErr w:type="spellEnd"/>
+      <w:proofErr w:type="gramEnd"/>
+      <w:r>
+        <w:rPr>
+          <w:rFonts w:eastAsia="Times New Roman" w:cs="Times New Roman"/>
+          <w:sz w:val="20"/>
+          <w:szCs w:val="20"/>
+        </w:rPr>
+        <w:t xml:space="preserve"> built-in compliance architecture reduces both operational and ethical risk.</w:t>
       </w:r>
       <w:r>
         <w:rPr>
@@ -9695,7 +10069,71 @@
           <w:sz w:val="20"/>
           <w:szCs w:val="20"/>
         </w:rPr>
-        <w:t>Resolvers follow relationships among Nodes and Capsules—“authoredBy,” “derivedFrom,” “validatedBy”—to build a reasoning path that can be audited after the fact.</w:t>
+        <w:t>Resolvers follow relationships among Nodes and Capsules</w:t>
+      </w:r>
+      <w:proofErr w:type="gramStart"/>
+      <w:r>
+        <w:rPr>
+          <w:rFonts w:eastAsia="Times New Roman" w:cs="Times New Roman"/>
+          <w:sz w:val="20"/>
+          <w:szCs w:val="20"/>
+        </w:rPr>
+        <w:t>—“</w:t>
+      </w:r>
+      <w:proofErr w:type="spellStart"/>
+      <w:proofErr w:type="gramEnd"/>
+      <w:r>
+        <w:rPr>
+          <w:rFonts w:eastAsia="Times New Roman" w:cs="Times New Roman"/>
+          <w:sz w:val="20"/>
+          <w:szCs w:val="20"/>
+        </w:rPr>
+        <w:t>authoredBy</w:t>
+      </w:r>
+      <w:proofErr w:type="spellEnd"/>
+      <w:r>
+        <w:rPr>
+          <w:rFonts w:eastAsia="Times New Roman" w:cs="Times New Roman"/>
+          <w:sz w:val="20"/>
+          <w:szCs w:val="20"/>
+        </w:rPr>
+        <w:t>,” “</w:t>
+      </w:r>
+      <w:proofErr w:type="spellStart"/>
+      <w:r>
+        <w:rPr>
+          <w:rFonts w:eastAsia="Times New Roman" w:cs="Times New Roman"/>
+          <w:sz w:val="20"/>
+          <w:szCs w:val="20"/>
+        </w:rPr>
+        <w:t>derivedFrom</w:t>
+      </w:r>
+      <w:proofErr w:type="spellEnd"/>
+      <w:r>
+        <w:rPr>
+          <w:rFonts w:eastAsia="Times New Roman" w:cs="Times New Roman"/>
+          <w:sz w:val="20"/>
+          <w:szCs w:val="20"/>
+        </w:rPr>
+        <w:t>,” “</w:t>
+      </w:r>
+      <w:proofErr w:type="spellStart"/>
+      <w:r>
+        <w:rPr>
+          <w:rFonts w:eastAsia="Times New Roman" w:cs="Times New Roman"/>
+          <w:sz w:val="20"/>
+          <w:szCs w:val="20"/>
+        </w:rPr>
+        <w:t>validatedBy</w:t>
+      </w:r>
+      <w:proofErr w:type="spellEnd"/>
+      <w:r>
+        <w:rPr>
+          <w:rFonts w:eastAsia="Times New Roman" w:cs="Times New Roman"/>
+          <w:sz w:val="20"/>
+          <w:szCs w:val="20"/>
+        </w:rPr>
+        <w:t>”—to build a reasoning path that can be audited after the fact.</w:t>
       </w:r>
       <w:r>
         <w:rPr>
@@ -10276,7 +10714,25 @@
           <w:sz w:val="20"/>
           <w:szCs w:val="20"/>
         </w:rPr>
-        <w:t>Each decision—human or machine—can cite not only its sources but their corresponding trust vectors, offering regulators, auditors, and users quantitative evidence of information integrity.</w:t>
+        <w:t xml:space="preserve">Each decision—human or machine—can cite not only its sources but their corresponding trust vectors, offering regulators, auditors, and </w:t>
+      </w:r>
+      <w:proofErr w:type="gramStart"/>
+      <w:r>
+        <w:rPr>
+          <w:rFonts w:eastAsia="Times New Roman" w:cs="Times New Roman"/>
+          <w:sz w:val="20"/>
+          <w:szCs w:val="20"/>
+        </w:rPr>
+        <w:t>users</w:t>
+      </w:r>
+      <w:proofErr w:type="gramEnd"/>
+      <w:r>
+        <w:rPr>
+          <w:rFonts w:eastAsia="Times New Roman" w:cs="Times New Roman"/>
+          <w:sz w:val="20"/>
+          <w:szCs w:val="20"/>
+        </w:rPr>
+        <w:t xml:space="preserve"> quantitative evidence of information integrity.</w:t>
       </w:r>
       <w:r>
         <w:rPr>
@@ -11965,7 +12421,43 @@
           <w:szCs w:val="20"/>
         </w:rPr>
         <w:br/>
-        <w:t>The structured web of Nodes and Capsules linked by semantic relationships such as “authoredBy” or “derivedFrom.”</w:t>
+        <w:t>The structured web of Nodes and Capsules linked by semantic relationships such as “</w:t>
+      </w:r>
+      <w:proofErr w:type="spellStart"/>
+      <w:r>
+        <w:rPr>
+          <w:rFonts w:asciiTheme="majorHAnsi" w:eastAsia="Times New Roman" w:hAnsiTheme="majorHAnsi" w:cstheme="majorHAnsi"/>
+          <w:sz w:val="20"/>
+          <w:szCs w:val="20"/>
+        </w:rPr>
+        <w:t>authoredBy</w:t>
+      </w:r>
+      <w:proofErr w:type="spellEnd"/>
+      <w:r>
+        <w:rPr>
+          <w:rFonts w:asciiTheme="majorHAnsi" w:eastAsia="Times New Roman" w:hAnsiTheme="majorHAnsi" w:cstheme="majorHAnsi"/>
+          <w:sz w:val="20"/>
+          <w:szCs w:val="20"/>
+        </w:rPr>
+        <w:t>” or “</w:t>
+      </w:r>
+      <w:proofErr w:type="spellStart"/>
+      <w:r>
+        <w:rPr>
+          <w:rFonts w:asciiTheme="majorHAnsi" w:eastAsia="Times New Roman" w:hAnsiTheme="majorHAnsi" w:cstheme="majorHAnsi"/>
+          <w:sz w:val="20"/>
+          <w:szCs w:val="20"/>
+        </w:rPr>
+        <w:t>derivedFrom</w:t>
+      </w:r>
+      <w:proofErr w:type="spellEnd"/>
+      <w:r>
+        <w:rPr>
+          <w:rFonts w:asciiTheme="majorHAnsi" w:eastAsia="Times New Roman" w:hAnsiTheme="majorHAnsi" w:cstheme="majorHAnsi"/>
+          <w:sz w:val="20"/>
+          <w:szCs w:val="20"/>
+        </w:rPr>
+        <w:t>.”</w:t>
       </w:r>
       <w:r>
         <w:rPr>
@@ -12476,7 +12968,31 @@
                 <w:sz w:val="16"/>
                 <w:szCs w:val="16"/>
               </w:rPr>
-              <w:t xml:space="preserve">    "https://spec.edmcouncil.org/fibo/ontology/master/latest/",</w:t>
+              <w:t xml:space="preserve">    "https://spec.edmcouncil.org/</w:t>
+            </w:r>
+            <w:proofErr w:type="spellStart"/>
+            <w:r>
+              <w:rPr>
+                <w:rFonts w:ascii="Consolas" w:hAnsi="Consolas"/>
+                <w:b/>
+                <w:bCs/>
+                <w:color w:val="365F91" w:themeColor="accent1" w:themeShade="BF"/>
+                <w:sz w:val="16"/>
+                <w:szCs w:val="16"/>
+              </w:rPr>
+              <w:t>fibo</w:t>
+            </w:r>
+            <w:proofErr w:type="spellEnd"/>
+            <w:r>
+              <w:rPr>
+                <w:rFonts w:ascii="Consolas" w:hAnsi="Consolas"/>
+                <w:b/>
+                <w:bCs/>
+                <w:color w:val="365F91" w:themeColor="accent1" w:themeShade="BF"/>
+                <w:sz w:val="16"/>
+                <w:szCs w:val="16"/>
+              </w:rPr>
+              <w:t>/ontology/master/latest/",</w:t>
             </w:r>
           </w:p>
           <w:p>
@@ -12545,7 +13061,31 @@
                 <w:sz w:val="16"/>
                 <w:szCs w:val="16"/>
               </w:rPr>
-              <w:t xml:space="preserve">  "@type": "FinancialProduct",</w:t>
+              <w:t xml:space="preserve">  "@type": "</w:t>
+            </w:r>
+            <w:proofErr w:type="spellStart"/>
+            <w:r>
+              <w:rPr>
+                <w:rFonts w:ascii="Consolas" w:hAnsi="Consolas"/>
+                <w:b/>
+                <w:bCs/>
+                <w:color w:val="365F91" w:themeColor="accent1" w:themeShade="BF"/>
+                <w:sz w:val="16"/>
+                <w:szCs w:val="16"/>
+              </w:rPr>
+              <w:t>FinancialProduct</w:t>
+            </w:r>
+            <w:proofErr w:type="spellEnd"/>
+            <w:r>
+              <w:rPr>
+                <w:rFonts w:ascii="Consolas" w:hAnsi="Consolas"/>
+                <w:b/>
+                <w:bCs/>
+                <w:color w:val="365F91" w:themeColor="accent1" w:themeShade="BF"/>
+                <w:sz w:val="16"/>
+                <w:szCs w:val="16"/>
+              </w:rPr>
+              <w:t>",</w:t>
             </w:r>
           </w:p>
           <w:p>
@@ -12568,7 +13108,81 @@
                 <w:sz w:val="16"/>
                 <w:szCs w:val="16"/>
               </w:rPr>
-              <w:t xml:space="preserve">  "@id": "agentnet:node:finance/product:boise-river-cu-debit-card",</w:t>
+              <w:t xml:space="preserve">  "@id": "</w:t>
+            </w:r>
+            <w:proofErr w:type="spellStart"/>
+            <w:proofErr w:type="gramStart"/>
+            <w:r>
+              <w:rPr>
+                <w:rFonts w:ascii="Consolas" w:hAnsi="Consolas"/>
+                <w:b/>
+                <w:bCs/>
+                <w:color w:val="365F91" w:themeColor="accent1" w:themeShade="BF"/>
+                <w:sz w:val="16"/>
+                <w:szCs w:val="16"/>
+              </w:rPr>
+              <w:t>agentnet:node</w:t>
+            </w:r>
+            <w:proofErr w:type="gramEnd"/>
+            <w:r>
+              <w:rPr>
+                <w:rFonts w:ascii="Consolas" w:hAnsi="Consolas"/>
+                <w:b/>
+                <w:bCs/>
+                <w:color w:val="365F91" w:themeColor="accent1" w:themeShade="BF"/>
+                <w:sz w:val="16"/>
+                <w:szCs w:val="16"/>
+              </w:rPr>
+              <w:t>:finance</w:t>
+            </w:r>
+            <w:proofErr w:type="spellEnd"/>
+            <w:r>
+              <w:rPr>
+                <w:rFonts w:ascii="Consolas" w:hAnsi="Consolas"/>
+                <w:b/>
+                <w:bCs/>
+                <w:color w:val="365F91" w:themeColor="accent1" w:themeShade="BF"/>
+                <w:sz w:val="16"/>
+                <w:szCs w:val="16"/>
+              </w:rPr>
+              <w:t>/</w:t>
+            </w:r>
+            <w:proofErr w:type="spellStart"/>
+            <w:proofErr w:type="gramStart"/>
+            <w:r>
+              <w:rPr>
+                <w:rFonts w:ascii="Consolas" w:hAnsi="Consolas"/>
+                <w:b/>
+                <w:bCs/>
+                <w:color w:val="365F91" w:themeColor="accent1" w:themeShade="BF"/>
+                <w:sz w:val="16"/>
+                <w:szCs w:val="16"/>
+              </w:rPr>
+              <w:t>product:boise</w:t>
+            </w:r>
+            <w:proofErr w:type="gramEnd"/>
+            <w:r>
+              <w:rPr>
+                <w:rFonts w:ascii="Consolas" w:hAnsi="Consolas"/>
+                <w:b/>
+                <w:bCs/>
+                <w:color w:val="365F91" w:themeColor="accent1" w:themeShade="BF"/>
+                <w:sz w:val="16"/>
+                <w:szCs w:val="16"/>
+              </w:rPr>
+              <w:t>-river-cu-debit-card</w:t>
+            </w:r>
+            <w:proofErr w:type="spellEnd"/>
+            <w:r>
+              <w:rPr>
+                <w:rFonts w:ascii="Consolas" w:hAnsi="Consolas"/>
+                <w:b/>
+                <w:bCs/>
+                <w:color w:val="365F91" w:themeColor="accent1" w:themeShade="BF"/>
+                <w:sz w:val="16"/>
+                <w:szCs w:val="16"/>
+              </w:rPr>
+              <w:t>",</w:t>
             </w:r>
           </w:p>
           <w:p>
@@ -12614,7 +13228,31 @@
                 <w:sz w:val="16"/>
                 <w:szCs w:val="16"/>
               </w:rPr>
-              <w:t xml:space="preserve">  "description": "A consumer debit card product issued by Boise River Credit Union and processed on the InterMountain Debit Network.",</w:t>
+              <w:t xml:space="preserve">  "description": "A consumer debit card product issued by Boise River Credit Union and processed on the </w:t>
+            </w:r>
+            <w:proofErr w:type="spellStart"/>
+            <w:r>
+              <w:rPr>
+                <w:rFonts w:ascii="Consolas" w:hAnsi="Consolas"/>
+                <w:b/>
+                <w:bCs/>
+                <w:color w:val="365F91" w:themeColor="accent1" w:themeShade="BF"/>
+                <w:sz w:val="16"/>
+                <w:szCs w:val="16"/>
+              </w:rPr>
+              <w:t>InterMountain</w:t>
+            </w:r>
+            <w:proofErr w:type="spellEnd"/>
+            <w:r>
+              <w:rPr>
+                <w:rFonts w:ascii="Consolas" w:hAnsi="Consolas"/>
+                <w:b/>
+                <w:bCs/>
+                <w:color w:val="365F91" w:themeColor="accent1" w:themeShade="BF"/>
+                <w:sz w:val="16"/>
+                <w:szCs w:val="16"/>
+              </w:rPr>
+              <w:t xml:space="preserve"> Debit Network.",</w:t>
             </w:r>
           </w:p>
           <w:p>
@@ -12637,7 +13275,31 @@
                 <w:sz w:val="16"/>
                 <w:szCs w:val="16"/>
               </w:rPr>
-              <w:t xml:space="preserve">  "category": "DebitCard",</w:t>
+              <w:t xml:space="preserve">  "category": "</w:t>
+            </w:r>
+            <w:proofErr w:type="spellStart"/>
+            <w:r>
+              <w:rPr>
+                <w:rFonts w:ascii="Consolas" w:hAnsi="Consolas"/>
+                <w:b/>
+                <w:bCs/>
+                <w:color w:val="365F91" w:themeColor="accent1" w:themeShade="BF"/>
+                <w:sz w:val="16"/>
+                <w:szCs w:val="16"/>
+              </w:rPr>
+              <w:t>DebitCard</w:t>
+            </w:r>
+            <w:proofErr w:type="spellEnd"/>
+            <w:r>
+              <w:rPr>
+                <w:rFonts w:ascii="Consolas" w:hAnsi="Consolas"/>
+                <w:b/>
+                <w:bCs/>
+                <w:color w:val="365F91" w:themeColor="accent1" w:themeShade="BF"/>
+                <w:sz w:val="16"/>
+                <w:szCs w:val="16"/>
+              </w:rPr>
+              <w:t>",</w:t>
             </w:r>
           </w:p>
           <w:p>
@@ -12683,7 +13345,81 @@
                 <w:sz w:val="16"/>
                 <w:szCs w:val="16"/>
               </w:rPr>
-              <w:t xml:space="preserve">    "@id": "agentnet:node:finance/org:boise-river-credit-union",</w:t>
+              <w:t xml:space="preserve">    "@id": "</w:t>
+            </w:r>
+            <w:proofErr w:type="spellStart"/>
+            <w:proofErr w:type="gramStart"/>
+            <w:r>
+              <w:rPr>
+                <w:rFonts w:ascii="Consolas" w:hAnsi="Consolas"/>
+                <w:b/>
+                <w:bCs/>
+                <w:color w:val="365F91" w:themeColor="accent1" w:themeShade="BF"/>
+                <w:sz w:val="16"/>
+                <w:szCs w:val="16"/>
+              </w:rPr>
+              <w:t>agentnet:node</w:t>
+            </w:r>
+            <w:proofErr w:type="gramEnd"/>
+            <w:r>
+              <w:rPr>
+                <w:rFonts w:ascii="Consolas" w:hAnsi="Consolas"/>
+                <w:b/>
+                <w:bCs/>
+                <w:color w:val="365F91" w:themeColor="accent1" w:themeShade="BF"/>
+                <w:sz w:val="16"/>
+                <w:szCs w:val="16"/>
+              </w:rPr>
+              <w:t>:finance</w:t>
+            </w:r>
+            <w:proofErr w:type="spellEnd"/>
+            <w:r>
+              <w:rPr>
+                <w:rFonts w:ascii="Consolas" w:hAnsi="Consolas"/>
+                <w:b/>
+                <w:bCs/>
+                <w:color w:val="365F91" w:themeColor="accent1" w:themeShade="BF"/>
+                <w:sz w:val="16"/>
+                <w:szCs w:val="16"/>
+              </w:rPr>
+              <w:t>/</w:t>
+            </w:r>
+            <w:proofErr w:type="spellStart"/>
+            <w:proofErr w:type="gramStart"/>
+            <w:r>
+              <w:rPr>
+                <w:rFonts w:ascii="Consolas" w:hAnsi="Consolas"/>
+                <w:b/>
+                <w:bCs/>
+                <w:color w:val="365F91" w:themeColor="accent1" w:themeShade="BF"/>
+                <w:sz w:val="16"/>
+                <w:szCs w:val="16"/>
+              </w:rPr>
+              <w:t>org:boise</w:t>
+            </w:r>
+            <w:proofErr w:type="gramEnd"/>
+            <w:r>
+              <w:rPr>
+                <w:rFonts w:ascii="Consolas" w:hAnsi="Consolas"/>
+                <w:b/>
+                <w:bCs/>
+                <w:color w:val="365F91" w:themeColor="accent1" w:themeShade="BF"/>
+                <w:sz w:val="16"/>
+                <w:szCs w:val="16"/>
+              </w:rPr>
+              <w:t>-river-credit-union</w:t>
+            </w:r>
+            <w:proofErr w:type="spellEnd"/>
+            <w:r>
+              <w:rPr>
+                <w:rFonts w:ascii="Consolas" w:hAnsi="Consolas"/>
+                <w:b/>
+                <w:bCs/>
+                <w:color w:val="365F91" w:themeColor="accent1" w:themeShade="BF"/>
+                <w:sz w:val="16"/>
+                <w:szCs w:val="16"/>
+              </w:rPr>
+              <w:t>",</w:t>
             </w:r>
           </w:p>
           <w:p>
@@ -12706,7 +13442,31 @@
                 <w:sz w:val="16"/>
                 <w:szCs w:val="16"/>
               </w:rPr>
-              <w:t xml:space="preserve">    "@type": "CreditUnion",</w:t>
+              <w:t xml:space="preserve">    "@type": "</w:t>
+            </w:r>
+            <w:proofErr w:type="spellStart"/>
+            <w:r>
+              <w:rPr>
+                <w:rFonts w:ascii="Consolas" w:hAnsi="Consolas"/>
+                <w:b/>
+                <w:bCs/>
+                <w:color w:val="365F91" w:themeColor="accent1" w:themeShade="BF"/>
+                <w:sz w:val="16"/>
+                <w:szCs w:val="16"/>
+              </w:rPr>
+              <w:t>CreditUnion</w:t>
+            </w:r>
+            <w:proofErr w:type="spellEnd"/>
+            <w:r>
+              <w:rPr>
+                <w:rFonts w:ascii="Consolas" w:hAnsi="Consolas"/>
+                <w:b/>
+                <w:bCs/>
+                <w:color w:val="365F91" w:themeColor="accent1" w:themeShade="BF"/>
+                <w:sz w:val="16"/>
+                <w:szCs w:val="16"/>
+              </w:rPr>
+              <w:t>",</w:t>
             </w:r>
           </w:p>
           <w:p>
@@ -12775,7 +13535,31 @@
                 <w:sz w:val="16"/>
                 <w:szCs w:val="16"/>
               </w:rPr>
-              <w:t xml:space="preserve">  "isRelatedTo": {</w:t>
+              <w:t xml:space="preserve">  "</w:t>
+            </w:r>
+            <w:proofErr w:type="spellStart"/>
+            <w:r>
+              <w:rPr>
+                <w:rFonts w:ascii="Consolas" w:hAnsi="Consolas"/>
+                <w:b/>
+                <w:bCs/>
+                <w:color w:val="365F91" w:themeColor="accent1" w:themeShade="BF"/>
+                <w:sz w:val="16"/>
+                <w:szCs w:val="16"/>
+              </w:rPr>
+              <w:t>isRelatedTo</w:t>
+            </w:r>
+            <w:proofErr w:type="spellEnd"/>
+            <w:r>
+              <w:rPr>
+                <w:rFonts w:ascii="Consolas" w:hAnsi="Consolas"/>
+                <w:b/>
+                <w:bCs/>
+                <w:color w:val="365F91" w:themeColor="accent1" w:themeShade="BF"/>
+                <w:sz w:val="16"/>
+                <w:szCs w:val="16"/>
+              </w:rPr>
+              <w:t>": {</w:t>
             </w:r>
           </w:p>
           <w:p>
@@ -12798,7 +13582,81 @@
                 <w:sz w:val="16"/>
                 <w:szCs w:val="16"/>
               </w:rPr>
-              <w:t xml:space="preserve">    "@id": "agentnet:node:finance/network:intermountain-debit-network",</w:t>
+              <w:t xml:space="preserve">    "@id": "</w:t>
+            </w:r>
+            <w:proofErr w:type="spellStart"/>
+            <w:proofErr w:type="gramStart"/>
+            <w:r>
+              <w:rPr>
+                <w:rFonts w:ascii="Consolas" w:hAnsi="Consolas"/>
+                <w:b/>
+                <w:bCs/>
+                <w:color w:val="365F91" w:themeColor="accent1" w:themeShade="BF"/>
+                <w:sz w:val="16"/>
+                <w:szCs w:val="16"/>
+              </w:rPr>
+              <w:t>agentnet:node</w:t>
+            </w:r>
+            <w:proofErr w:type="gramEnd"/>
+            <w:r>
+              <w:rPr>
+                <w:rFonts w:ascii="Consolas" w:hAnsi="Consolas"/>
+                <w:b/>
+                <w:bCs/>
+                <w:color w:val="365F91" w:themeColor="accent1" w:themeShade="BF"/>
+                <w:sz w:val="16"/>
+                <w:szCs w:val="16"/>
+              </w:rPr>
+              <w:t>:finance</w:t>
+            </w:r>
+            <w:proofErr w:type="spellEnd"/>
+            <w:r>
+              <w:rPr>
+                <w:rFonts w:ascii="Consolas" w:hAnsi="Consolas"/>
+                <w:b/>
+                <w:bCs/>
+                <w:color w:val="365F91" w:themeColor="accent1" w:themeShade="BF"/>
+                <w:sz w:val="16"/>
+                <w:szCs w:val="16"/>
+              </w:rPr>
+              <w:t>/</w:t>
+            </w:r>
+            <w:proofErr w:type="spellStart"/>
+            <w:proofErr w:type="gramStart"/>
+            <w:r>
+              <w:rPr>
+                <w:rFonts w:ascii="Consolas" w:hAnsi="Consolas"/>
+                <w:b/>
+                <w:bCs/>
+                <w:color w:val="365F91" w:themeColor="accent1" w:themeShade="BF"/>
+                <w:sz w:val="16"/>
+                <w:szCs w:val="16"/>
+              </w:rPr>
+              <w:t>network:intermountain</w:t>
+            </w:r>
+            <w:proofErr w:type="gramEnd"/>
+            <w:r>
+              <w:rPr>
+                <w:rFonts w:ascii="Consolas" w:hAnsi="Consolas"/>
+                <w:b/>
+                <w:bCs/>
+                <w:color w:val="365F91" w:themeColor="accent1" w:themeShade="BF"/>
+                <w:sz w:val="16"/>
+                <w:szCs w:val="16"/>
+              </w:rPr>
+              <w:t>-debit-network</w:t>
+            </w:r>
+            <w:proofErr w:type="spellEnd"/>
+            <w:r>
+              <w:rPr>
+                <w:rFonts w:ascii="Consolas" w:hAnsi="Consolas"/>
+                <w:b/>
+                <w:bCs/>
+                <w:color w:val="365F91" w:themeColor="accent1" w:themeShade="BF"/>
+                <w:sz w:val="16"/>
+                <w:szCs w:val="16"/>
+              </w:rPr>
+              <w:t>",</w:t>
             </w:r>
           </w:p>
           <w:p>
@@ -12844,7 +13702,31 @@
                 <w:sz w:val="16"/>
                 <w:szCs w:val="16"/>
               </w:rPr>
-              <w:t xml:space="preserve">    "name": "InterMountain Debit Network"</w:t>
+              <w:t xml:space="preserve">    "name": "</w:t>
+            </w:r>
+            <w:proofErr w:type="spellStart"/>
+            <w:r>
+              <w:rPr>
+                <w:rFonts w:ascii="Consolas" w:hAnsi="Consolas"/>
+                <w:b/>
+                <w:bCs/>
+                <w:color w:val="365F91" w:themeColor="accent1" w:themeShade="BF"/>
+                <w:sz w:val="16"/>
+                <w:szCs w:val="16"/>
+              </w:rPr>
+              <w:t>InterMountain</w:t>
+            </w:r>
+            <w:proofErr w:type="spellEnd"/>
+            <w:r>
+              <w:rPr>
+                <w:rFonts w:ascii="Consolas" w:hAnsi="Consolas"/>
+                <w:b/>
+                <w:bCs/>
+                <w:color w:val="365F91" w:themeColor="accent1" w:themeShade="BF"/>
+                <w:sz w:val="16"/>
+                <w:szCs w:val="16"/>
+              </w:rPr>
+              <w:t xml:space="preserve"> Debit Network"</w:t>
             </w:r>
           </w:p>
           <w:p>
@@ -12890,7 +13772,31 @@
                 <w:sz w:val="16"/>
                 <w:szCs w:val="16"/>
               </w:rPr>
-              <w:t xml:space="preserve">  "areaServed": {</w:t>
+              <w:t xml:space="preserve">  "</w:t>
+            </w:r>
+            <w:proofErr w:type="spellStart"/>
+            <w:r>
+              <w:rPr>
+                <w:rFonts w:ascii="Consolas" w:hAnsi="Consolas"/>
+                <w:b/>
+                <w:bCs/>
+                <w:color w:val="365F91" w:themeColor="accent1" w:themeShade="BF"/>
+                <w:sz w:val="16"/>
+                <w:szCs w:val="16"/>
+              </w:rPr>
+              <w:t>areaServed</w:t>
+            </w:r>
+            <w:proofErr w:type="spellEnd"/>
+            <w:r>
+              <w:rPr>
+                <w:rFonts w:ascii="Consolas" w:hAnsi="Consolas"/>
+                <w:b/>
+                <w:bCs/>
+                <w:color w:val="365F91" w:themeColor="accent1" w:themeShade="BF"/>
+                <w:sz w:val="16"/>
+                <w:szCs w:val="16"/>
+              </w:rPr>
+              <w:t>": {</w:t>
             </w:r>
           </w:p>
           <w:p>
@@ -12913,7 +13819,31 @@
                 <w:sz w:val="16"/>
                 <w:szCs w:val="16"/>
               </w:rPr>
-              <w:t xml:space="preserve">    "@type": "AdministrativeArea",</w:t>
+              <w:t xml:space="preserve">    "@type": "</w:t>
+            </w:r>
+            <w:proofErr w:type="spellStart"/>
+            <w:r>
+              <w:rPr>
+                <w:rFonts w:ascii="Consolas" w:hAnsi="Consolas"/>
+                <w:b/>
+                <w:bCs/>
+                <w:color w:val="365F91" w:themeColor="accent1" w:themeShade="BF"/>
+                <w:sz w:val="16"/>
+                <w:szCs w:val="16"/>
+              </w:rPr>
+              <w:t>AdministrativeArea</w:t>
+            </w:r>
+            <w:proofErr w:type="spellEnd"/>
+            <w:r>
+              <w:rPr>
+                <w:rFonts w:ascii="Consolas" w:hAnsi="Consolas"/>
+                <w:b/>
+                <w:bCs/>
+                <w:color w:val="365F91" w:themeColor="accent1" w:themeShade="BF"/>
+                <w:sz w:val="16"/>
+                <w:szCs w:val="16"/>
+              </w:rPr>
+              <w:t>",</w:t>
             </w:r>
           </w:p>
           <w:p>
@@ -12959,7 +13889,31 @@
                 <w:sz w:val="16"/>
                 <w:szCs w:val="16"/>
               </w:rPr>
-              <w:t xml:space="preserve">    "addressCountry": "US"</w:t>
+              <w:t xml:space="preserve">    "</w:t>
+            </w:r>
+            <w:proofErr w:type="spellStart"/>
+            <w:r>
+              <w:rPr>
+                <w:rFonts w:ascii="Consolas" w:hAnsi="Consolas"/>
+                <w:b/>
+                <w:bCs/>
+                <w:color w:val="365F91" w:themeColor="accent1" w:themeShade="BF"/>
+                <w:sz w:val="16"/>
+                <w:szCs w:val="16"/>
+              </w:rPr>
+              <w:t>addressCountry</w:t>
+            </w:r>
+            <w:proofErr w:type="spellEnd"/>
+            <w:r>
+              <w:rPr>
+                <w:rFonts w:ascii="Consolas" w:hAnsi="Consolas"/>
+                <w:b/>
+                <w:bCs/>
+                <w:color w:val="365F91" w:themeColor="accent1" w:themeShade="BF"/>
+                <w:sz w:val="16"/>
+                <w:szCs w:val="16"/>
+              </w:rPr>
+              <w:t>": "US"</w:t>
             </w:r>
           </w:p>
           <w:p>
@@ -13005,7 +13959,31 @@
                 <w:sz w:val="16"/>
                 <w:szCs w:val="16"/>
               </w:rPr>
-              <w:t xml:space="preserve">  "feesAndCommissionsSpecification": [</w:t>
+              <w:t xml:space="preserve">  "</w:t>
+            </w:r>
+            <w:proofErr w:type="spellStart"/>
+            <w:r>
+              <w:rPr>
+                <w:rFonts w:ascii="Consolas" w:hAnsi="Consolas"/>
+                <w:b/>
+                <w:bCs/>
+                <w:color w:val="365F91" w:themeColor="accent1" w:themeShade="BF"/>
+                <w:sz w:val="16"/>
+                <w:szCs w:val="16"/>
+              </w:rPr>
+              <w:t>feesAndCommissionsSpecification</w:t>
+            </w:r>
+            <w:proofErr w:type="spellEnd"/>
+            <w:r>
+              <w:rPr>
+                <w:rFonts w:ascii="Consolas" w:hAnsi="Consolas"/>
+                <w:b/>
+                <w:bCs/>
+                <w:color w:val="365F91" w:themeColor="accent1" w:themeShade="BF"/>
+                <w:sz w:val="16"/>
+                <w:szCs w:val="16"/>
+              </w:rPr>
+              <w:t>": [</w:t>
             </w:r>
           </w:p>
           <w:p>
@@ -13051,7 +14029,31 @@
                 <w:sz w:val="16"/>
                 <w:szCs w:val="16"/>
               </w:rPr>
-              <w:t xml:space="preserve">      "@type": "PriceSpecification",</w:t>
+              <w:t xml:space="preserve">      "@type": "</w:t>
+            </w:r>
+            <w:proofErr w:type="spellStart"/>
+            <w:r>
+              <w:rPr>
+                <w:rFonts w:ascii="Consolas" w:hAnsi="Consolas"/>
+                <w:b/>
+                <w:bCs/>
+                <w:color w:val="365F91" w:themeColor="accent1" w:themeShade="BF"/>
+                <w:sz w:val="16"/>
+                <w:szCs w:val="16"/>
+              </w:rPr>
+              <w:t>PriceSpecification</w:t>
+            </w:r>
+            <w:proofErr w:type="spellEnd"/>
+            <w:r>
+              <w:rPr>
+                <w:rFonts w:ascii="Consolas" w:hAnsi="Consolas"/>
+                <w:b/>
+                <w:bCs/>
+                <w:color w:val="365F91" w:themeColor="accent1" w:themeShade="BF"/>
+                <w:sz w:val="16"/>
+                <w:szCs w:val="16"/>
+              </w:rPr>
+              <w:t>",</w:t>
             </w:r>
           </w:p>
           <w:p>
@@ -13120,7 +14122,31 @@
                 <w:sz w:val="16"/>
                 <w:szCs w:val="16"/>
               </w:rPr>
-              <w:t xml:space="preserve">      "priceCurrency": "USD",</w:t>
+              <w:t xml:space="preserve">      "</w:t>
+            </w:r>
+            <w:proofErr w:type="spellStart"/>
+            <w:r>
+              <w:rPr>
+                <w:rFonts w:ascii="Consolas" w:hAnsi="Consolas"/>
+                <w:b/>
+                <w:bCs/>
+                <w:color w:val="365F91" w:themeColor="accent1" w:themeShade="BF"/>
+                <w:sz w:val="16"/>
+                <w:szCs w:val="16"/>
+              </w:rPr>
+              <w:t>priceCurrency</w:t>
+            </w:r>
+            <w:proofErr w:type="spellEnd"/>
+            <w:r>
+              <w:rPr>
+                <w:rFonts w:ascii="Consolas" w:hAnsi="Consolas"/>
+                <w:b/>
+                <w:bCs/>
+                <w:color w:val="365F91" w:themeColor="accent1" w:themeShade="BF"/>
+                <w:sz w:val="16"/>
+                <w:szCs w:val="16"/>
+              </w:rPr>
+              <w:t>": "USD",</w:t>
             </w:r>
           </w:p>
           <w:p>
@@ -13212,7 +14238,31 @@
                 <w:sz w:val="16"/>
                 <w:szCs w:val="16"/>
               </w:rPr>
-              <w:t xml:space="preserve">      "@type": "PriceSpecification",</w:t>
+              <w:t xml:space="preserve">      "@type": "</w:t>
+            </w:r>
+            <w:proofErr w:type="spellStart"/>
+            <w:r>
+              <w:rPr>
+                <w:rFonts w:ascii="Consolas" w:hAnsi="Consolas"/>
+                <w:b/>
+                <w:bCs/>
+                <w:color w:val="365F91" w:themeColor="accent1" w:themeShade="BF"/>
+                <w:sz w:val="16"/>
+                <w:szCs w:val="16"/>
+              </w:rPr>
+              <w:t>PriceSpecification</w:t>
+            </w:r>
+            <w:proofErr w:type="spellEnd"/>
+            <w:r>
+              <w:rPr>
+                <w:rFonts w:ascii="Consolas" w:hAnsi="Consolas"/>
+                <w:b/>
+                <w:bCs/>
+                <w:color w:val="365F91" w:themeColor="accent1" w:themeShade="BF"/>
+                <w:sz w:val="16"/>
+                <w:szCs w:val="16"/>
+              </w:rPr>
+              <w:t>",</w:t>
             </w:r>
           </w:p>
           <w:p>
@@ -13281,7 +14331,31 @@
                 <w:sz w:val="16"/>
                 <w:szCs w:val="16"/>
               </w:rPr>
-              <w:t xml:space="preserve">      "priceCurrency": "USD",</w:t>
+              <w:t xml:space="preserve">      "</w:t>
+            </w:r>
+            <w:proofErr w:type="spellStart"/>
+            <w:r>
+              <w:rPr>
+                <w:rFonts w:ascii="Consolas" w:hAnsi="Consolas"/>
+                <w:b/>
+                <w:bCs/>
+                <w:color w:val="365F91" w:themeColor="accent1" w:themeShade="BF"/>
+                <w:sz w:val="16"/>
+                <w:szCs w:val="16"/>
+              </w:rPr>
+              <w:t>priceCurrency</w:t>
+            </w:r>
+            <w:proofErr w:type="spellEnd"/>
+            <w:r>
+              <w:rPr>
+                <w:rFonts w:ascii="Consolas" w:hAnsi="Consolas"/>
+                <w:b/>
+                <w:bCs/>
+                <w:color w:val="365F91" w:themeColor="accent1" w:themeShade="BF"/>
+                <w:sz w:val="16"/>
+                <w:szCs w:val="16"/>
+              </w:rPr>
+              <w:t>": "USD",</w:t>
             </w:r>
           </w:p>
           <w:p>
@@ -13373,7 +14447,31 @@
                 <w:sz w:val="16"/>
                 <w:szCs w:val="16"/>
               </w:rPr>
-              <w:t xml:space="preserve">      "@type": "PriceSpecification",</w:t>
+              <w:t xml:space="preserve">      "@type": "</w:t>
+            </w:r>
+            <w:proofErr w:type="spellStart"/>
+            <w:r>
+              <w:rPr>
+                <w:rFonts w:ascii="Consolas" w:hAnsi="Consolas"/>
+                <w:b/>
+                <w:bCs/>
+                <w:color w:val="365F91" w:themeColor="accent1" w:themeShade="BF"/>
+                <w:sz w:val="16"/>
+                <w:szCs w:val="16"/>
+              </w:rPr>
+              <w:t>PriceSpecification</w:t>
+            </w:r>
+            <w:proofErr w:type="spellEnd"/>
+            <w:r>
+              <w:rPr>
+                <w:rFonts w:ascii="Consolas" w:hAnsi="Consolas"/>
+                <w:b/>
+                <w:bCs/>
+                <w:color w:val="365F91" w:themeColor="accent1" w:themeShade="BF"/>
+                <w:sz w:val="16"/>
+                <w:szCs w:val="16"/>
+              </w:rPr>
+              <w:t>",</w:t>
             </w:r>
           </w:p>
           <w:p>
@@ -13442,7 +14540,31 @@
                 <w:sz w:val="16"/>
                 <w:szCs w:val="16"/>
               </w:rPr>
-              <w:t xml:space="preserve">      "priceCurrency": "USD",</w:t>
+              <w:t xml:space="preserve">      "</w:t>
+            </w:r>
+            <w:proofErr w:type="spellStart"/>
+            <w:r>
+              <w:rPr>
+                <w:rFonts w:ascii="Consolas" w:hAnsi="Consolas"/>
+                <w:b/>
+                <w:bCs/>
+                <w:color w:val="365F91" w:themeColor="accent1" w:themeShade="BF"/>
+                <w:sz w:val="16"/>
+                <w:szCs w:val="16"/>
+              </w:rPr>
+              <w:t>priceCurrency</w:t>
+            </w:r>
+            <w:proofErr w:type="spellEnd"/>
+            <w:r>
+              <w:rPr>
+                <w:rFonts w:ascii="Consolas" w:hAnsi="Consolas"/>
+                <w:b/>
+                <w:bCs/>
+                <w:color w:val="365F91" w:themeColor="accent1" w:themeShade="BF"/>
+                <w:sz w:val="16"/>
+                <w:szCs w:val="16"/>
+              </w:rPr>
+              <w:t>": "USD",</w:t>
             </w:r>
           </w:p>
           <w:p>
@@ -13534,7 +14656,31 @@
                 <w:sz w:val="16"/>
                 <w:szCs w:val="16"/>
               </w:rPr>
-              <w:t xml:space="preserve">  "termsOfService": "Overdraft services and fee waivers are subject to eligibility and account standing.",</w:t>
+              <w:t xml:space="preserve">  "</w:t>
+            </w:r>
+            <w:proofErr w:type="spellStart"/>
+            <w:r>
+              <w:rPr>
+                <w:rFonts w:ascii="Consolas" w:hAnsi="Consolas"/>
+                <w:b/>
+                <w:bCs/>
+                <w:color w:val="365F91" w:themeColor="accent1" w:themeShade="BF"/>
+                <w:sz w:val="16"/>
+                <w:szCs w:val="16"/>
+              </w:rPr>
+              <w:t>termsOfService</w:t>
+            </w:r>
+            <w:proofErr w:type="spellEnd"/>
+            <w:r>
+              <w:rPr>
+                <w:rFonts w:ascii="Consolas" w:hAnsi="Consolas"/>
+                <w:b/>
+                <w:bCs/>
+                <w:color w:val="365F91" w:themeColor="accent1" w:themeShade="BF"/>
+                <w:sz w:val="16"/>
+                <w:szCs w:val="16"/>
+              </w:rPr>
+              <w:t>": "Overdraft services and fee waivers are subject to eligibility and account standing.",</w:t>
             </w:r>
           </w:p>
           <w:p>
@@ -13557,7 +14703,31 @@
                 <w:sz w:val="16"/>
                 <w:szCs w:val="16"/>
               </w:rPr>
-              <w:t xml:space="preserve">  "additionalProperty": [</w:t>
+              <w:t xml:space="preserve">  "</w:t>
+            </w:r>
+            <w:proofErr w:type="spellStart"/>
+            <w:r>
+              <w:rPr>
+                <w:rFonts w:ascii="Consolas" w:hAnsi="Consolas"/>
+                <w:b/>
+                <w:bCs/>
+                <w:color w:val="365F91" w:themeColor="accent1" w:themeShade="BF"/>
+                <w:sz w:val="16"/>
+                <w:szCs w:val="16"/>
+              </w:rPr>
+              <w:t>additionalProperty</w:t>
+            </w:r>
+            <w:proofErr w:type="spellEnd"/>
+            <w:r>
+              <w:rPr>
+                <w:rFonts w:ascii="Consolas" w:hAnsi="Consolas"/>
+                <w:b/>
+                <w:bCs/>
+                <w:color w:val="365F91" w:themeColor="accent1" w:themeShade="BF"/>
+                <w:sz w:val="16"/>
+                <w:szCs w:val="16"/>
+              </w:rPr>
+              <w:t>": [</w:t>
             </w:r>
           </w:p>
           <w:p>
@@ -13603,7 +14773,31 @@
                 <w:sz w:val="16"/>
                 <w:szCs w:val="16"/>
               </w:rPr>
-              <w:t xml:space="preserve">      "@type": "PropertyValue",</w:t>
+              <w:t xml:space="preserve">      "@type": "</w:t>
+            </w:r>
+            <w:proofErr w:type="spellStart"/>
+            <w:r>
+              <w:rPr>
+                <w:rFonts w:ascii="Consolas" w:hAnsi="Consolas"/>
+                <w:b/>
+                <w:bCs/>
+                <w:color w:val="365F91" w:themeColor="accent1" w:themeShade="BF"/>
+                <w:sz w:val="16"/>
+                <w:szCs w:val="16"/>
+              </w:rPr>
+              <w:t>PropertyValue</w:t>
+            </w:r>
+            <w:proofErr w:type="spellEnd"/>
+            <w:r>
+              <w:rPr>
+                <w:rFonts w:ascii="Consolas" w:hAnsi="Consolas"/>
+                <w:b/>
+                <w:bCs/>
+                <w:color w:val="365F91" w:themeColor="accent1" w:themeShade="BF"/>
+                <w:sz w:val="16"/>
+                <w:szCs w:val="16"/>
+              </w:rPr>
+              <w:t>",</w:t>
             </w:r>
           </w:p>
           <w:p>
@@ -13626,7 +14820,31 @@
                 <w:sz w:val="16"/>
                 <w:szCs w:val="16"/>
               </w:rPr>
-              <w:t xml:space="preserve">      "name": "OverdraftFeeWaived",</w:t>
+              <w:t xml:space="preserve">      "name": "</w:t>
+            </w:r>
+            <w:proofErr w:type="spellStart"/>
+            <w:r>
+              <w:rPr>
+                <w:rFonts w:ascii="Consolas" w:hAnsi="Consolas"/>
+                <w:b/>
+                <w:bCs/>
+                <w:color w:val="365F91" w:themeColor="accent1" w:themeShade="BF"/>
+                <w:sz w:val="16"/>
+                <w:szCs w:val="16"/>
+              </w:rPr>
+              <w:t>OverdraftFeeWaived</w:t>
+            </w:r>
+            <w:proofErr w:type="spellEnd"/>
+            <w:r>
+              <w:rPr>
+                <w:rFonts w:ascii="Consolas" w:hAnsi="Consolas"/>
+                <w:b/>
+                <w:bCs/>
+                <w:color w:val="365F91" w:themeColor="accent1" w:themeShade="BF"/>
+                <w:sz w:val="16"/>
+                <w:szCs w:val="16"/>
+              </w:rPr>
+              <w:t>",</w:t>
             </w:r>
           </w:p>
           <w:p>
@@ -13718,7 +14936,31 @@
                 <w:sz w:val="16"/>
                 <w:szCs w:val="16"/>
               </w:rPr>
-              <w:t xml:space="preserve">      "@type": "PropertyValue",</w:t>
+              <w:t xml:space="preserve">      "@type": "</w:t>
+            </w:r>
+            <w:proofErr w:type="spellStart"/>
+            <w:r>
+              <w:rPr>
+                <w:rFonts w:ascii="Consolas" w:hAnsi="Consolas"/>
+                <w:b/>
+                <w:bCs/>
+                <w:color w:val="365F91" w:themeColor="accent1" w:themeShade="BF"/>
+                <w:sz w:val="16"/>
+                <w:szCs w:val="16"/>
+              </w:rPr>
+              <w:t>PropertyValue</w:t>
+            </w:r>
+            <w:proofErr w:type="spellEnd"/>
+            <w:r>
+              <w:rPr>
+                <w:rFonts w:ascii="Consolas" w:hAnsi="Consolas"/>
+                <w:b/>
+                <w:bCs/>
+                <w:color w:val="365F91" w:themeColor="accent1" w:themeShade="BF"/>
+                <w:sz w:val="16"/>
+                <w:szCs w:val="16"/>
+              </w:rPr>
+              <w:t>",</w:t>
             </w:r>
           </w:p>
           <w:p>
@@ -13741,7 +14983,31 @@
                 <w:sz w:val="16"/>
                 <w:szCs w:val="16"/>
               </w:rPr>
-              <w:t xml:space="preserve">      "name": "CardType",</w:t>
+              <w:t xml:space="preserve">      "name": "</w:t>
+            </w:r>
+            <w:proofErr w:type="spellStart"/>
+            <w:r>
+              <w:rPr>
+                <w:rFonts w:ascii="Consolas" w:hAnsi="Consolas"/>
+                <w:b/>
+                <w:bCs/>
+                <w:color w:val="365F91" w:themeColor="accent1" w:themeShade="BF"/>
+                <w:sz w:val="16"/>
+                <w:szCs w:val="16"/>
+              </w:rPr>
+              <w:t>CardType</w:t>
+            </w:r>
+            <w:proofErr w:type="spellEnd"/>
+            <w:r>
+              <w:rPr>
+                <w:rFonts w:ascii="Consolas" w:hAnsi="Consolas"/>
+                <w:b/>
+                <w:bCs/>
+                <w:color w:val="365F91" w:themeColor="accent1" w:themeShade="BF"/>
+                <w:sz w:val="16"/>
+                <w:szCs w:val="16"/>
+              </w:rPr>
+              <w:t>",</w:t>
             </w:r>
           </w:p>
           <w:p>
@@ -13834,7 +15100,31 @@
                 <w:sz w:val="16"/>
                 <w:szCs w:val="16"/>
               </w:rPr>
-              <w:t xml:space="preserve">      "@type": "PropertyValue",</w:t>
+              <w:t xml:space="preserve">      "@type": "</w:t>
+            </w:r>
+            <w:proofErr w:type="spellStart"/>
+            <w:r>
+              <w:rPr>
+                <w:rFonts w:ascii="Consolas" w:hAnsi="Consolas"/>
+                <w:b/>
+                <w:bCs/>
+                <w:color w:val="365F91" w:themeColor="accent1" w:themeShade="BF"/>
+                <w:sz w:val="16"/>
+                <w:szCs w:val="16"/>
+              </w:rPr>
+              <w:t>PropertyValue</w:t>
+            </w:r>
+            <w:proofErr w:type="spellEnd"/>
+            <w:r>
+              <w:rPr>
+                <w:rFonts w:ascii="Consolas" w:hAnsi="Consolas"/>
+                <w:b/>
+                <w:bCs/>
+                <w:color w:val="365F91" w:themeColor="accent1" w:themeShade="BF"/>
+                <w:sz w:val="16"/>
+                <w:szCs w:val="16"/>
+              </w:rPr>
+              <w:t>",</w:t>
             </w:r>
           </w:p>
           <w:p>
@@ -13857,7 +15147,31 @@
                 <w:sz w:val="16"/>
                 <w:szCs w:val="16"/>
               </w:rPr>
-              <w:t xml:space="preserve">      "name": "NetworkBrand",</w:t>
+              <w:t xml:space="preserve">      "name": "</w:t>
+            </w:r>
+            <w:proofErr w:type="spellStart"/>
+            <w:r>
+              <w:rPr>
+                <w:rFonts w:ascii="Consolas" w:hAnsi="Consolas"/>
+                <w:b/>
+                <w:bCs/>
+                <w:color w:val="365F91" w:themeColor="accent1" w:themeShade="BF"/>
+                <w:sz w:val="16"/>
+                <w:szCs w:val="16"/>
+              </w:rPr>
+              <w:t>NetworkBrand</w:t>
+            </w:r>
+            <w:proofErr w:type="spellEnd"/>
+            <w:r>
+              <w:rPr>
+                <w:rFonts w:ascii="Consolas" w:hAnsi="Consolas"/>
+                <w:b/>
+                <w:bCs/>
+                <w:color w:val="365F91" w:themeColor="accent1" w:themeShade="BF"/>
+                <w:sz w:val="16"/>
+                <w:szCs w:val="16"/>
+              </w:rPr>
+              <w:t>",</w:t>
             </w:r>
           </w:p>
           <w:p>
@@ -13880,7 +15194,31 @@
                 <w:sz w:val="16"/>
                 <w:szCs w:val="16"/>
               </w:rPr>
-              <w:t xml:space="preserve">      "value": "InterMountain Debit Network"</w:t>
+              <w:t xml:space="preserve">      "value": "</w:t>
+            </w:r>
+            <w:proofErr w:type="spellStart"/>
+            <w:r>
+              <w:rPr>
+                <w:rFonts w:ascii="Consolas" w:hAnsi="Consolas"/>
+                <w:b/>
+                <w:bCs/>
+                <w:color w:val="365F91" w:themeColor="accent1" w:themeShade="BF"/>
+                <w:sz w:val="16"/>
+                <w:szCs w:val="16"/>
+              </w:rPr>
+              <w:t>InterMountain</w:t>
+            </w:r>
+            <w:proofErr w:type="spellEnd"/>
+            <w:r>
+              <w:rPr>
+                <w:rFonts w:ascii="Consolas" w:hAnsi="Consolas"/>
+                <w:b/>
+                <w:bCs/>
+                <w:color w:val="365F91" w:themeColor="accent1" w:themeShade="BF"/>
+                <w:sz w:val="16"/>
+                <w:szCs w:val="16"/>
+              </w:rPr>
+              <w:t xml:space="preserve"> Debit Network"</w:t>
             </w:r>
           </w:p>
           <w:p>
@@ -13995,7 +15333,31 @@
                 <w:sz w:val="16"/>
                 <w:szCs w:val="16"/>
               </w:rPr>
-              <w:t xml:space="preserve">      "@type": "PropertyValue",</w:t>
+              <w:t xml:space="preserve">      "@type": "</w:t>
+            </w:r>
+            <w:proofErr w:type="spellStart"/>
+            <w:r>
+              <w:rPr>
+                <w:rFonts w:ascii="Consolas" w:hAnsi="Consolas"/>
+                <w:b/>
+                <w:bCs/>
+                <w:color w:val="365F91" w:themeColor="accent1" w:themeShade="BF"/>
+                <w:sz w:val="16"/>
+                <w:szCs w:val="16"/>
+              </w:rPr>
+              <w:t>PropertyValue</w:t>
+            </w:r>
+            <w:proofErr w:type="spellEnd"/>
+            <w:r>
+              <w:rPr>
+                <w:rFonts w:ascii="Consolas" w:hAnsi="Consolas"/>
+                <w:b/>
+                <w:bCs/>
+                <w:color w:val="365F91" w:themeColor="accent1" w:themeShade="BF"/>
+                <w:sz w:val="16"/>
+                <w:szCs w:val="16"/>
+              </w:rPr>
+              <w:t>",</w:t>
             </w:r>
           </w:p>
           <w:p>
@@ -14018,7 +15380,31 @@
                 <w:sz w:val="16"/>
                 <w:szCs w:val="16"/>
               </w:rPr>
-              <w:t xml:space="preserve">      "name": "ProductCode",</w:t>
+              <w:t xml:space="preserve">      "name": "</w:t>
+            </w:r>
+            <w:proofErr w:type="spellStart"/>
+            <w:r>
+              <w:rPr>
+                <w:rFonts w:ascii="Consolas" w:hAnsi="Consolas"/>
+                <w:b/>
+                <w:bCs/>
+                <w:color w:val="365F91" w:themeColor="accent1" w:themeShade="BF"/>
+                <w:sz w:val="16"/>
+                <w:szCs w:val="16"/>
+              </w:rPr>
+              <w:t>ProductCode</w:t>
+            </w:r>
+            <w:proofErr w:type="spellEnd"/>
+            <w:r>
+              <w:rPr>
+                <w:rFonts w:ascii="Consolas" w:hAnsi="Consolas"/>
+                <w:b/>
+                <w:bCs/>
+                <w:color w:val="365F91" w:themeColor="accent1" w:themeShade="BF"/>
+                <w:sz w:val="16"/>
+                <w:szCs w:val="16"/>
+              </w:rPr>
+              <w:t>",</w:t>
             </w:r>
           </w:p>
           <w:p>
@@ -14110,7 +15496,31 @@
                 <w:sz w:val="16"/>
                 <w:szCs w:val="16"/>
               </w:rPr>
-              <w:t xml:space="preserve">      "@type": "PropertyValue",</w:t>
+              <w:t xml:space="preserve">      "@type": "</w:t>
+            </w:r>
+            <w:proofErr w:type="spellStart"/>
+            <w:r>
+              <w:rPr>
+                <w:rFonts w:ascii="Consolas" w:hAnsi="Consolas"/>
+                <w:b/>
+                <w:bCs/>
+                <w:color w:val="365F91" w:themeColor="accent1" w:themeShade="BF"/>
+                <w:sz w:val="16"/>
+                <w:szCs w:val="16"/>
+              </w:rPr>
+              <w:t>PropertyValue</w:t>
+            </w:r>
+            <w:proofErr w:type="spellEnd"/>
+            <w:r>
+              <w:rPr>
+                <w:rFonts w:ascii="Consolas" w:hAnsi="Consolas"/>
+                <w:b/>
+                <w:bCs/>
+                <w:color w:val="365F91" w:themeColor="accent1" w:themeShade="BF"/>
+                <w:sz w:val="16"/>
+                <w:szCs w:val="16"/>
+              </w:rPr>
+              <w:t>",</w:t>
             </w:r>
           </w:p>
           <w:p>
@@ -14133,7 +15543,31 @@
                 <w:sz w:val="16"/>
                 <w:szCs w:val="16"/>
               </w:rPr>
-              <w:t xml:space="preserve">      "name": "DisclosureVersion",</w:t>
+              <w:t xml:space="preserve">      "name": "</w:t>
+            </w:r>
+            <w:proofErr w:type="spellStart"/>
+            <w:r>
+              <w:rPr>
+                <w:rFonts w:ascii="Consolas" w:hAnsi="Consolas"/>
+                <w:b/>
+                <w:bCs/>
+                <w:color w:val="365F91" w:themeColor="accent1" w:themeShade="BF"/>
+                <w:sz w:val="16"/>
+                <w:szCs w:val="16"/>
+              </w:rPr>
+              <w:t>DisclosureVersion</w:t>
+            </w:r>
+            <w:proofErr w:type="spellEnd"/>
+            <w:r>
+              <w:rPr>
+                <w:rFonts w:ascii="Consolas" w:hAnsi="Consolas"/>
+                <w:b/>
+                <w:bCs/>
+                <w:color w:val="365F91" w:themeColor="accent1" w:themeShade="BF"/>
+                <w:sz w:val="16"/>
+                <w:szCs w:val="16"/>
+              </w:rPr>
+              <w:t>",</w:t>
             </w:r>
           </w:p>
           <w:p>
@@ -14225,7 +15659,31 @@
                 <w:sz w:val="16"/>
                 <w:szCs w:val="16"/>
               </w:rPr>
-              <w:t xml:space="preserve">  "subjectOf": {</w:t>
+              <w:t xml:space="preserve">  "</w:t>
+            </w:r>
+            <w:proofErr w:type="spellStart"/>
+            <w:r>
+              <w:rPr>
+                <w:rFonts w:ascii="Consolas" w:hAnsi="Consolas"/>
+                <w:b/>
+                <w:bCs/>
+                <w:color w:val="365F91" w:themeColor="accent1" w:themeShade="BF"/>
+                <w:sz w:val="16"/>
+                <w:szCs w:val="16"/>
+              </w:rPr>
+              <w:t>subjectOf</w:t>
+            </w:r>
+            <w:proofErr w:type="spellEnd"/>
+            <w:r>
+              <w:rPr>
+                <w:rFonts w:ascii="Consolas" w:hAnsi="Consolas"/>
+                <w:b/>
+                <w:bCs/>
+                <w:color w:val="365F91" w:themeColor="accent1" w:themeShade="BF"/>
+                <w:sz w:val="16"/>
+                <w:szCs w:val="16"/>
+              </w:rPr>
+              <w:t>": {</w:t>
             </w:r>
           </w:p>
           <w:p>
@@ -14248,7 +15706,31 @@
                 <w:sz w:val="16"/>
                 <w:szCs w:val="16"/>
               </w:rPr>
-              <w:t xml:space="preserve">    "@type": "DigitalDocument",</w:t>
+              <w:t xml:space="preserve">    "@type": "</w:t>
+            </w:r>
+            <w:proofErr w:type="spellStart"/>
+            <w:r>
+              <w:rPr>
+                <w:rFonts w:ascii="Consolas" w:hAnsi="Consolas"/>
+                <w:b/>
+                <w:bCs/>
+                <w:color w:val="365F91" w:themeColor="accent1" w:themeShade="BF"/>
+                <w:sz w:val="16"/>
+                <w:szCs w:val="16"/>
+              </w:rPr>
+              <w:t>DigitalDocument</w:t>
+            </w:r>
+            <w:proofErr w:type="spellEnd"/>
+            <w:r>
+              <w:rPr>
+                <w:rFonts w:ascii="Consolas" w:hAnsi="Consolas"/>
+                <w:b/>
+                <w:bCs/>
+                <w:color w:val="365F91" w:themeColor="accent1" w:themeShade="BF"/>
+                <w:sz w:val="16"/>
+                <w:szCs w:val="16"/>
+              </w:rPr>
+              <w:t>",</w:t>
             </w:r>
           </w:p>
           <w:p>
@@ -14294,7 +15776,31 @@
                 <w:sz w:val="16"/>
                 <w:szCs w:val="16"/>
               </w:rPr>
-              <w:t xml:space="preserve">    "fileFormat": "application/pdf",</w:t>
+              <w:t xml:space="preserve">    "</w:t>
+            </w:r>
+            <w:proofErr w:type="spellStart"/>
+            <w:r>
+              <w:rPr>
+                <w:rFonts w:ascii="Consolas" w:hAnsi="Consolas"/>
+                <w:b/>
+                <w:bCs/>
+                <w:color w:val="365F91" w:themeColor="accent1" w:themeShade="BF"/>
+                <w:sz w:val="16"/>
+                <w:szCs w:val="16"/>
+              </w:rPr>
+              <w:t>fileFormat</w:t>
+            </w:r>
+            <w:proofErr w:type="spellEnd"/>
+            <w:r>
+              <w:rPr>
+                <w:rFonts w:ascii="Consolas" w:hAnsi="Consolas"/>
+                <w:b/>
+                <w:bCs/>
+                <w:color w:val="365F91" w:themeColor="accent1" w:themeShade="BF"/>
+                <w:sz w:val="16"/>
+                <w:szCs w:val="16"/>
+              </w:rPr>
+              <w:t>": "application/pdf",</w:t>
             </w:r>
           </w:p>
           <w:p>
@@ -14317,7 +15823,31 @@
                 <w:sz w:val="16"/>
                 <w:szCs w:val="16"/>
               </w:rPr>
-              <w:t xml:space="preserve">    "url": "https://example.org/boise-river-cu/disclosures/debit-card-fee-schedule.pdf"</w:t>
+              <w:t xml:space="preserve">    "</w:t>
+            </w:r>
+            <w:proofErr w:type="spellStart"/>
+            <w:r>
+              <w:rPr>
+                <w:rFonts w:ascii="Consolas" w:hAnsi="Consolas"/>
+                <w:b/>
+                <w:bCs/>
+                <w:color w:val="365F91" w:themeColor="accent1" w:themeShade="BF"/>
+                <w:sz w:val="16"/>
+                <w:szCs w:val="16"/>
+              </w:rPr>
+              <w:t>url</w:t>
+            </w:r>
+            <w:proofErr w:type="spellEnd"/>
+            <w:r>
+              <w:rPr>
+                <w:rFonts w:ascii="Consolas" w:hAnsi="Consolas"/>
+                <w:b/>
+                <w:bCs/>
+                <w:color w:val="365F91" w:themeColor="accent1" w:themeShade="BF"/>
+                <w:sz w:val="16"/>
+                <w:szCs w:val="16"/>
+              </w:rPr>
+              <w:t>": "https://example.org/boise-river-cu/disclosures/debit-card-fee-schedule.pdf"</w:t>
             </w:r>
           </w:p>
           <w:p>
@@ -14386,7 +15916,31 @@
                 <w:sz w:val="16"/>
                 <w:szCs w:val="16"/>
               </w:rPr>
-              <w:t xml:space="preserve">    "@type": "ProvenanceRecord",</w:t>
+              <w:t xml:space="preserve">    "@type": "</w:t>
+            </w:r>
+            <w:proofErr w:type="spellStart"/>
+            <w:r>
+              <w:rPr>
+                <w:rFonts w:ascii="Consolas" w:hAnsi="Consolas"/>
+                <w:b/>
+                <w:bCs/>
+                <w:color w:val="365F91" w:themeColor="accent1" w:themeShade="BF"/>
+                <w:sz w:val="16"/>
+                <w:szCs w:val="16"/>
+              </w:rPr>
+              <w:t>ProvenanceRecord</w:t>
+            </w:r>
+            <w:proofErr w:type="spellEnd"/>
+            <w:r>
+              <w:rPr>
+                <w:rFonts w:ascii="Consolas" w:hAnsi="Consolas"/>
+                <w:b/>
+                <w:bCs/>
+                <w:color w:val="365F91" w:themeColor="accent1" w:themeShade="BF"/>
+                <w:sz w:val="16"/>
+                <w:szCs w:val="16"/>
+              </w:rPr>
+              <w:t>",</w:t>
             </w:r>
           </w:p>
           <w:p>
@@ -14432,7 +15986,31 @@
                 <w:sz w:val="16"/>
                 <w:szCs w:val="16"/>
               </w:rPr>
-              <w:t xml:space="preserve">    "sourceUrl": "https://example.org/boise-river-cu/disclosures/debit-card-fee-schedule.pdf",</w:t>
+              <w:t xml:space="preserve">    "</w:t>
+            </w:r>
+            <w:proofErr w:type="spellStart"/>
+            <w:r>
+              <w:rPr>
+                <w:rFonts w:ascii="Consolas" w:hAnsi="Consolas"/>
+                <w:b/>
+                <w:bCs/>
+                <w:color w:val="365F91" w:themeColor="accent1" w:themeShade="BF"/>
+                <w:sz w:val="16"/>
+                <w:szCs w:val="16"/>
+              </w:rPr>
+              <w:t>sourceUrl</w:t>
+            </w:r>
+            <w:proofErr w:type="spellEnd"/>
+            <w:r>
+              <w:rPr>
+                <w:rFonts w:ascii="Consolas" w:hAnsi="Consolas"/>
+                <w:b/>
+                <w:bCs/>
+                <w:color w:val="365F91" w:themeColor="accent1" w:themeShade="BF"/>
+                <w:sz w:val="16"/>
+                <w:szCs w:val="16"/>
+              </w:rPr>
+              <w:t>": "https://example.org/boise-river-cu/disclosures/debit-card-fee-schedule.pdf",</w:t>
             </w:r>
           </w:p>
           <w:p>
@@ -14455,7 +16033,55 @@
                 <w:sz w:val="16"/>
                 <w:szCs w:val="16"/>
               </w:rPr>
-              <w:t xml:space="preserve">    "acquisitionMethod": "publisher_assertion",</w:t>
+              <w:t xml:space="preserve">    "</w:t>
+            </w:r>
+            <w:proofErr w:type="spellStart"/>
+            <w:r>
+              <w:rPr>
+                <w:rFonts w:ascii="Consolas" w:hAnsi="Consolas"/>
+                <w:b/>
+                <w:bCs/>
+                <w:color w:val="365F91" w:themeColor="accent1" w:themeShade="BF"/>
+                <w:sz w:val="16"/>
+                <w:szCs w:val="16"/>
+              </w:rPr>
+              <w:t>acquisitionMethod</w:t>
+            </w:r>
+            <w:proofErr w:type="spellEnd"/>
+            <w:r>
+              <w:rPr>
+                <w:rFonts w:ascii="Consolas" w:hAnsi="Consolas"/>
+                <w:b/>
+                <w:bCs/>
+                <w:color w:val="365F91" w:themeColor="accent1" w:themeShade="BF"/>
+                <w:sz w:val="16"/>
+                <w:szCs w:val="16"/>
+              </w:rPr>
+              <w:t>": "</w:t>
+            </w:r>
+            <w:proofErr w:type="spellStart"/>
+            <w:r>
+              <w:rPr>
+                <w:rFonts w:ascii="Consolas" w:hAnsi="Consolas"/>
+                <w:b/>
+                <w:bCs/>
+                <w:color w:val="365F91" w:themeColor="accent1" w:themeShade="BF"/>
+                <w:sz w:val="16"/>
+                <w:szCs w:val="16"/>
+              </w:rPr>
+              <w:t>publisher_assertion</w:t>
+            </w:r>
+            <w:proofErr w:type="spellEnd"/>
+            <w:r>
+              <w:rPr>
+                <w:rFonts w:ascii="Consolas" w:hAnsi="Consolas"/>
+                <w:b/>
+                <w:bCs/>
+                <w:color w:val="365F91" w:themeColor="accent1" w:themeShade="BF"/>
+                <w:sz w:val="16"/>
+                <w:szCs w:val="16"/>
+              </w:rPr>
+              <w:t>",</w:t>
             </w:r>
           </w:p>
           <w:p>
@@ -14478,7 +16104,68 @@
                 <w:sz w:val="16"/>
                 <w:szCs w:val="16"/>
               </w:rPr>
-              <w:t xml:space="preserve">    "validatedBy": "agentnet:resolver:us/finance",</w:t>
+              <w:t xml:space="preserve">    "</w:t>
+            </w:r>
+            <w:proofErr w:type="spellStart"/>
+            <w:r>
+              <w:rPr>
+                <w:rFonts w:ascii="Consolas" w:hAnsi="Consolas"/>
+                <w:b/>
+                <w:bCs/>
+                <w:color w:val="365F91" w:themeColor="accent1" w:themeShade="BF"/>
+                <w:sz w:val="16"/>
+                <w:szCs w:val="16"/>
+              </w:rPr>
+              <w:t>validatedBy</w:t>
+            </w:r>
+            <w:proofErr w:type="spellEnd"/>
+            <w:r>
+              <w:rPr>
+                <w:rFonts w:ascii="Consolas" w:hAnsi="Consolas"/>
+                <w:b/>
+                <w:bCs/>
+                <w:color w:val="365F91" w:themeColor="accent1" w:themeShade="BF"/>
+                <w:sz w:val="16"/>
+                <w:szCs w:val="16"/>
+              </w:rPr>
+              <w:t>": "</w:t>
+            </w:r>
+            <w:proofErr w:type="spellStart"/>
+            <w:proofErr w:type="gramStart"/>
+            <w:r>
+              <w:rPr>
+                <w:rFonts w:ascii="Consolas" w:hAnsi="Consolas"/>
+                <w:b/>
+                <w:bCs/>
+                <w:color w:val="365F91" w:themeColor="accent1" w:themeShade="BF"/>
+                <w:sz w:val="16"/>
+                <w:szCs w:val="16"/>
+              </w:rPr>
+              <w:t>agentnet:resolver</w:t>
+            </w:r>
+            <w:proofErr w:type="gramEnd"/>
+            <w:r>
+              <w:rPr>
+                <w:rFonts w:ascii="Consolas" w:hAnsi="Consolas"/>
+                <w:b/>
+                <w:bCs/>
+                <w:color w:val="365F91" w:themeColor="accent1" w:themeShade="BF"/>
+                <w:sz w:val="16"/>
+                <w:szCs w:val="16"/>
+              </w:rPr>
+              <w:t>:us</w:t>
+            </w:r>
+            <w:proofErr w:type="spellEnd"/>
+            <w:r>
+              <w:rPr>
+                <w:rFonts w:ascii="Consolas" w:hAnsi="Consolas"/>
+                <w:b/>
+                <w:bCs/>
+                <w:color w:val="365F91" w:themeColor="accent1" w:themeShade="BF"/>
+                <w:sz w:val="16"/>
+                <w:szCs w:val="16"/>
+              </w:rPr>
+              <w:t>/finance",</w:t>
             </w:r>
           </w:p>
           <w:p>
@@ -14501,7 +16188,31 @@
                 <w:sz w:val="16"/>
                 <w:szCs w:val="16"/>
               </w:rPr>
-              <w:t xml:space="preserve">    "dateVerified": "2025-11-01T16:00:00Z",</w:t>
+              <w:t xml:space="preserve">    "</w:t>
+            </w:r>
+            <w:proofErr w:type="spellStart"/>
+            <w:r>
+              <w:rPr>
+                <w:rFonts w:ascii="Consolas" w:hAnsi="Consolas"/>
+                <w:b/>
+                <w:bCs/>
+                <w:color w:val="365F91" w:themeColor="accent1" w:themeShade="BF"/>
+                <w:sz w:val="16"/>
+                <w:szCs w:val="16"/>
+              </w:rPr>
+              <w:t>dateVerified</w:t>
+            </w:r>
+            <w:proofErr w:type="spellEnd"/>
+            <w:r>
+              <w:rPr>
+                <w:rFonts w:ascii="Consolas" w:hAnsi="Consolas"/>
+                <w:b/>
+                <w:bCs/>
+                <w:color w:val="365F91" w:themeColor="accent1" w:themeShade="BF"/>
+                <w:sz w:val="16"/>
+                <w:szCs w:val="16"/>
+              </w:rPr>
+              <w:t>": "2025-11-01T16:00:00Z",</w:t>
             </w:r>
           </w:p>
           <w:p>
@@ -14524,7 +16235,31 @@
                 <w:sz w:val="16"/>
                 <w:szCs w:val="16"/>
               </w:rPr>
-              <w:t xml:space="preserve">    "assertionType": "authoritative",</w:t>
+              <w:t xml:space="preserve">    "</w:t>
+            </w:r>
+            <w:proofErr w:type="spellStart"/>
+            <w:r>
+              <w:rPr>
+                <w:rFonts w:ascii="Consolas" w:hAnsi="Consolas"/>
+                <w:b/>
+                <w:bCs/>
+                <w:color w:val="365F91" w:themeColor="accent1" w:themeShade="BF"/>
+                <w:sz w:val="16"/>
+                <w:szCs w:val="16"/>
+              </w:rPr>
+              <w:t>assertionType</w:t>
+            </w:r>
+            <w:proofErr w:type="spellEnd"/>
+            <w:r>
+              <w:rPr>
+                <w:rFonts w:ascii="Consolas" w:hAnsi="Consolas"/>
+                <w:b/>
+                <w:bCs/>
+                <w:color w:val="365F91" w:themeColor="accent1" w:themeShade="BF"/>
+                <w:sz w:val="16"/>
+                <w:szCs w:val="16"/>
+              </w:rPr>
+              <w:t>": "authoritative",</w:t>
             </w:r>
           </w:p>
           <w:p>
@@ -14593,7 +16328,31 @@
                 <w:sz w:val="16"/>
                 <w:szCs w:val="16"/>
               </w:rPr>
-              <w:t xml:space="preserve">  "trustScore": 0.97</w:t>
+              <w:t xml:space="preserve">  "</w:t>
+            </w:r>
+            <w:proofErr w:type="spellStart"/>
+            <w:r>
+              <w:rPr>
+                <w:rFonts w:ascii="Consolas" w:hAnsi="Consolas"/>
+                <w:b/>
+                <w:bCs/>
+                <w:color w:val="365F91" w:themeColor="accent1" w:themeShade="BF"/>
+                <w:sz w:val="16"/>
+                <w:szCs w:val="16"/>
+              </w:rPr>
+              <w:t>trustScore</w:t>
+            </w:r>
+            <w:proofErr w:type="spellEnd"/>
+            <w:r>
+              <w:rPr>
+                <w:rFonts w:ascii="Consolas" w:hAnsi="Consolas"/>
+                <w:b/>
+                <w:bCs/>
+                <w:color w:val="365F91" w:themeColor="accent1" w:themeShade="BF"/>
+                <w:sz w:val="16"/>
+                <w:szCs w:val="16"/>
+              </w:rPr>
+              <w:t>": 0.97</w:t>
             </w:r>
           </w:p>
           <w:p>
@@ -14811,7 +16570,27 @@
                 <w:sz w:val="16"/>
                 <w:szCs w:val="16"/>
               </w:rPr>
-              <w:t xml:space="preserve">    "https://spec.edmcouncil.org/fibo/ontology/master/latest/",</w:t>
+              <w:t xml:space="preserve">    "https://spec.edmcouncil.org/</w:t>
+            </w:r>
+            <w:proofErr w:type="spellStart"/>
+            <w:r>
+              <w:rPr>
+                <w:rFonts w:ascii="Consolas" w:hAnsi="Consolas"/>
+                <w:color w:val="365F91" w:themeColor="accent1" w:themeShade="BF"/>
+                <w:sz w:val="16"/>
+                <w:szCs w:val="16"/>
+              </w:rPr>
+              <w:t>fibo</w:t>
+            </w:r>
+            <w:proofErr w:type="spellEnd"/>
+            <w:r>
+              <w:rPr>
+                <w:rFonts w:ascii="Consolas" w:hAnsi="Consolas"/>
+                <w:color w:val="365F91" w:themeColor="accent1" w:themeShade="BF"/>
+                <w:sz w:val="16"/>
+                <w:szCs w:val="16"/>
+              </w:rPr>
+              <w:t>/ontology/master/latest/",</w:t>
             </w:r>
           </w:p>
           <w:p>
@@ -14868,7 +16647,27 @@
                 <w:sz w:val="16"/>
                 <w:szCs w:val="16"/>
               </w:rPr>
-              <w:t xml:space="preserve">  "@type": "CreditUnion",</w:t>
+              <w:t xml:space="preserve">  "@type": "</w:t>
+            </w:r>
+            <w:proofErr w:type="spellStart"/>
+            <w:r>
+              <w:rPr>
+                <w:rFonts w:ascii="Consolas" w:hAnsi="Consolas"/>
+                <w:color w:val="365F91" w:themeColor="accent1" w:themeShade="BF"/>
+                <w:sz w:val="16"/>
+                <w:szCs w:val="16"/>
+              </w:rPr>
+              <w:t>CreditUnion</w:t>
+            </w:r>
+            <w:proofErr w:type="spellEnd"/>
+            <w:r>
+              <w:rPr>
+                <w:rFonts w:ascii="Consolas" w:hAnsi="Consolas"/>
+                <w:color w:val="365F91" w:themeColor="accent1" w:themeShade="BF"/>
+                <w:sz w:val="16"/>
+                <w:szCs w:val="16"/>
+              </w:rPr>
+              <w:t>",</w:t>
             </w:r>
           </w:p>
           <w:p>
@@ -14887,7 +16686,69 @@
                 <w:sz w:val="16"/>
                 <w:szCs w:val="16"/>
               </w:rPr>
-              <w:t xml:space="preserve">  "@id": "agentnet:node:finance/org:boise-river-credit-union",</w:t>
+              <w:t xml:space="preserve">  "@id": "</w:t>
+            </w:r>
+            <w:proofErr w:type="spellStart"/>
+            <w:proofErr w:type="gramStart"/>
+            <w:r>
+              <w:rPr>
+                <w:rFonts w:ascii="Consolas" w:hAnsi="Consolas"/>
+                <w:color w:val="365F91" w:themeColor="accent1" w:themeShade="BF"/>
+                <w:sz w:val="16"/>
+                <w:szCs w:val="16"/>
+              </w:rPr>
+              <w:t>agentnet:node</w:t>
+            </w:r>
+            <w:proofErr w:type="gramEnd"/>
+            <w:r>
+              <w:rPr>
+                <w:rFonts w:ascii="Consolas" w:hAnsi="Consolas"/>
+                <w:color w:val="365F91" w:themeColor="accent1" w:themeShade="BF"/>
+                <w:sz w:val="16"/>
+                <w:szCs w:val="16"/>
+              </w:rPr>
+              <w:t>:finance</w:t>
+            </w:r>
+            <w:proofErr w:type="spellEnd"/>
+            <w:r>
+              <w:rPr>
+                <w:rFonts w:ascii="Consolas" w:hAnsi="Consolas"/>
+                <w:color w:val="365F91" w:themeColor="accent1" w:themeShade="BF"/>
+                <w:sz w:val="16"/>
+                <w:szCs w:val="16"/>
+              </w:rPr>
+              <w:t>/</w:t>
+            </w:r>
+            <w:proofErr w:type="spellStart"/>
+            <w:proofErr w:type="gramStart"/>
+            <w:r>
+              <w:rPr>
+                <w:rFonts w:ascii="Consolas" w:hAnsi="Consolas"/>
+                <w:color w:val="365F91" w:themeColor="accent1" w:themeShade="BF"/>
+                <w:sz w:val="16"/>
+                <w:szCs w:val="16"/>
+              </w:rPr>
+              <w:t>org:boise</w:t>
+            </w:r>
+            <w:proofErr w:type="gramEnd"/>
+            <w:r>
+              <w:rPr>
+                <w:rFonts w:ascii="Consolas" w:hAnsi="Consolas"/>
+                <w:color w:val="365F91" w:themeColor="accent1" w:themeShade="BF"/>
+                <w:sz w:val="16"/>
+                <w:szCs w:val="16"/>
+              </w:rPr>
+              <w:t>-river-credit-union</w:t>
+            </w:r>
+            <w:proofErr w:type="spellEnd"/>
+            <w:r>
+              <w:rPr>
+                <w:rFonts w:ascii="Consolas" w:hAnsi="Consolas"/>
+                <w:color w:val="365F91" w:themeColor="accent1" w:themeShade="BF"/>
+                <w:sz w:val="16"/>
+                <w:szCs w:val="16"/>
+              </w:rPr>
+              <w:t>",</w:t>
             </w:r>
           </w:p>
           <w:p>
@@ -14925,7 +16786,27 @@
                 <w:sz w:val="16"/>
                 <w:szCs w:val="16"/>
               </w:rPr>
-              <w:t xml:space="preserve">  "legalName": "Boise River Credit Union",</w:t>
+              <w:t xml:space="preserve">  "</w:t>
+            </w:r>
+            <w:proofErr w:type="spellStart"/>
+            <w:r>
+              <w:rPr>
+                <w:rFonts w:ascii="Consolas" w:hAnsi="Consolas"/>
+                <w:color w:val="365F91" w:themeColor="accent1" w:themeShade="BF"/>
+                <w:sz w:val="16"/>
+                <w:szCs w:val="16"/>
+              </w:rPr>
+              <w:t>legalName</w:t>
+            </w:r>
+            <w:proofErr w:type="spellEnd"/>
+            <w:r>
+              <w:rPr>
+                <w:rFonts w:ascii="Consolas" w:hAnsi="Consolas"/>
+                <w:color w:val="365F91" w:themeColor="accent1" w:themeShade="BF"/>
+                <w:sz w:val="16"/>
+                <w:szCs w:val="16"/>
+              </w:rPr>
+              <w:t>": "Boise River Credit Union",</w:t>
             </w:r>
           </w:p>
           <w:p>
@@ -14944,7 +16825,47 @@
                 <w:sz w:val="16"/>
                 <w:szCs w:val="16"/>
               </w:rPr>
-              <w:t xml:space="preserve">  "url": "https://example.org/boise-river-cu",</w:t>
+              <w:t xml:space="preserve">  "</w:t>
+            </w:r>
+            <w:proofErr w:type="spellStart"/>
+            <w:r>
+              <w:rPr>
+                <w:rFonts w:ascii="Consolas" w:hAnsi="Consolas"/>
+                <w:color w:val="365F91" w:themeColor="accent1" w:themeShade="BF"/>
+                <w:sz w:val="16"/>
+                <w:szCs w:val="16"/>
+              </w:rPr>
+              <w:t>url</w:t>
+            </w:r>
+            <w:proofErr w:type="spellEnd"/>
+            <w:r>
+              <w:rPr>
+                <w:rFonts w:ascii="Consolas" w:hAnsi="Consolas"/>
+                <w:color w:val="365F91" w:themeColor="accent1" w:themeShade="BF"/>
+                <w:sz w:val="16"/>
+                <w:szCs w:val="16"/>
+              </w:rPr>
+              <w:t>": "https://example.org/</w:t>
+            </w:r>
+            <w:proofErr w:type="spellStart"/>
+            <w:r>
+              <w:rPr>
+                <w:rFonts w:ascii="Consolas" w:hAnsi="Consolas"/>
+                <w:color w:val="365F91" w:themeColor="accent1" w:themeShade="BF"/>
+                <w:sz w:val="16"/>
+                <w:szCs w:val="16"/>
+              </w:rPr>
+              <w:t>boise</w:t>
+            </w:r>
+            <w:proofErr w:type="spellEnd"/>
+            <w:r>
+              <w:rPr>
+                <w:rFonts w:ascii="Consolas" w:hAnsi="Consolas"/>
+                <w:color w:val="365F91" w:themeColor="accent1" w:themeShade="BF"/>
+                <w:sz w:val="16"/>
+                <w:szCs w:val="16"/>
+              </w:rPr>
+              <w:t>-river-cu",</w:t>
             </w:r>
           </w:p>
           <w:p>
@@ -14982,7 +16903,27 @@
                 <w:sz w:val="16"/>
                 <w:szCs w:val="16"/>
               </w:rPr>
-              <w:t xml:space="preserve">    "@type": "PostalAddress",</w:t>
+              <w:t xml:space="preserve">    "@type": "</w:t>
+            </w:r>
+            <w:proofErr w:type="spellStart"/>
+            <w:r>
+              <w:rPr>
+                <w:rFonts w:ascii="Consolas" w:hAnsi="Consolas"/>
+                <w:color w:val="365F91" w:themeColor="accent1" w:themeShade="BF"/>
+                <w:sz w:val="16"/>
+                <w:szCs w:val="16"/>
+              </w:rPr>
+              <w:t>PostalAddress</w:t>
+            </w:r>
+            <w:proofErr w:type="spellEnd"/>
+            <w:r>
+              <w:rPr>
+                <w:rFonts w:ascii="Consolas" w:hAnsi="Consolas"/>
+                <w:color w:val="365F91" w:themeColor="accent1" w:themeShade="BF"/>
+                <w:sz w:val="16"/>
+                <w:szCs w:val="16"/>
+              </w:rPr>
+              <w:t>",</w:t>
             </w:r>
           </w:p>
           <w:p>
@@ -15001,7 +16942,47 @@
                 <w:sz w:val="16"/>
                 <w:szCs w:val="16"/>
               </w:rPr>
-              <w:t xml:space="preserve">    "streetAddress": "1550 ParkCenter Blvd",</w:t>
+              <w:t xml:space="preserve">    "</w:t>
+            </w:r>
+            <w:proofErr w:type="spellStart"/>
+            <w:r>
+              <w:rPr>
+                <w:rFonts w:ascii="Consolas" w:hAnsi="Consolas"/>
+                <w:color w:val="365F91" w:themeColor="accent1" w:themeShade="BF"/>
+                <w:sz w:val="16"/>
+                <w:szCs w:val="16"/>
+              </w:rPr>
+              <w:t>streetAddress</w:t>
+            </w:r>
+            <w:proofErr w:type="spellEnd"/>
+            <w:r>
+              <w:rPr>
+                <w:rFonts w:ascii="Consolas" w:hAnsi="Consolas"/>
+                <w:color w:val="365F91" w:themeColor="accent1" w:themeShade="BF"/>
+                <w:sz w:val="16"/>
+                <w:szCs w:val="16"/>
+              </w:rPr>
+              <w:t xml:space="preserve">": "1550 </w:t>
+            </w:r>
+            <w:proofErr w:type="spellStart"/>
+            <w:r>
+              <w:rPr>
+                <w:rFonts w:ascii="Consolas" w:hAnsi="Consolas"/>
+                <w:color w:val="365F91" w:themeColor="accent1" w:themeShade="BF"/>
+                <w:sz w:val="16"/>
+                <w:szCs w:val="16"/>
+              </w:rPr>
+              <w:t>ParkCenter</w:t>
+            </w:r>
+            <w:proofErr w:type="spellEnd"/>
+            <w:r>
+              <w:rPr>
+                <w:rFonts w:ascii="Consolas" w:hAnsi="Consolas"/>
+                <w:color w:val="365F91" w:themeColor="accent1" w:themeShade="BF"/>
+                <w:sz w:val="16"/>
+                <w:szCs w:val="16"/>
+              </w:rPr>
+              <w:t xml:space="preserve"> Blvd",</w:t>
             </w:r>
           </w:p>
           <w:p>
@@ -15020,7 +17001,27 @@
                 <w:sz w:val="16"/>
                 <w:szCs w:val="16"/>
               </w:rPr>
-              <w:t xml:space="preserve">    "addressLocality": "Boise",</w:t>
+              <w:t xml:space="preserve">    "</w:t>
+            </w:r>
+            <w:proofErr w:type="spellStart"/>
+            <w:r>
+              <w:rPr>
+                <w:rFonts w:ascii="Consolas" w:hAnsi="Consolas"/>
+                <w:color w:val="365F91" w:themeColor="accent1" w:themeShade="BF"/>
+                <w:sz w:val="16"/>
+                <w:szCs w:val="16"/>
+              </w:rPr>
+              <w:t>addressLocality</w:t>
+            </w:r>
+            <w:proofErr w:type="spellEnd"/>
+            <w:r>
+              <w:rPr>
+                <w:rFonts w:ascii="Consolas" w:hAnsi="Consolas"/>
+                <w:color w:val="365F91" w:themeColor="accent1" w:themeShade="BF"/>
+                <w:sz w:val="16"/>
+                <w:szCs w:val="16"/>
+              </w:rPr>
+              <w:t>": "Boise",</w:t>
             </w:r>
           </w:p>
           <w:p>
@@ -15039,7 +17040,27 @@
                 <w:sz w:val="16"/>
                 <w:szCs w:val="16"/>
               </w:rPr>
-              <w:t xml:space="preserve">    "addressRegion": "ID",</w:t>
+              <w:t xml:space="preserve">    "</w:t>
+            </w:r>
+            <w:proofErr w:type="spellStart"/>
+            <w:r>
+              <w:rPr>
+                <w:rFonts w:ascii="Consolas" w:hAnsi="Consolas"/>
+                <w:color w:val="365F91" w:themeColor="accent1" w:themeShade="BF"/>
+                <w:sz w:val="16"/>
+                <w:szCs w:val="16"/>
+              </w:rPr>
+              <w:t>addressRegion</w:t>
+            </w:r>
+            <w:proofErr w:type="spellEnd"/>
+            <w:r>
+              <w:rPr>
+                <w:rFonts w:ascii="Consolas" w:hAnsi="Consolas"/>
+                <w:color w:val="365F91" w:themeColor="accent1" w:themeShade="BF"/>
+                <w:sz w:val="16"/>
+                <w:szCs w:val="16"/>
+              </w:rPr>
+              <w:t>": "ID",</w:t>
             </w:r>
           </w:p>
           <w:p>
@@ -15058,7 +17079,27 @@
                 <w:sz w:val="16"/>
                 <w:szCs w:val="16"/>
               </w:rPr>
-              <w:t xml:space="preserve">    "postalCode": "83706",</w:t>
+              <w:t xml:space="preserve">    "</w:t>
+            </w:r>
+            <w:proofErr w:type="spellStart"/>
+            <w:r>
+              <w:rPr>
+                <w:rFonts w:ascii="Consolas" w:hAnsi="Consolas"/>
+                <w:color w:val="365F91" w:themeColor="accent1" w:themeShade="BF"/>
+                <w:sz w:val="16"/>
+                <w:szCs w:val="16"/>
+              </w:rPr>
+              <w:t>postalCode</w:t>
+            </w:r>
+            <w:proofErr w:type="spellEnd"/>
+            <w:r>
+              <w:rPr>
+                <w:rFonts w:ascii="Consolas" w:hAnsi="Consolas"/>
+                <w:color w:val="365F91" w:themeColor="accent1" w:themeShade="BF"/>
+                <w:sz w:val="16"/>
+                <w:szCs w:val="16"/>
+              </w:rPr>
+              <w:t>": "83706",</w:t>
             </w:r>
           </w:p>
           <w:p>
@@ -15077,7 +17118,27 @@
                 <w:sz w:val="16"/>
                 <w:szCs w:val="16"/>
               </w:rPr>
-              <w:t xml:space="preserve">    "addressCountry": "US"</w:t>
+              <w:t xml:space="preserve">    "</w:t>
+            </w:r>
+            <w:proofErr w:type="spellStart"/>
+            <w:r>
+              <w:rPr>
+                <w:rFonts w:ascii="Consolas" w:hAnsi="Consolas"/>
+                <w:color w:val="365F91" w:themeColor="accent1" w:themeShade="BF"/>
+                <w:sz w:val="16"/>
+                <w:szCs w:val="16"/>
+              </w:rPr>
+              <w:t>addressCountry</w:t>
+            </w:r>
+            <w:proofErr w:type="spellEnd"/>
+            <w:r>
+              <w:rPr>
+                <w:rFonts w:ascii="Consolas" w:hAnsi="Consolas"/>
+                <w:color w:val="365F91" w:themeColor="accent1" w:themeShade="BF"/>
+                <w:sz w:val="16"/>
+                <w:szCs w:val="16"/>
+              </w:rPr>
+              <w:t>": "US"</w:t>
             </w:r>
           </w:p>
           <w:p>
@@ -15381,7 +17442,27 @@
                 <w:sz w:val="16"/>
                 <w:szCs w:val="16"/>
               </w:rPr>
-              <w:t xml:space="preserve">  "makesOffer": [</w:t>
+              <w:t xml:space="preserve">  "</w:t>
+            </w:r>
+            <w:proofErr w:type="spellStart"/>
+            <w:r>
+              <w:rPr>
+                <w:rFonts w:ascii="Consolas" w:hAnsi="Consolas"/>
+                <w:color w:val="365F91" w:themeColor="accent1" w:themeShade="BF"/>
+                <w:sz w:val="16"/>
+                <w:szCs w:val="16"/>
+              </w:rPr>
+              <w:t>makesOffer</w:t>
+            </w:r>
+            <w:proofErr w:type="spellEnd"/>
+            <w:r>
+              <w:rPr>
+                <w:rFonts w:ascii="Consolas" w:hAnsi="Consolas"/>
+                <w:color w:val="365F91" w:themeColor="accent1" w:themeShade="BF"/>
+                <w:sz w:val="16"/>
+                <w:szCs w:val="16"/>
+              </w:rPr>
+              <w:t>": [</w:t>
             </w:r>
           </w:p>
           <w:p>
@@ -15419,7 +17500,69 @@
                 <w:sz w:val="16"/>
                 <w:szCs w:val="16"/>
               </w:rPr>
-              <w:t xml:space="preserve">      "@id": "agentnet:node:finance/product:boise-river-cu-debit-card",</w:t>
+              <w:t xml:space="preserve">      "@id": "</w:t>
+            </w:r>
+            <w:proofErr w:type="spellStart"/>
+            <w:proofErr w:type="gramStart"/>
+            <w:r>
+              <w:rPr>
+                <w:rFonts w:ascii="Consolas" w:hAnsi="Consolas"/>
+                <w:color w:val="365F91" w:themeColor="accent1" w:themeShade="BF"/>
+                <w:sz w:val="16"/>
+                <w:szCs w:val="16"/>
+              </w:rPr>
+              <w:t>agentnet:node</w:t>
+            </w:r>
+            <w:proofErr w:type="gramEnd"/>
+            <w:r>
+              <w:rPr>
+                <w:rFonts w:ascii="Consolas" w:hAnsi="Consolas"/>
+                <w:color w:val="365F91" w:themeColor="accent1" w:themeShade="BF"/>
+                <w:sz w:val="16"/>
+                <w:szCs w:val="16"/>
+              </w:rPr>
+              <w:t>:finance</w:t>
+            </w:r>
+            <w:proofErr w:type="spellEnd"/>
+            <w:r>
+              <w:rPr>
+                <w:rFonts w:ascii="Consolas" w:hAnsi="Consolas"/>
+                <w:color w:val="365F91" w:themeColor="accent1" w:themeShade="BF"/>
+                <w:sz w:val="16"/>
+                <w:szCs w:val="16"/>
+              </w:rPr>
+              <w:t>/</w:t>
+            </w:r>
+            <w:proofErr w:type="spellStart"/>
+            <w:proofErr w:type="gramStart"/>
+            <w:r>
+              <w:rPr>
+                <w:rFonts w:ascii="Consolas" w:hAnsi="Consolas"/>
+                <w:color w:val="365F91" w:themeColor="accent1" w:themeShade="BF"/>
+                <w:sz w:val="16"/>
+                <w:szCs w:val="16"/>
+              </w:rPr>
+              <w:t>product:boise</w:t>
+            </w:r>
+            <w:proofErr w:type="gramEnd"/>
+            <w:r>
+              <w:rPr>
+                <w:rFonts w:ascii="Consolas" w:hAnsi="Consolas"/>
+                <w:color w:val="365F91" w:themeColor="accent1" w:themeShade="BF"/>
+                <w:sz w:val="16"/>
+                <w:szCs w:val="16"/>
+              </w:rPr>
+              <w:t>-river-cu-debit-card</w:t>
+            </w:r>
+            <w:proofErr w:type="spellEnd"/>
+            <w:r>
+              <w:rPr>
+                <w:rFonts w:ascii="Consolas" w:hAnsi="Consolas"/>
+                <w:color w:val="365F91" w:themeColor="accent1" w:themeShade="BF"/>
+                <w:sz w:val="16"/>
+                <w:szCs w:val="16"/>
+              </w:rPr>
+              <w:t>",</w:t>
             </w:r>
           </w:p>
           <w:p>
@@ -15438,7 +17581,27 @@
                 <w:sz w:val="16"/>
                 <w:szCs w:val="16"/>
               </w:rPr>
-              <w:t xml:space="preserve">      "@type": "FinancialProduct",</w:t>
+              <w:t xml:space="preserve">      "@type": "</w:t>
+            </w:r>
+            <w:proofErr w:type="spellStart"/>
+            <w:r>
+              <w:rPr>
+                <w:rFonts w:ascii="Consolas" w:hAnsi="Consolas"/>
+                <w:color w:val="365F91" w:themeColor="accent1" w:themeShade="BF"/>
+                <w:sz w:val="16"/>
+                <w:szCs w:val="16"/>
+              </w:rPr>
+              <w:t>FinancialProduct</w:t>
+            </w:r>
+            <w:proofErr w:type="spellEnd"/>
+            <w:r>
+              <w:rPr>
+                <w:rFonts w:ascii="Consolas" w:hAnsi="Consolas"/>
+                <w:color w:val="365F91" w:themeColor="accent1" w:themeShade="BF"/>
+                <w:sz w:val="16"/>
+                <w:szCs w:val="16"/>
+              </w:rPr>
+              <w:t>",</w:t>
             </w:r>
           </w:p>
           <w:p>
@@ -15514,7 +17677,27 @@
                 <w:sz w:val="16"/>
                 <w:szCs w:val="16"/>
               </w:rPr>
-              <w:t xml:space="preserve">  "memberOf": {</w:t>
+              <w:t xml:space="preserve">  "</w:t>
+            </w:r>
+            <w:proofErr w:type="spellStart"/>
+            <w:r>
+              <w:rPr>
+                <w:rFonts w:ascii="Consolas" w:hAnsi="Consolas"/>
+                <w:color w:val="365F91" w:themeColor="accent1" w:themeShade="BF"/>
+                <w:sz w:val="16"/>
+                <w:szCs w:val="16"/>
+              </w:rPr>
+              <w:t>memberOf</w:t>
+            </w:r>
+            <w:proofErr w:type="spellEnd"/>
+            <w:r>
+              <w:rPr>
+                <w:rFonts w:ascii="Consolas" w:hAnsi="Consolas"/>
+                <w:color w:val="365F91" w:themeColor="accent1" w:themeShade="BF"/>
+                <w:sz w:val="16"/>
+                <w:szCs w:val="16"/>
+              </w:rPr>
+              <w:t>": {</w:t>
             </w:r>
           </w:p>
           <w:p>
@@ -15533,7 +17716,69 @@
                 <w:sz w:val="16"/>
                 <w:szCs w:val="16"/>
               </w:rPr>
-              <w:t xml:space="preserve">    "@id": "agentnet:node:finance/network:intermountain-debit-network",</w:t>
+              <w:t xml:space="preserve">    "@id": "</w:t>
+            </w:r>
+            <w:proofErr w:type="spellStart"/>
+            <w:proofErr w:type="gramStart"/>
+            <w:r>
+              <w:rPr>
+                <w:rFonts w:ascii="Consolas" w:hAnsi="Consolas"/>
+                <w:color w:val="365F91" w:themeColor="accent1" w:themeShade="BF"/>
+                <w:sz w:val="16"/>
+                <w:szCs w:val="16"/>
+              </w:rPr>
+              <w:t>agentnet:node</w:t>
+            </w:r>
+            <w:proofErr w:type="gramEnd"/>
+            <w:r>
+              <w:rPr>
+                <w:rFonts w:ascii="Consolas" w:hAnsi="Consolas"/>
+                <w:color w:val="365F91" w:themeColor="accent1" w:themeShade="BF"/>
+                <w:sz w:val="16"/>
+                <w:szCs w:val="16"/>
+              </w:rPr>
+              <w:t>:finance</w:t>
+            </w:r>
+            <w:proofErr w:type="spellEnd"/>
+            <w:r>
+              <w:rPr>
+                <w:rFonts w:ascii="Consolas" w:hAnsi="Consolas"/>
+                <w:color w:val="365F91" w:themeColor="accent1" w:themeShade="BF"/>
+                <w:sz w:val="16"/>
+                <w:szCs w:val="16"/>
+              </w:rPr>
+              <w:t>/</w:t>
+            </w:r>
+            <w:proofErr w:type="spellStart"/>
+            <w:proofErr w:type="gramStart"/>
+            <w:r>
+              <w:rPr>
+                <w:rFonts w:ascii="Consolas" w:hAnsi="Consolas"/>
+                <w:color w:val="365F91" w:themeColor="accent1" w:themeShade="BF"/>
+                <w:sz w:val="16"/>
+                <w:szCs w:val="16"/>
+              </w:rPr>
+              <w:t>network:intermountain</w:t>
+            </w:r>
+            <w:proofErr w:type="gramEnd"/>
+            <w:r>
+              <w:rPr>
+                <w:rFonts w:ascii="Consolas" w:hAnsi="Consolas"/>
+                <w:color w:val="365F91" w:themeColor="accent1" w:themeShade="BF"/>
+                <w:sz w:val="16"/>
+                <w:szCs w:val="16"/>
+              </w:rPr>
+              <w:t>-debit-network</w:t>
+            </w:r>
+            <w:proofErr w:type="spellEnd"/>
+            <w:r>
+              <w:rPr>
+                <w:rFonts w:ascii="Consolas" w:hAnsi="Consolas"/>
+                <w:color w:val="365F91" w:themeColor="accent1" w:themeShade="BF"/>
+                <w:sz w:val="16"/>
+                <w:szCs w:val="16"/>
+              </w:rPr>
+              <w:t>",</w:t>
             </w:r>
           </w:p>
           <w:p>
@@ -15571,7 +17816,27 @@
                 <w:sz w:val="16"/>
                 <w:szCs w:val="16"/>
               </w:rPr>
-              <w:t xml:space="preserve">    "name": "InterMountain Debit Network"</w:t>
+              <w:t xml:space="preserve">    "name": "</w:t>
+            </w:r>
+            <w:proofErr w:type="spellStart"/>
+            <w:r>
+              <w:rPr>
+                <w:rFonts w:ascii="Consolas" w:hAnsi="Consolas"/>
+                <w:color w:val="365F91" w:themeColor="accent1" w:themeShade="BF"/>
+                <w:sz w:val="16"/>
+                <w:szCs w:val="16"/>
+              </w:rPr>
+              <w:t>InterMountain</w:t>
+            </w:r>
+            <w:proofErr w:type="spellEnd"/>
+            <w:r>
+              <w:rPr>
+                <w:rFonts w:ascii="Consolas" w:hAnsi="Consolas"/>
+                <w:color w:val="365F91" w:themeColor="accent1" w:themeShade="BF"/>
+                <w:sz w:val="16"/>
+                <w:szCs w:val="16"/>
+              </w:rPr>
+              <w:t xml:space="preserve"> Debit Network"</w:t>
             </w:r>
           </w:p>
           <w:p>
@@ -15647,7 +17912,27 @@
                 <w:sz w:val="16"/>
                 <w:szCs w:val="16"/>
               </w:rPr>
-              <w:t xml:space="preserve">      "@type": "PropertyValue",</w:t>
+              <w:t xml:space="preserve">      "@type": "</w:t>
+            </w:r>
+            <w:proofErr w:type="spellStart"/>
+            <w:r>
+              <w:rPr>
+                <w:rFonts w:ascii="Consolas" w:hAnsi="Consolas"/>
+                <w:color w:val="365F91" w:themeColor="accent1" w:themeShade="BF"/>
+                <w:sz w:val="16"/>
+                <w:szCs w:val="16"/>
+              </w:rPr>
+              <w:t>PropertyValue</w:t>
+            </w:r>
+            <w:proofErr w:type="spellEnd"/>
+            <w:r>
+              <w:rPr>
+                <w:rFonts w:ascii="Consolas" w:hAnsi="Consolas"/>
+                <w:color w:val="365F91" w:themeColor="accent1" w:themeShade="BF"/>
+                <w:sz w:val="16"/>
+                <w:szCs w:val="16"/>
+              </w:rPr>
+              <w:t>",</w:t>
             </w:r>
           </w:p>
           <w:p>
@@ -15666,7 +17951,27 @@
                 <w:sz w:val="16"/>
                 <w:szCs w:val="16"/>
               </w:rPr>
-              <w:t xml:space="preserve">      "name": "InstitutionType",</w:t>
+              <w:t xml:space="preserve">      "name": "</w:t>
+            </w:r>
+            <w:proofErr w:type="spellStart"/>
+            <w:r>
+              <w:rPr>
+                <w:rFonts w:ascii="Consolas" w:hAnsi="Consolas"/>
+                <w:color w:val="365F91" w:themeColor="accent1" w:themeShade="BF"/>
+                <w:sz w:val="16"/>
+                <w:szCs w:val="16"/>
+              </w:rPr>
+              <w:t>InstitutionType</w:t>
+            </w:r>
+            <w:proofErr w:type="spellEnd"/>
+            <w:r>
+              <w:rPr>
+                <w:rFonts w:ascii="Consolas" w:hAnsi="Consolas"/>
+                <w:color w:val="365F91" w:themeColor="accent1" w:themeShade="BF"/>
+                <w:sz w:val="16"/>
+                <w:szCs w:val="16"/>
+              </w:rPr>
+              <w:t>",</w:t>
             </w:r>
           </w:p>
           <w:p>
@@ -15685,7 +17990,27 @@
                 <w:sz w:val="16"/>
                 <w:szCs w:val="16"/>
               </w:rPr>
-              <w:t xml:space="preserve">      "value": "CreditUnion"</w:t>
+              <w:t xml:space="preserve">      "value": "</w:t>
+            </w:r>
+            <w:proofErr w:type="spellStart"/>
+            <w:r>
+              <w:rPr>
+                <w:rFonts w:ascii="Consolas" w:hAnsi="Consolas"/>
+                <w:color w:val="365F91" w:themeColor="accent1" w:themeShade="BF"/>
+                <w:sz w:val="16"/>
+                <w:szCs w:val="16"/>
+              </w:rPr>
+              <w:t>CreditUnion</w:t>
+            </w:r>
+            <w:proofErr w:type="spellEnd"/>
+            <w:r>
+              <w:rPr>
+                <w:rFonts w:ascii="Consolas" w:hAnsi="Consolas"/>
+                <w:color w:val="365F91" w:themeColor="accent1" w:themeShade="BF"/>
+                <w:sz w:val="16"/>
+                <w:szCs w:val="16"/>
+              </w:rPr>
+              <w:t>"</w:t>
             </w:r>
           </w:p>
           <w:p>
@@ -15742,7 +18067,27 @@
                 <w:sz w:val="16"/>
                 <w:szCs w:val="16"/>
               </w:rPr>
-              <w:t xml:space="preserve">      "@type": "PropertyValue",</w:t>
+              <w:t xml:space="preserve">      "@type": "</w:t>
+            </w:r>
+            <w:proofErr w:type="spellStart"/>
+            <w:r>
+              <w:rPr>
+                <w:rFonts w:ascii="Consolas" w:hAnsi="Consolas"/>
+                <w:color w:val="365F91" w:themeColor="accent1" w:themeShade="BF"/>
+                <w:sz w:val="16"/>
+                <w:szCs w:val="16"/>
+              </w:rPr>
+              <w:t>PropertyValue</w:t>
+            </w:r>
+            <w:proofErr w:type="spellEnd"/>
+            <w:r>
+              <w:rPr>
+                <w:rFonts w:ascii="Consolas" w:hAnsi="Consolas"/>
+                <w:color w:val="365F91" w:themeColor="accent1" w:themeShade="BF"/>
+                <w:sz w:val="16"/>
+                <w:szCs w:val="16"/>
+              </w:rPr>
+              <w:t>",</w:t>
             </w:r>
           </w:p>
           <w:p>
@@ -15761,7 +18106,27 @@
                 <w:sz w:val="16"/>
                 <w:szCs w:val="16"/>
               </w:rPr>
-              <w:t xml:space="preserve">      "name": "CharterId",</w:t>
+              <w:t xml:space="preserve">      "name": "</w:t>
+            </w:r>
+            <w:proofErr w:type="spellStart"/>
+            <w:r>
+              <w:rPr>
+                <w:rFonts w:ascii="Consolas" w:hAnsi="Consolas"/>
+                <w:color w:val="365F91" w:themeColor="accent1" w:themeShade="BF"/>
+                <w:sz w:val="16"/>
+                <w:szCs w:val="16"/>
+              </w:rPr>
+              <w:t>CharterId</w:t>
+            </w:r>
+            <w:proofErr w:type="spellEnd"/>
+            <w:r>
+              <w:rPr>
+                <w:rFonts w:ascii="Consolas" w:hAnsi="Consolas"/>
+                <w:color w:val="365F91" w:themeColor="accent1" w:themeShade="BF"/>
+                <w:sz w:val="16"/>
+                <w:szCs w:val="16"/>
+              </w:rPr>
+              <w:t>",</w:t>
             </w:r>
           </w:p>
           <w:p>
@@ -15856,7 +18221,27 @@
                 <w:sz w:val="16"/>
                 <w:szCs w:val="16"/>
               </w:rPr>
-              <w:t xml:space="preserve">    "@type": "ProvenanceRecord",</w:t>
+              <w:t xml:space="preserve">    "@type": "</w:t>
+            </w:r>
+            <w:proofErr w:type="spellStart"/>
+            <w:r>
+              <w:rPr>
+                <w:rFonts w:ascii="Consolas" w:hAnsi="Consolas"/>
+                <w:color w:val="365F91" w:themeColor="accent1" w:themeShade="BF"/>
+                <w:sz w:val="16"/>
+                <w:szCs w:val="16"/>
+              </w:rPr>
+              <w:t>ProvenanceRecord</w:t>
+            </w:r>
+            <w:proofErr w:type="spellEnd"/>
+            <w:r>
+              <w:rPr>
+                <w:rFonts w:ascii="Consolas" w:hAnsi="Consolas"/>
+                <w:color w:val="365F91" w:themeColor="accent1" w:themeShade="BF"/>
+                <w:sz w:val="16"/>
+                <w:szCs w:val="16"/>
+              </w:rPr>
+              <w:t>",</w:t>
             </w:r>
           </w:p>
           <w:p>
@@ -15895,7 +18280,47 @@
                 <w:sz w:val="16"/>
                 <w:szCs w:val="16"/>
               </w:rPr>
-              <w:t xml:space="preserve">    "sourceUrl": "https://example.org/boise-river-cu/about",</w:t>
+              <w:t xml:space="preserve">    "</w:t>
+            </w:r>
+            <w:proofErr w:type="spellStart"/>
+            <w:r>
+              <w:rPr>
+                <w:rFonts w:ascii="Consolas" w:hAnsi="Consolas"/>
+                <w:color w:val="365F91" w:themeColor="accent1" w:themeShade="BF"/>
+                <w:sz w:val="16"/>
+                <w:szCs w:val="16"/>
+              </w:rPr>
+              <w:t>sourceUrl</w:t>
+            </w:r>
+            <w:proofErr w:type="spellEnd"/>
+            <w:r>
+              <w:rPr>
+                <w:rFonts w:ascii="Consolas" w:hAnsi="Consolas"/>
+                <w:color w:val="365F91" w:themeColor="accent1" w:themeShade="BF"/>
+                <w:sz w:val="16"/>
+                <w:szCs w:val="16"/>
+              </w:rPr>
+              <w:t>": "https://example.org/</w:t>
+            </w:r>
+            <w:proofErr w:type="spellStart"/>
+            <w:r>
+              <w:rPr>
+                <w:rFonts w:ascii="Consolas" w:hAnsi="Consolas"/>
+                <w:color w:val="365F91" w:themeColor="accent1" w:themeShade="BF"/>
+                <w:sz w:val="16"/>
+                <w:szCs w:val="16"/>
+              </w:rPr>
+              <w:t>boise</w:t>
+            </w:r>
+            <w:proofErr w:type="spellEnd"/>
+            <w:r>
+              <w:rPr>
+                <w:rFonts w:ascii="Consolas" w:hAnsi="Consolas"/>
+                <w:color w:val="365F91" w:themeColor="accent1" w:themeShade="BF"/>
+                <w:sz w:val="16"/>
+                <w:szCs w:val="16"/>
+              </w:rPr>
+              <w:t>-river-cu/about",</w:t>
             </w:r>
           </w:p>
           <w:p>
@@ -15914,7 +18339,47 @@
                 <w:sz w:val="16"/>
                 <w:szCs w:val="16"/>
               </w:rPr>
-              <w:t xml:space="preserve">    "acquisitionMethod": "publisher_assertion",</w:t>
+              <w:t xml:space="preserve">    "</w:t>
+            </w:r>
+            <w:proofErr w:type="spellStart"/>
+            <w:r>
+              <w:rPr>
+                <w:rFonts w:ascii="Consolas" w:hAnsi="Consolas"/>
+                <w:color w:val="365F91" w:themeColor="accent1" w:themeShade="BF"/>
+                <w:sz w:val="16"/>
+                <w:szCs w:val="16"/>
+              </w:rPr>
+              <w:t>acquisitionMethod</w:t>
+            </w:r>
+            <w:proofErr w:type="spellEnd"/>
+            <w:r>
+              <w:rPr>
+                <w:rFonts w:ascii="Consolas" w:hAnsi="Consolas"/>
+                <w:color w:val="365F91" w:themeColor="accent1" w:themeShade="BF"/>
+                <w:sz w:val="16"/>
+                <w:szCs w:val="16"/>
+              </w:rPr>
+              <w:t>": "</w:t>
+            </w:r>
+            <w:proofErr w:type="spellStart"/>
+            <w:r>
+              <w:rPr>
+                <w:rFonts w:ascii="Consolas" w:hAnsi="Consolas"/>
+                <w:color w:val="365F91" w:themeColor="accent1" w:themeShade="BF"/>
+                <w:sz w:val="16"/>
+                <w:szCs w:val="16"/>
+              </w:rPr>
+              <w:t>publisher_assertion</w:t>
+            </w:r>
+            <w:proofErr w:type="spellEnd"/>
+            <w:r>
+              <w:rPr>
+                <w:rFonts w:ascii="Consolas" w:hAnsi="Consolas"/>
+                <w:color w:val="365F91" w:themeColor="accent1" w:themeShade="BF"/>
+                <w:sz w:val="16"/>
+                <w:szCs w:val="16"/>
+              </w:rPr>
+              <w:t>",</w:t>
             </w:r>
           </w:p>
           <w:p>
@@ -15933,7 +18398,58 @@
                 <w:sz w:val="16"/>
                 <w:szCs w:val="16"/>
               </w:rPr>
-              <w:t xml:space="preserve">    "validatedBy": "agentnet:resolver:us/finance",</w:t>
+              <w:t xml:space="preserve">    "</w:t>
+            </w:r>
+            <w:proofErr w:type="spellStart"/>
+            <w:r>
+              <w:rPr>
+                <w:rFonts w:ascii="Consolas" w:hAnsi="Consolas"/>
+                <w:color w:val="365F91" w:themeColor="accent1" w:themeShade="BF"/>
+                <w:sz w:val="16"/>
+                <w:szCs w:val="16"/>
+              </w:rPr>
+              <w:t>validatedBy</w:t>
+            </w:r>
+            <w:proofErr w:type="spellEnd"/>
+            <w:r>
+              <w:rPr>
+                <w:rFonts w:ascii="Consolas" w:hAnsi="Consolas"/>
+                <w:color w:val="365F91" w:themeColor="accent1" w:themeShade="BF"/>
+                <w:sz w:val="16"/>
+                <w:szCs w:val="16"/>
+              </w:rPr>
+              <w:t>": "</w:t>
+            </w:r>
+            <w:proofErr w:type="spellStart"/>
+            <w:proofErr w:type="gramStart"/>
+            <w:r>
+              <w:rPr>
+                <w:rFonts w:ascii="Consolas" w:hAnsi="Consolas"/>
+                <w:color w:val="365F91" w:themeColor="accent1" w:themeShade="BF"/>
+                <w:sz w:val="16"/>
+                <w:szCs w:val="16"/>
+              </w:rPr>
+              <w:t>agentnet:resolver</w:t>
+            </w:r>
+            <w:proofErr w:type="gramEnd"/>
+            <w:r>
+              <w:rPr>
+                <w:rFonts w:ascii="Consolas" w:hAnsi="Consolas"/>
+                <w:color w:val="365F91" w:themeColor="accent1" w:themeShade="BF"/>
+                <w:sz w:val="16"/>
+                <w:szCs w:val="16"/>
+              </w:rPr>
+              <w:t>:us</w:t>
+            </w:r>
+            <w:proofErr w:type="spellEnd"/>
+            <w:r>
+              <w:rPr>
+                <w:rFonts w:ascii="Consolas" w:hAnsi="Consolas"/>
+                <w:color w:val="365F91" w:themeColor="accent1" w:themeShade="BF"/>
+                <w:sz w:val="16"/>
+                <w:szCs w:val="16"/>
+              </w:rPr>
+              <w:t>/finance",</w:t>
             </w:r>
           </w:p>
           <w:p>
@@ -15952,7 +18468,27 @@
                 <w:sz w:val="16"/>
                 <w:szCs w:val="16"/>
               </w:rPr>
-              <w:t xml:space="preserve">    "dateVerified": "2025-11-01T16:00:00Z",</w:t>
+              <w:t xml:space="preserve">    "</w:t>
+            </w:r>
+            <w:proofErr w:type="spellStart"/>
+            <w:r>
+              <w:rPr>
+                <w:rFonts w:ascii="Consolas" w:hAnsi="Consolas"/>
+                <w:color w:val="365F91" w:themeColor="accent1" w:themeShade="BF"/>
+                <w:sz w:val="16"/>
+                <w:szCs w:val="16"/>
+              </w:rPr>
+              <w:t>dateVerified</w:t>
+            </w:r>
+            <w:proofErr w:type="spellEnd"/>
+            <w:r>
+              <w:rPr>
+                <w:rFonts w:ascii="Consolas" w:hAnsi="Consolas"/>
+                <w:color w:val="365F91" w:themeColor="accent1" w:themeShade="BF"/>
+                <w:sz w:val="16"/>
+                <w:szCs w:val="16"/>
+              </w:rPr>
+              <w:t>": "2025-11-01T16:00:00Z",</w:t>
             </w:r>
           </w:p>
           <w:p>
@@ -15971,7 +18507,27 @@
                 <w:sz w:val="16"/>
                 <w:szCs w:val="16"/>
               </w:rPr>
-              <w:t xml:space="preserve">    "assertionType": "authoritative",</w:t>
+              <w:t xml:space="preserve">    "</w:t>
+            </w:r>
+            <w:proofErr w:type="spellStart"/>
+            <w:r>
+              <w:rPr>
+                <w:rFonts w:ascii="Consolas" w:hAnsi="Consolas"/>
+                <w:color w:val="365F91" w:themeColor="accent1" w:themeShade="BF"/>
+                <w:sz w:val="16"/>
+                <w:szCs w:val="16"/>
+              </w:rPr>
+              <w:t>assertionType</w:t>
+            </w:r>
+            <w:proofErr w:type="spellEnd"/>
+            <w:r>
+              <w:rPr>
+                <w:rFonts w:ascii="Consolas" w:hAnsi="Consolas"/>
+                <w:color w:val="365F91" w:themeColor="accent1" w:themeShade="BF"/>
+                <w:sz w:val="16"/>
+                <w:szCs w:val="16"/>
+              </w:rPr>
+              <w:t>": "authoritative",</w:t>
             </w:r>
           </w:p>
           <w:p>
@@ -16028,7 +18584,27 @@
                 <w:sz w:val="16"/>
                 <w:szCs w:val="16"/>
               </w:rPr>
-              <w:t xml:space="preserve">  "trustScore": 0.96</w:t>
+              <w:t xml:space="preserve">  "</w:t>
+            </w:r>
+            <w:proofErr w:type="spellStart"/>
+            <w:r>
+              <w:rPr>
+                <w:rFonts w:ascii="Consolas" w:hAnsi="Consolas"/>
+                <w:color w:val="365F91" w:themeColor="accent1" w:themeShade="BF"/>
+                <w:sz w:val="16"/>
+                <w:szCs w:val="16"/>
+              </w:rPr>
+              <w:t>trustScore</w:t>
+            </w:r>
+            <w:proofErr w:type="spellEnd"/>
+            <w:r>
+              <w:rPr>
+                <w:rFonts w:ascii="Consolas" w:hAnsi="Consolas"/>
+                <w:color w:val="365F91" w:themeColor="accent1" w:themeShade="BF"/>
+                <w:sz w:val="16"/>
+                <w:szCs w:val="16"/>
+              </w:rPr>
+              <w:t>": 0.96</w:t>
             </w:r>
           </w:p>
           <w:p>
@@ -16078,7 +18654,39 @@
           <w:i/>
           <w:iCs/>
         </w:rPr>
-        <w:t>This Institutional Capsule links directly to the associated Financial Product Capsule through shared Node references declared in makesOffer.@id and memberOf.@id. Resolvers use these bindings to construct the local subgraph for the issuing financial institution, enabling AI systems to reason contextually about organizations, products, and network relationships. Because the Capsules share authoritative provenance and are validated by the same Resolver, cross-document trust is inherited automatically without additional inference or reconciliation.</w:t>
+        <w:t xml:space="preserve">This Institutional Capsule links directly to the associated Financial Product Capsule through shared Node references declared in </w:t>
+      </w:r>
+      <w:proofErr w:type="spellStart"/>
+      <w:r>
+        <w:rPr>
+          <w:i/>
+          <w:iCs/>
+        </w:rPr>
+        <w:t>makesOffer</w:t>
+      </w:r>
+      <w:proofErr w:type="spellEnd"/>
+      <w:r>
+        <w:rPr>
+          <w:i/>
+          <w:iCs/>
+        </w:rPr>
+        <w:t xml:space="preserve">.@id and </w:t>
+      </w:r>
+      <w:proofErr w:type="spellStart"/>
+      <w:r>
+        <w:rPr>
+          <w:i/>
+          <w:iCs/>
+        </w:rPr>
+        <w:t>memberOf</w:t>
+      </w:r>
+      <w:proofErr w:type="spellEnd"/>
+      <w:r>
+        <w:rPr>
+          <w:i/>
+          <w:iCs/>
+        </w:rPr>
+        <w:t>.@id. Resolvers use these bindings to construct the local subgraph for the issuing financial institution, enabling AI systems to reason contextually about organizations, products, and network relationships. Because the Capsules share authoritative provenance and are validated by the same Resolver, cross-document trust is inherited automatically without additional inference or reconciliation.</w:t>
       </w:r>
       <w:r>
         <w:br w:type="page"/>
@@ -16276,7 +18884,27 @@
                 <w:sz w:val="18"/>
                 <w:szCs w:val="18"/>
               </w:rPr>
-              <w:t xml:space="preserve">        "https://spec.edmcouncil.org/fibo/ontology/master/latest/"</w:t>
+              <w:t xml:space="preserve">        "https://spec.edmcouncil.org/</w:t>
+            </w:r>
+            <w:proofErr w:type="spellStart"/>
+            <w:r>
+              <w:rPr>
+                <w:rFonts w:ascii="Consolas" w:hAnsi="Consolas"/>
+                <w:color w:val="365F91" w:themeColor="accent1" w:themeShade="BF"/>
+                <w:sz w:val="18"/>
+                <w:szCs w:val="18"/>
+              </w:rPr>
+              <w:t>fibo</w:t>
+            </w:r>
+            <w:proofErr w:type="spellEnd"/>
+            <w:r>
+              <w:rPr>
+                <w:rFonts w:ascii="Consolas" w:hAnsi="Consolas"/>
+                <w:color w:val="365F91" w:themeColor="accent1" w:themeShade="BF"/>
+                <w:sz w:val="18"/>
+                <w:szCs w:val="18"/>
+              </w:rPr>
+              <w:t>/ontology/master/latest/"</w:t>
             </w:r>
           </w:p>
           <w:p>
@@ -16314,7 +18942,27 @@
                 <w:sz w:val="18"/>
                 <w:szCs w:val="18"/>
               </w:rPr>
-              <w:t xml:space="preserve">    "@type": "ResolverQuery",</w:t>
+              <w:t xml:space="preserve">    "@type": "</w:t>
+            </w:r>
+            <w:proofErr w:type="spellStart"/>
+            <w:r>
+              <w:rPr>
+                <w:rFonts w:ascii="Consolas" w:hAnsi="Consolas"/>
+                <w:color w:val="365F91" w:themeColor="accent1" w:themeShade="BF"/>
+                <w:sz w:val="18"/>
+                <w:szCs w:val="18"/>
+              </w:rPr>
+              <w:t>ResolverQuery</w:t>
+            </w:r>
+            <w:proofErr w:type="spellEnd"/>
+            <w:r>
+              <w:rPr>
+                <w:rFonts w:ascii="Consolas" w:hAnsi="Consolas"/>
+                <w:color w:val="365F91" w:themeColor="accent1" w:themeShade="BF"/>
+                <w:sz w:val="18"/>
+                <w:szCs w:val="18"/>
+              </w:rPr>
+              <w:t>",</w:t>
             </w:r>
           </w:p>
           <w:p>
@@ -16352,7 +19000,47 @@
                 <w:sz w:val="18"/>
                 <w:szCs w:val="18"/>
               </w:rPr>
-              <w:t xml:space="preserve">        "entityType": "FinancialProduct",</w:t>
+              <w:t xml:space="preserve">        "</w:t>
+            </w:r>
+            <w:proofErr w:type="spellStart"/>
+            <w:r>
+              <w:rPr>
+                <w:rFonts w:ascii="Consolas" w:hAnsi="Consolas"/>
+                <w:color w:val="365F91" w:themeColor="accent1" w:themeShade="BF"/>
+                <w:sz w:val="18"/>
+                <w:szCs w:val="18"/>
+              </w:rPr>
+              <w:t>entityType</w:t>
+            </w:r>
+            <w:proofErr w:type="spellEnd"/>
+            <w:r>
+              <w:rPr>
+                <w:rFonts w:ascii="Consolas" w:hAnsi="Consolas"/>
+                <w:color w:val="365F91" w:themeColor="accent1" w:themeShade="BF"/>
+                <w:sz w:val="18"/>
+                <w:szCs w:val="18"/>
+              </w:rPr>
+              <w:t>": "</w:t>
+            </w:r>
+            <w:proofErr w:type="spellStart"/>
+            <w:r>
+              <w:rPr>
+                <w:rFonts w:ascii="Consolas" w:hAnsi="Consolas"/>
+                <w:color w:val="365F91" w:themeColor="accent1" w:themeShade="BF"/>
+                <w:sz w:val="18"/>
+                <w:szCs w:val="18"/>
+              </w:rPr>
+              <w:t>FinancialProduct</w:t>
+            </w:r>
+            <w:proofErr w:type="spellEnd"/>
+            <w:r>
+              <w:rPr>
+                <w:rFonts w:ascii="Consolas" w:hAnsi="Consolas"/>
+                <w:color w:val="365F91" w:themeColor="accent1" w:themeShade="BF"/>
+                <w:sz w:val="18"/>
+                <w:szCs w:val="18"/>
+              </w:rPr>
+              <w:t>",</w:t>
             </w:r>
           </w:p>
           <w:p>
@@ -16390,7 +19078,27 @@
                 <w:sz w:val="18"/>
                 <w:szCs w:val="18"/>
               </w:rPr>
-              <w:t xml:space="preserve">            "areaServed.addressRegion": "ID",</w:t>
+              <w:t xml:space="preserve">            "</w:t>
+            </w:r>
+            <w:proofErr w:type="spellStart"/>
+            <w:r>
+              <w:rPr>
+                <w:rFonts w:ascii="Consolas" w:hAnsi="Consolas"/>
+                <w:color w:val="365F91" w:themeColor="accent1" w:themeShade="BF"/>
+                <w:sz w:val="18"/>
+                <w:szCs w:val="18"/>
+              </w:rPr>
+              <w:t>areaServed.addressRegion</w:t>
+            </w:r>
+            <w:proofErr w:type="spellEnd"/>
+            <w:r>
+              <w:rPr>
+                <w:rFonts w:ascii="Consolas" w:hAnsi="Consolas"/>
+                <w:color w:val="365F91" w:themeColor="accent1" w:themeShade="BF"/>
+                <w:sz w:val="18"/>
+                <w:szCs w:val="18"/>
+              </w:rPr>
+              <w:t>": "ID",</w:t>
             </w:r>
           </w:p>
           <w:p>
@@ -16409,7 +19117,27 @@
                 <w:sz w:val="18"/>
                 <w:szCs w:val="18"/>
               </w:rPr>
-              <w:t xml:space="preserve">            "category": "DebitCard",</w:t>
+              <w:t xml:space="preserve">            "category": "</w:t>
+            </w:r>
+            <w:proofErr w:type="spellStart"/>
+            <w:r>
+              <w:rPr>
+                <w:rFonts w:ascii="Consolas" w:hAnsi="Consolas"/>
+                <w:color w:val="365F91" w:themeColor="accent1" w:themeShade="BF"/>
+                <w:sz w:val="18"/>
+                <w:szCs w:val="18"/>
+              </w:rPr>
+              <w:t>DebitCard</w:t>
+            </w:r>
+            <w:proofErr w:type="spellEnd"/>
+            <w:r>
+              <w:rPr>
+                <w:rFonts w:ascii="Consolas" w:hAnsi="Consolas"/>
+                <w:color w:val="365F91" w:themeColor="accent1" w:themeShade="BF"/>
+                <w:sz w:val="18"/>
+                <w:szCs w:val="18"/>
+              </w:rPr>
+              <w:t>",</w:t>
             </w:r>
           </w:p>
           <w:p>
@@ -16428,7 +19156,27 @@
                 <w:sz w:val="18"/>
                 <w:szCs w:val="18"/>
               </w:rPr>
-              <w:t xml:space="preserve">            "additionalProperty.OverdraftFeeWaived": true</w:t>
+              <w:t xml:space="preserve">            "</w:t>
+            </w:r>
+            <w:proofErr w:type="spellStart"/>
+            <w:r>
+              <w:rPr>
+                <w:rFonts w:ascii="Consolas" w:hAnsi="Consolas"/>
+                <w:color w:val="365F91" w:themeColor="accent1" w:themeShade="BF"/>
+                <w:sz w:val="18"/>
+                <w:szCs w:val="18"/>
+              </w:rPr>
+              <w:t>additionalProperty.OverdraftFeeWaived</w:t>
+            </w:r>
+            <w:proofErr w:type="spellEnd"/>
+            <w:r>
+              <w:rPr>
+                <w:rFonts w:ascii="Consolas" w:hAnsi="Consolas"/>
+                <w:color w:val="365F91" w:themeColor="accent1" w:themeShade="BF"/>
+                <w:sz w:val="18"/>
+                <w:szCs w:val="18"/>
+              </w:rPr>
+              <w:t>": true</w:t>
             </w:r>
           </w:p>
           <w:p>
@@ -16485,7 +19233,27 @@
                 <w:sz w:val="18"/>
                 <w:szCs w:val="18"/>
               </w:rPr>
-              <w:t xml:space="preserve">    "requestedFields": [</w:t>
+              <w:t xml:space="preserve">    "</w:t>
+            </w:r>
+            <w:proofErr w:type="spellStart"/>
+            <w:r>
+              <w:rPr>
+                <w:rFonts w:ascii="Consolas" w:hAnsi="Consolas"/>
+                <w:color w:val="365F91" w:themeColor="accent1" w:themeShade="BF"/>
+                <w:sz w:val="18"/>
+                <w:szCs w:val="18"/>
+              </w:rPr>
+              <w:t>requestedFields</w:t>
+            </w:r>
+            <w:proofErr w:type="spellEnd"/>
+            <w:r>
+              <w:rPr>
+                <w:rFonts w:ascii="Consolas" w:hAnsi="Consolas"/>
+                <w:color w:val="365F91" w:themeColor="accent1" w:themeShade="BF"/>
+                <w:sz w:val="18"/>
+                <w:szCs w:val="18"/>
+              </w:rPr>
+              <w:t>": [</w:t>
             </w:r>
           </w:p>
           <w:p>
@@ -16561,7 +19329,27 @@
                 <w:sz w:val="18"/>
                 <w:szCs w:val="18"/>
               </w:rPr>
-              <w:t xml:space="preserve">        "trustScore",</w:t>
+              <w:t xml:space="preserve">        "</w:t>
+            </w:r>
+            <w:proofErr w:type="spellStart"/>
+            <w:r>
+              <w:rPr>
+                <w:rFonts w:ascii="Consolas" w:hAnsi="Consolas"/>
+                <w:color w:val="365F91" w:themeColor="accent1" w:themeShade="BF"/>
+                <w:sz w:val="18"/>
+                <w:szCs w:val="18"/>
+              </w:rPr>
+              <w:t>trustScore</w:t>
+            </w:r>
+            <w:proofErr w:type="spellEnd"/>
+            <w:r>
+              <w:rPr>
+                <w:rFonts w:ascii="Consolas" w:hAnsi="Consolas"/>
+                <w:color w:val="365F91" w:themeColor="accent1" w:themeShade="BF"/>
+                <w:sz w:val="18"/>
+                <w:szCs w:val="18"/>
+              </w:rPr>
+              <w:t>",</w:t>
             </w:r>
           </w:p>
           <w:p>
@@ -16618,7 +19406,38 @@
                 <w:sz w:val="18"/>
                 <w:szCs w:val="18"/>
               </w:rPr>
-              <w:t xml:space="preserve">    "resolver": "agentnet:resolver:us/finance",</w:t>
+              <w:t xml:space="preserve">    "resolver": "</w:t>
+            </w:r>
+            <w:proofErr w:type="spellStart"/>
+            <w:proofErr w:type="gramStart"/>
+            <w:r>
+              <w:rPr>
+                <w:rFonts w:ascii="Consolas" w:hAnsi="Consolas"/>
+                <w:color w:val="365F91" w:themeColor="accent1" w:themeShade="BF"/>
+                <w:sz w:val="18"/>
+                <w:szCs w:val="18"/>
+              </w:rPr>
+              <w:t>agentnet:resolver</w:t>
+            </w:r>
+            <w:proofErr w:type="gramEnd"/>
+            <w:r>
+              <w:rPr>
+                <w:rFonts w:ascii="Consolas" w:hAnsi="Consolas"/>
+                <w:color w:val="365F91" w:themeColor="accent1" w:themeShade="BF"/>
+                <w:sz w:val="18"/>
+                <w:szCs w:val="18"/>
+              </w:rPr>
+              <w:t>:us</w:t>
+            </w:r>
+            <w:proofErr w:type="spellEnd"/>
+            <w:r>
+              <w:rPr>
+                <w:rFonts w:ascii="Consolas" w:hAnsi="Consolas"/>
+                <w:color w:val="365F91" w:themeColor="accent1" w:themeShade="BF"/>
+                <w:sz w:val="18"/>
+                <w:szCs w:val="18"/>
+              </w:rPr>
+              <w:t>/finance",</w:t>
             </w:r>
           </w:p>
           <w:p>
@@ -16637,7 +19456,27 @@
                 <w:sz w:val="18"/>
                 <w:szCs w:val="18"/>
               </w:rPr>
-              <w:t xml:space="preserve">    "dateRequested": "2025-11-03T14:00:00Z"</w:t>
+              <w:t xml:space="preserve">    "</w:t>
+            </w:r>
+            <w:proofErr w:type="spellStart"/>
+            <w:r>
+              <w:rPr>
+                <w:rFonts w:ascii="Consolas" w:hAnsi="Consolas"/>
+                <w:color w:val="365F91" w:themeColor="accent1" w:themeShade="BF"/>
+                <w:sz w:val="18"/>
+                <w:szCs w:val="18"/>
+              </w:rPr>
+              <w:t>dateRequested</w:t>
+            </w:r>
+            <w:proofErr w:type="spellEnd"/>
+            <w:r>
+              <w:rPr>
+                <w:rFonts w:ascii="Consolas" w:hAnsi="Consolas"/>
+                <w:color w:val="365F91" w:themeColor="accent1" w:themeShade="BF"/>
+                <w:sz w:val="18"/>
+                <w:szCs w:val="18"/>
+              </w:rPr>
+              <w:t>": "2025-11-03T14:00:00Z"</w:t>
             </w:r>
           </w:p>
           <w:p>
@@ -16695,7 +19534,23 @@
         <w:contextualSpacing w:val="0"/>
       </w:pPr>
       <w:r>
-        <w:t>Traverses the knowledge graph for Nodes of type FinancialProduct linked to issuing FinancialInstitution Nodes serving Idaho.</w:t>
+        <w:t xml:space="preserve">Traverses the knowledge graph for Nodes of type </w:t>
+      </w:r>
+      <w:proofErr w:type="spellStart"/>
+      <w:r>
+        <w:t>FinancialProduct</w:t>
+      </w:r>
+      <w:proofErr w:type="spellEnd"/>
+      <w:r>
+        <w:t xml:space="preserve"> linked to issuing </w:t>
+      </w:r>
+      <w:proofErr w:type="spellStart"/>
+      <w:r>
+        <w:t>FinancialInstitution</w:t>
+      </w:r>
+      <w:proofErr w:type="spellEnd"/>
+      <w:r>
+        <w:t xml:space="preserve"> Nodes serving Idaho.</w:t>
       </w:r>
     </w:p>
     <w:p>
@@ -16709,7 +19564,15 @@
         <w:contextualSpacing w:val="0"/>
       </w:pPr>
       <w:r>
-        <w:t>Filters Capsules where the product category is DebitCard and the overdraft fee waiver property is explicitly asserted.</w:t>
+        <w:t xml:space="preserve">Filters Capsules where the product category is </w:t>
+      </w:r>
+      <w:proofErr w:type="spellStart"/>
+      <w:r>
+        <w:t>DebitCard</w:t>
+      </w:r>
+      <w:proofErr w:type="spellEnd"/>
+      <w:r>
+        <w:t xml:space="preserve"> and the overdraft fee waiver property is explicitly asserted.</w:t>
       </w:r>
     </w:p>
     <w:p>
@@ -16871,7 +19734,27 @@
                 <w:sz w:val="18"/>
                 <w:szCs w:val="18"/>
               </w:rPr>
-              <w:t xml:space="preserve">        "https://spec.edmcouncil.org/fibo/ontology/master/latest/"</w:t>
+              <w:t xml:space="preserve">        "https://spec.edmcouncil.org/</w:t>
+            </w:r>
+            <w:proofErr w:type="spellStart"/>
+            <w:r>
+              <w:rPr>
+                <w:rFonts w:ascii="Consolas" w:hAnsi="Consolas"/>
+                <w:color w:val="365F91" w:themeColor="accent1" w:themeShade="BF"/>
+                <w:sz w:val="18"/>
+                <w:szCs w:val="18"/>
+              </w:rPr>
+              <w:t>fibo</w:t>
+            </w:r>
+            <w:proofErr w:type="spellEnd"/>
+            <w:r>
+              <w:rPr>
+                <w:rFonts w:ascii="Consolas" w:hAnsi="Consolas"/>
+                <w:color w:val="365F91" w:themeColor="accent1" w:themeShade="BF"/>
+                <w:sz w:val="18"/>
+                <w:szCs w:val="18"/>
+              </w:rPr>
+              <w:t>/ontology/master/latest/"</w:t>
             </w:r>
           </w:p>
           <w:p>
@@ -16909,7 +19792,27 @@
                 <w:sz w:val="18"/>
                 <w:szCs w:val="18"/>
               </w:rPr>
-              <w:t xml:space="preserve">    "@type": "ResolverResponse",</w:t>
+              <w:t xml:space="preserve">    "@type": "</w:t>
+            </w:r>
+            <w:proofErr w:type="spellStart"/>
+            <w:r>
+              <w:rPr>
+                <w:rFonts w:ascii="Consolas" w:hAnsi="Consolas"/>
+                <w:color w:val="365F91" w:themeColor="accent1" w:themeShade="BF"/>
+                <w:sz w:val="18"/>
+                <w:szCs w:val="18"/>
+              </w:rPr>
+              <w:t>ResolverResponse</w:t>
+            </w:r>
+            <w:proofErr w:type="spellEnd"/>
+            <w:r>
+              <w:rPr>
+                <w:rFonts w:ascii="Consolas" w:hAnsi="Consolas"/>
+                <w:color w:val="365F91" w:themeColor="accent1" w:themeShade="BF"/>
+                <w:sz w:val="18"/>
+                <w:szCs w:val="18"/>
+              </w:rPr>
+              <w:t>",</w:t>
             </w:r>
           </w:p>
           <w:p>
@@ -16928,7 +19831,38 @@
                 <w:sz w:val="18"/>
                 <w:szCs w:val="18"/>
               </w:rPr>
-              <w:t xml:space="preserve">    "resolver": "agentnet:resolver:us/finance",</w:t>
+              <w:t xml:space="preserve">    "resolver": "</w:t>
+            </w:r>
+            <w:proofErr w:type="spellStart"/>
+            <w:proofErr w:type="gramStart"/>
+            <w:r>
+              <w:rPr>
+                <w:rFonts w:ascii="Consolas" w:hAnsi="Consolas"/>
+                <w:color w:val="365F91" w:themeColor="accent1" w:themeShade="BF"/>
+                <w:sz w:val="18"/>
+                <w:szCs w:val="18"/>
+              </w:rPr>
+              <w:t>agentnet:resolver</w:t>
+            </w:r>
+            <w:proofErr w:type="gramEnd"/>
+            <w:r>
+              <w:rPr>
+                <w:rFonts w:ascii="Consolas" w:hAnsi="Consolas"/>
+                <w:color w:val="365F91" w:themeColor="accent1" w:themeShade="BF"/>
+                <w:sz w:val="18"/>
+                <w:szCs w:val="18"/>
+              </w:rPr>
+              <w:t>:us</w:t>
+            </w:r>
+            <w:proofErr w:type="spellEnd"/>
+            <w:r>
+              <w:rPr>
+                <w:rFonts w:ascii="Consolas" w:hAnsi="Consolas"/>
+                <w:color w:val="365F91" w:themeColor="accent1" w:themeShade="BF"/>
+                <w:sz w:val="18"/>
+                <w:szCs w:val="18"/>
+              </w:rPr>
+              <w:t>/finance",</w:t>
             </w:r>
           </w:p>
           <w:p>
@@ -16947,7 +19881,47 @@
                 <w:sz w:val="18"/>
                 <w:szCs w:val="18"/>
               </w:rPr>
-              <w:t xml:space="preserve">    "queryRef": "agentnet:query:2025-11-03T14:00:00Z",</w:t>
+              <w:t xml:space="preserve">    "</w:t>
+            </w:r>
+            <w:proofErr w:type="spellStart"/>
+            <w:r>
+              <w:rPr>
+                <w:rFonts w:ascii="Consolas" w:hAnsi="Consolas"/>
+                <w:color w:val="365F91" w:themeColor="accent1" w:themeShade="BF"/>
+                <w:sz w:val="18"/>
+                <w:szCs w:val="18"/>
+              </w:rPr>
+              <w:t>queryRef</w:t>
+            </w:r>
+            <w:proofErr w:type="spellEnd"/>
+            <w:r>
+              <w:rPr>
+                <w:rFonts w:ascii="Consolas" w:hAnsi="Consolas"/>
+                <w:color w:val="365F91" w:themeColor="accent1" w:themeShade="BF"/>
+                <w:sz w:val="18"/>
+                <w:szCs w:val="18"/>
+              </w:rPr>
+              <w:t>": "</w:t>
+            </w:r>
+            <w:proofErr w:type="gramStart"/>
+            <w:r>
+              <w:rPr>
+                <w:rFonts w:ascii="Consolas" w:hAnsi="Consolas"/>
+                <w:color w:val="365F91" w:themeColor="accent1" w:themeShade="BF"/>
+                <w:sz w:val="18"/>
+                <w:szCs w:val="18"/>
+              </w:rPr>
+              <w:t>agentnet:query</w:t>
+            </w:r>
+            <w:proofErr w:type="gramEnd"/>
+            <w:r>
+              <w:rPr>
+                <w:rFonts w:ascii="Consolas" w:hAnsi="Consolas"/>
+                <w:color w:val="365F91" w:themeColor="accent1" w:themeShade="BF"/>
+                <w:sz w:val="18"/>
+                <w:szCs w:val="18"/>
+              </w:rPr>
+              <w:t>:2025-11-03T14:00:00Z",</w:t>
             </w:r>
           </w:p>
           <w:p>
@@ -16966,7 +19940,27 @@
                 <w:sz w:val="18"/>
                 <w:szCs w:val="18"/>
               </w:rPr>
-              <w:t xml:space="preserve">    "resultCount": 1,</w:t>
+              <w:t xml:space="preserve">    "</w:t>
+            </w:r>
+            <w:proofErr w:type="spellStart"/>
+            <w:r>
+              <w:rPr>
+                <w:rFonts w:ascii="Consolas" w:hAnsi="Consolas"/>
+                <w:color w:val="365F91" w:themeColor="accent1" w:themeShade="BF"/>
+                <w:sz w:val="18"/>
+                <w:szCs w:val="18"/>
+              </w:rPr>
+              <w:t>resultCount</w:t>
+            </w:r>
+            <w:proofErr w:type="spellEnd"/>
+            <w:r>
+              <w:rPr>
+                <w:rFonts w:ascii="Consolas" w:hAnsi="Consolas"/>
+                <w:color w:val="365F91" w:themeColor="accent1" w:themeShade="BF"/>
+                <w:sz w:val="18"/>
+                <w:szCs w:val="18"/>
+              </w:rPr>
+              <w:t>": 1,</w:t>
             </w:r>
           </w:p>
           <w:p>
@@ -17023,7 +20017,58 @@
                 <w:sz w:val="18"/>
                 <w:szCs w:val="18"/>
               </w:rPr>
-              <w:t xml:space="preserve">            "@id": "agentnet:node:finance/product:example-debit-card",</w:t>
+              <w:t xml:space="preserve">            "@id": "</w:t>
+            </w:r>
+            <w:proofErr w:type="spellStart"/>
+            <w:proofErr w:type="gramStart"/>
+            <w:r>
+              <w:rPr>
+                <w:rFonts w:ascii="Consolas" w:hAnsi="Consolas"/>
+                <w:color w:val="365F91" w:themeColor="accent1" w:themeShade="BF"/>
+                <w:sz w:val="18"/>
+                <w:szCs w:val="18"/>
+              </w:rPr>
+              <w:t>agentnet:node</w:t>
+            </w:r>
+            <w:proofErr w:type="gramEnd"/>
+            <w:r>
+              <w:rPr>
+                <w:rFonts w:ascii="Consolas" w:hAnsi="Consolas"/>
+                <w:color w:val="365F91" w:themeColor="accent1" w:themeShade="BF"/>
+                <w:sz w:val="18"/>
+                <w:szCs w:val="18"/>
+              </w:rPr>
+              <w:t>:finance</w:t>
+            </w:r>
+            <w:proofErr w:type="spellEnd"/>
+            <w:r>
+              <w:rPr>
+                <w:rFonts w:ascii="Consolas" w:hAnsi="Consolas"/>
+                <w:color w:val="365F91" w:themeColor="accent1" w:themeShade="BF"/>
+                <w:sz w:val="18"/>
+                <w:szCs w:val="18"/>
+              </w:rPr>
+              <w:t>/</w:t>
+            </w:r>
+            <w:proofErr w:type="spellStart"/>
+            <w:r>
+              <w:rPr>
+                <w:rFonts w:ascii="Consolas" w:hAnsi="Consolas"/>
+                <w:color w:val="365F91" w:themeColor="accent1" w:themeShade="BF"/>
+                <w:sz w:val="18"/>
+                <w:szCs w:val="18"/>
+              </w:rPr>
+              <w:t>product:example-debit-card</w:t>
+            </w:r>
+            <w:proofErr w:type="spellEnd"/>
+            <w:r>
+              <w:rPr>
+                <w:rFonts w:ascii="Consolas" w:hAnsi="Consolas"/>
+                <w:color w:val="365F91" w:themeColor="accent1" w:themeShade="BF"/>
+                <w:sz w:val="18"/>
+                <w:szCs w:val="18"/>
+              </w:rPr>
+              <w:t>",</w:t>
             </w:r>
           </w:p>
           <w:p>
@@ -17042,7 +20087,27 @@
                 <w:sz w:val="18"/>
                 <w:szCs w:val="18"/>
               </w:rPr>
-              <w:t xml:space="preserve">            "@type": "FinancialProduct",</w:t>
+              <w:t xml:space="preserve">            "@type": "</w:t>
+            </w:r>
+            <w:proofErr w:type="spellStart"/>
+            <w:r>
+              <w:rPr>
+                <w:rFonts w:ascii="Consolas" w:hAnsi="Consolas"/>
+                <w:color w:val="365F91" w:themeColor="accent1" w:themeShade="BF"/>
+                <w:sz w:val="18"/>
+                <w:szCs w:val="18"/>
+              </w:rPr>
+              <w:t>FinancialProduct</w:t>
+            </w:r>
+            <w:proofErr w:type="spellEnd"/>
+            <w:r>
+              <w:rPr>
+                <w:rFonts w:ascii="Consolas" w:hAnsi="Consolas"/>
+                <w:color w:val="365F91" w:themeColor="accent1" w:themeShade="BF"/>
+                <w:sz w:val="18"/>
+                <w:szCs w:val="18"/>
+              </w:rPr>
+              <w:t>",</w:t>
             </w:r>
           </w:p>
           <w:p>
@@ -17099,7 +20164,58 @@
                 <w:sz w:val="18"/>
                 <w:szCs w:val="18"/>
               </w:rPr>
-              <w:t xml:space="preserve">                "@id": "agentnet:node:finance/org:example-credit-union",</w:t>
+              <w:t xml:space="preserve">                "@id": "</w:t>
+            </w:r>
+            <w:proofErr w:type="spellStart"/>
+            <w:proofErr w:type="gramStart"/>
+            <w:r>
+              <w:rPr>
+                <w:rFonts w:ascii="Consolas" w:hAnsi="Consolas"/>
+                <w:color w:val="365F91" w:themeColor="accent1" w:themeShade="BF"/>
+                <w:sz w:val="18"/>
+                <w:szCs w:val="18"/>
+              </w:rPr>
+              <w:t>agentnet:node</w:t>
+            </w:r>
+            <w:proofErr w:type="gramEnd"/>
+            <w:r>
+              <w:rPr>
+                <w:rFonts w:ascii="Consolas" w:hAnsi="Consolas"/>
+                <w:color w:val="365F91" w:themeColor="accent1" w:themeShade="BF"/>
+                <w:sz w:val="18"/>
+                <w:szCs w:val="18"/>
+              </w:rPr>
+              <w:t>:finance</w:t>
+            </w:r>
+            <w:proofErr w:type="spellEnd"/>
+            <w:r>
+              <w:rPr>
+                <w:rFonts w:ascii="Consolas" w:hAnsi="Consolas"/>
+                <w:color w:val="365F91" w:themeColor="accent1" w:themeShade="BF"/>
+                <w:sz w:val="18"/>
+                <w:szCs w:val="18"/>
+              </w:rPr>
+              <w:t>/</w:t>
+            </w:r>
+            <w:proofErr w:type="spellStart"/>
+            <w:r>
+              <w:rPr>
+                <w:rFonts w:ascii="Consolas" w:hAnsi="Consolas"/>
+                <w:color w:val="365F91" w:themeColor="accent1" w:themeShade="BF"/>
+                <w:sz w:val="18"/>
+                <w:szCs w:val="18"/>
+              </w:rPr>
+              <w:t>org:example-credit-union</w:t>
+            </w:r>
+            <w:proofErr w:type="spellEnd"/>
+            <w:r>
+              <w:rPr>
+                <w:rFonts w:ascii="Consolas" w:hAnsi="Consolas"/>
+                <w:color w:val="365F91" w:themeColor="accent1" w:themeShade="BF"/>
+                <w:sz w:val="18"/>
+                <w:szCs w:val="18"/>
+              </w:rPr>
+              <w:t>",</w:t>
             </w:r>
           </w:p>
           <w:p>
@@ -17156,7 +20272,27 @@
                 <w:sz w:val="18"/>
                 <w:szCs w:val="18"/>
               </w:rPr>
-              <w:t xml:space="preserve">            "category": "DebitCard",</w:t>
+              <w:t xml:space="preserve">            "category": "</w:t>
+            </w:r>
+            <w:proofErr w:type="spellStart"/>
+            <w:r>
+              <w:rPr>
+                <w:rFonts w:ascii="Consolas" w:hAnsi="Consolas"/>
+                <w:color w:val="365F91" w:themeColor="accent1" w:themeShade="BF"/>
+                <w:sz w:val="18"/>
+                <w:szCs w:val="18"/>
+              </w:rPr>
+              <w:t>DebitCard</w:t>
+            </w:r>
+            <w:proofErr w:type="spellEnd"/>
+            <w:r>
+              <w:rPr>
+                <w:rFonts w:ascii="Consolas" w:hAnsi="Consolas"/>
+                <w:color w:val="365F91" w:themeColor="accent1" w:themeShade="BF"/>
+                <w:sz w:val="18"/>
+                <w:szCs w:val="18"/>
+              </w:rPr>
+              <w:t>",</w:t>
             </w:r>
           </w:p>
           <w:p>
@@ -17175,7 +20311,27 @@
                 <w:sz w:val="18"/>
                 <w:szCs w:val="18"/>
               </w:rPr>
-              <w:t xml:space="preserve">            "trustScore": 0.97,</w:t>
+              <w:t xml:space="preserve">            "</w:t>
+            </w:r>
+            <w:proofErr w:type="spellStart"/>
+            <w:r>
+              <w:rPr>
+                <w:rFonts w:ascii="Consolas" w:hAnsi="Consolas"/>
+                <w:color w:val="365F91" w:themeColor="accent1" w:themeShade="BF"/>
+                <w:sz w:val="18"/>
+                <w:szCs w:val="18"/>
+              </w:rPr>
+              <w:t>trustScore</w:t>
+            </w:r>
+            <w:proofErr w:type="spellEnd"/>
+            <w:r>
+              <w:rPr>
+                <w:rFonts w:ascii="Consolas" w:hAnsi="Consolas"/>
+                <w:color w:val="365F91" w:themeColor="accent1" w:themeShade="BF"/>
+                <w:sz w:val="18"/>
+                <w:szCs w:val="18"/>
+              </w:rPr>
+              <w:t>": 0.97,</w:t>
             </w:r>
           </w:p>
           <w:p>
@@ -17213,7 +20369,27 @@
                 <w:sz w:val="18"/>
                 <w:szCs w:val="18"/>
               </w:rPr>
-              <w:t xml:space="preserve">                "@type": "ProvenanceRecord",</w:t>
+              <w:t xml:space="preserve">                "@type": "</w:t>
+            </w:r>
+            <w:proofErr w:type="spellStart"/>
+            <w:r>
+              <w:rPr>
+                <w:rFonts w:ascii="Consolas" w:hAnsi="Consolas"/>
+                <w:color w:val="365F91" w:themeColor="accent1" w:themeShade="BF"/>
+                <w:sz w:val="18"/>
+                <w:szCs w:val="18"/>
+              </w:rPr>
+              <w:t>ProvenanceRecord</w:t>
+            </w:r>
+            <w:proofErr w:type="spellEnd"/>
+            <w:r>
+              <w:rPr>
+                <w:rFonts w:ascii="Consolas" w:hAnsi="Consolas"/>
+                <w:color w:val="365F91" w:themeColor="accent1" w:themeShade="BF"/>
+                <w:sz w:val="18"/>
+                <w:szCs w:val="18"/>
+              </w:rPr>
+              <w:t>",</w:t>
             </w:r>
           </w:p>
           <w:p>
@@ -17232,7 +20408,58 @@
                 <w:sz w:val="18"/>
                 <w:szCs w:val="18"/>
               </w:rPr>
-              <w:t xml:space="preserve">                "validatedBy": "agentnet:resolver:us/finance",</w:t>
+              <w:t xml:space="preserve">                "</w:t>
+            </w:r>
+            <w:proofErr w:type="spellStart"/>
+            <w:r>
+              <w:rPr>
+                <w:rFonts w:ascii="Consolas" w:hAnsi="Consolas"/>
+                <w:color w:val="365F91" w:themeColor="accent1" w:themeShade="BF"/>
+                <w:sz w:val="18"/>
+                <w:szCs w:val="18"/>
+              </w:rPr>
+              <w:t>validatedBy</w:t>
+            </w:r>
+            <w:proofErr w:type="spellEnd"/>
+            <w:r>
+              <w:rPr>
+                <w:rFonts w:ascii="Consolas" w:hAnsi="Consolas"/>
+                <w:color w:val="365F91" w:themeColor="accent1" w:themeShade="BF"/>
+                <w:sz w:val="18"/>
+                <w:szCs w:val="18"/>
+              </w:rPr>
+              <w:t>": "</w:t>
+            </w:r>
+            <w:proofErr w:type="spellStart"/>
+            <w:proofErr w:type="gramStart"/>
+            <w:r>
+              <w:rPr>
+                <w:rFonts w:ascii="Consolas" w:hAnsi="Consolas"/>
+                <w:color w:val="365F91" w:themeColor="accent1" w:themeShade="BF"/>
+                <w:sz w:val="18"/>
+                <w:szCs w:val="18"/>
+              </w:rPr>
+              <w:t>agentnet:resolver</w:t>
+            </w:r>
+            <w:proofErr w:type="gramEnd"/>
+            <w:r>
+              <w:rPr>
+                <w:rFonts w:ascii="Consolas" w:hAnsi="Consolas"/>
+                <w:color w:val="365F91" w:themeColor="accent1" w:themeShade="BF"/>
+                <w:sz w:val="18"/>
+                <w:szCs w:val="18"/>
+              </w:rPr>
+              <w:t>:us</w:t>
+            </w:r>
+            <w:proofErr w:type="spellEnd"/>
+            <w:r>
+              <w:rPr>
+                <w:rFonts w:ascii="Consolas" w:hAnsi="Consolas"/>
+                <w:color w:val="365F91" w:themeColor="accent1" w:themeShade="BF"/>
+                <w:sz w:val="18"/>
+                <w:szCs w:val="18"/>
+              </w:rPr>
+              <w:t>/finance",</w:t>
             </w:r>
           </w:p>
           <w:p>
@@ -17251,7 +20478,27 @@
                 <w:sz w:val="18"/>
                 <w:szCs w:val="18"/>
               </w:rPr>
-              <w:t xml:space="preserve">                "dateVerified": "2025-11-01T16:00:00Z"</w:t>
+              <w:t xml:space="preserve">                "</w:t>
+            </w:r>
+            <w:proofErr w:type="spellStart"/>
+            <w:r>
+              <w:rPr>
+                <w:rFonts w:ascii="Consolas" w:hAnsi="Consolas"/>
+                <w:color w:val="365F91" w:themeColor="accent1" w:themeShade="BF"/>
+                <w:sz w:val="18"/>
+                <w:szCs w:val="18"/>
+              </w:rPr>
+              <w:t>dateVerified</w:t>
+            </w:r>
+            <w:proofErr w:type="spellEnd"/>
+            <w:r>
+              <w:rPr>
+                <w:rFonts w:ascii="Consolas" w:hAnsi="Consolas"/>
+                <w:color w:val="365F91" w:themeColor="accent1" w:themeShade="BF"/>
+                <w:sz w:val="18"/>
+                <w:szCs w:val="18"/>
+              </w:rPr>
+              <w:t>": "2025-11-01T16:00:00Z"</w:t>
             </w:r>
           </w:p>
           <w:p>
@@ -17346,7 +20593,27 @@
                 <w:sz w:val="18"/>
                 <w:szCs w:val="18"/>
               </w:rPr>
-              <w:t xml:space="preserve">        "responseTimeMs": 192,</w:t>
+              <w:t xml:space="preserve">        "</w:t>
+            </w:r>
+            <w:proofErr w:type="spellStart"/>
+            <w:r>
+              <w:rPr>
+                <w:rFonts w:ascii="Consolas" w:hAnsi="Consolas"/>
+                <w:color w:val="365F91" w:themeColor="accent1" w:themeShade="BF"/>
+                <w:sz w:val="18"/>
+                <w:szCs w:val="18"/>
+              </w:rPr>
+              <w:t>responseTimeMs</w:t>
+            </w:r>
+            <w:proofErr w:type="spellEnd"/>
+            <w:r>
+              <w:rPr>
+                <w:rFonts w:ascii="Consolas" w:hAnsi="Consolas"/>
+                <w:color w:val="365F91" w:themeColor="accent1" w:themeShade="BF"/>
+                <w:sz w:val="18"/>
+                <w:szCs w:val="18"/>
+              </w:rPr>
+              <w:t>": 192,</w:t>
             </w:r>
           </w:p>
           <w:p>
@@ -17384,7 +20651,27 @@
                 <w:sz w:val="18"/>
                 <w:szCs w:val="18"/>
               </w:rPr>
-              <w:t xml:space="preserve">        "generatedAt": "2025-11-03T14:00:00Z"</w:t>
+              <w:t xml:space="preserve">        "</w:t>
+            </w:r>
+            <w:proofErr w:type="spellStart"/>
+            <w:r>
+              <w:rPr>
+                <w:rFonts w:ascii="Consolas" w:hAnsi="Consolas"/>
+                <w:color w:val="365F91" w:themeColor="accent1" w:themeShade="BF"/>
+                <w:sz w:val="18"/>
+                <w:szCs w:val="18"/>
+              </w:rPr>
+              <w:t>generatedAt</w:t>
+            </w:r>
+            <w:proofErr w:type="spellEnd"/>
+            <w:r>
+              <w:rPr>
+                <w:rFonts w:ascii="Consolas" w:hAnsi="Consolas"/>
+                <w:color w:val="365F91" w:themeColor="accent1" w:themeShade="BF"/>
+                <w:sz w:val="18"/>
+                <w:szCs w:val="18"/>
+              </w:rPr>
+              <w:t>": "2025-11-03T14:00:00Z"</w:t>
             </w:r>
           </w:p>
           <w:p>
@@ -17652,7 +20939,27 @@
           <w:sz w:val="18"/>
           <w:szCs w:val="18"/>
         </w:rPr>
-        <w:t>Resolvers may return multiple Capsules, each weighted by trustScore and freshness, allowing models or agents to perform secondary reasoning without re-querying raw data.</w:t>
+        <w:t xml:space="preserve">Resolvers may return multiple Capsules, each weighted by </w:t>
+      </w:r>
+      <w:proofErr w:type="spellStart"/>
+      <w:r>
+        <w:rPr>
+          <w:i/>
+          <w:iCs/>
+          <w:sz w:val="18"/>
+          <w:szCs w:val="18"/>
+        </w:rPr>
+        <w:t>trustScore</w:t>
+      </w:r>
+      <w:proofErr w:type="spellEnd"/>
+      <w:r>
+        <w:rPr>
+          <w:i/>
+          <w:iCs/>
+          <w:sz w:val="18"/>
+          <w:szCs w:val="18"/>
+        </w:rPr>
+        <w:t xml:space="preserve"> and freshness, allowing models or agents to perform secondary reasoning without re-querying raw data.</w:t>
       </w:r>
     </w:p>
     <w:p>
@@ -17793,7 +21100,15 @@
         </w:numPr>
       </w:pPr>
       <w:r>
-        <w:t>Extract field DocumentCapsuleMetadata:</w:t>
+        <w:t xml:space="preserve">Extract field </w:t>
+      </w:r>
+      <w:proofErr w:type="spellStart"/>
+      <w:r>
+        <w:t>DocumentCapsuleMetadata</w:t>
+      </w:r>
+      <w:proofErr w:type="spellEnd"/>
+      <w:r>
+        <w:t>:</w:t>
       </w:r>
       <w:r>
         <w:br/>
@@ -17836,7 +21151,15 @@
         <w:spacing w:after="120" w:line="240" w:lineRule="auto"/>
       </w:pPr>
       <w:r>
-        <w:t>Verify @id, version, and linkedStandards.</w:t>
+        <w:t xml:space="preserve">Verify @id, version, and </w:t>
+      </w:r>
+      <w:proofErr w:type="spellStart"/>
+      <w:r>
+        <w:t>linkedStandards</w:t>
+      </w:r>
+      <w:proofErr w:type="spellEnd"/>
+      <w:r>
+        <w:t>.</w:t>
       </w:r>
     </w:p>
     <w:p>
@@ -17848,7 +21171,25 @@
         <w:spacing w:after="120" w:line="240" w:lineRule="auto"/>
       </w:pPr>
       <w:r>
-        <w:t>Confirm verifiedBy = ans.publisher.</w:t>
+        <w:t xml:space="preserve">Confirm </w:t>
+      </w:r>
+      <w:proofErr w:type="spellStart"/>
+      <w:r>
+        <w:t>verifiedBy</w:t>
+      </w:r>
+      <w:proofErr w:type="spellEnd"/>
+      <w:r>
+        <w:t xml:space="preserve"> = </w:t>
+      </w:r>
+      <w:proofErr w:type="spellStart"/>
+      <w:proofErr w:type="gramStart"/>
+      <w:r>
+        <w:t>ans.publisher</w:t>
+      </w:r>
+      <w:proofErr w:type="spellEnd"/>
+      <w:proofErr w:type="gramEnd"/>
+      <w:r>
+        <w:t>.</w:t>
       </w:r>
     </w:p>
     <w:p>
@@ -17860,7 +21201,15 @@
         <w:spacing w:line="240" w:lineRule="auto"/>
       </w:pPr>
       <w:r>
-        <w:t>Compare retrievedFrom URI against registered Resolver endpoints.</w:t>
+        <w:t xml:space="preserve">Compare </w:t>
+      </w:r>
+      <w:proofErr w:type="spellStart"/>
+      <w:r>
+        <w:t>retrievedFrom</w:t>
+      </w:r>
+      <w:proofErr w:type="spellEnd"/>
+      <w:r>
+        <w:t xml:space="preserve"> URI against registered Resolver endpoints.</w:t>
       </w:r>
     </w:p>
     <w:p>
@@ -17975,7 +21324,27 @@
                 <w:sz w:val="18"/>
                 <w:szCs w:val="18"/>
               </w:rPr>
-              <w:t xml:space="preserve">    "@type": "ResolverValidationReport",</w:t>
+              <w:t xml:space="preserve">    "@type": "</w:t>
+            </w:r>
+            <w:proofErr w:type="spellStart"/>
+            <w:r>
+              <w:rPr>
+                <w:rFonts w:ascii="Consolas" w:hAnsi="Consolas"/>
+                <w:color w:val="365F91" w:themeColor="accent1" w:themeShade="BF"/>
+                <w:sz w:val="18"/>
+                <w:szCs w:val="18"/>
+              </w:rPr>
+              <w:t>ResolverValidationReport</w:t>
+            </w:r>
+            <w:proofErr w:type="spellEnd"/>
+            <w:r>
+              <w:rPr>
+                <w:rFonts w:ascii="Consolas" w:hAnsi="Consolas"/>
+                <w:color w:val="365F91" w:themeColor="accent1" w:themeShade="BF"/>
+                <w:sz w:val="18"/>
+                <w:szCs w:val="18"/>
+              </w:rPr>
+              <w:t>",</w:t>
             </w:r>
           </w:p>
           <w:p>
@@ -17994,7 +21363,27 @@
                 <w:sz w:val="18"/>
                 <w:szCs w:val="18"/>
               </w:rPr>
-              <w:t xml:space="preserve">    "@id": "agentnet:validation:ld_rag_financial_services_2025-11-03T18:00:00Z",</w:t>
+              <w:t xml:space="preserve">    "@id": "</w:t>
+            </w:r>
+            <w:proofErr w:type="gramStart"/>
+            <w:r>
+              <w:rPr>
+                <w:rFonts w:ascii="Consolas" w:hAnsi="Consolas"/>
+                <w:color w:val="365F91" w:themeColor="accent1" w:themeShade="BF"/>
+                <w:sz w:val="18"/>
+                <w:szCs w:val="18"/>
+              </w:rPr>
+              <w:t>agentnet:validation</w:t>
+            </w:r>
+            <w:proofErr w:type="gramEnd"/>
+            <w:r>
+              <w:rPr>
+                <w:rFonts w:ascii="Consolas" w:hAnsi="Consolas"/>
+                <w:color w:val="365F91" w:themeColor="accent1" w:themeShade="BF"/>
+                <w:sz w:val="18"/>
+                <w:szCs w:val="18"/>
+              </w:rPr>
+              <w:t>:ld_rag_financial_services_2025-11-03T18:00:00Z",</w:t>
             </w:r>
           </w:p>
           <w:p>
@@ -18013,7 +21402,67 @@
                 <w:sz w:val="18"/>
                 <w:szCs w:val="18"/>
               </w:rPr>
-              <w:t xml:space="preserve">    "targetDocument": "agentnet:doc:ld_rag_financial_services",</w:t>
+              <w:t xml:space="preserve">    "</w:t>
+            </w:r>
+            <w:proofErr w:type="spellStart"/>
+            <w:r>
+              <w:rPr>
+                <w:rFonts w:ascii="Consolas" w:hAnsi="Consolas"/>
+                <w:color w:val="365F91" w:themeColor="accent1" w:themeShade="BF"/>
+                <w:sz w:val="18"/>
+                <w:szCs w:val="18"/>
+              </w:rPr>
+              <w:t>targetDocument</w:t>
+            </w:r>
+            <w:proofErr w:type="spellEnd"/>
+            <w:r>
+              <w:rPr>
+                <w:rFonts w:ascii="Consolas" w:hAnsi="Consolas"/>
+                <w:color w:val="365F91" w:themeColor="accent1" w:themeShade="BF"/>
+                <w:sz w:val="18"/>
+                <w:szCs w:val="18"/>
+              </w:rPr>
+              <w:t>": "</w:t>
+            </w:r>
+            <w:proofErr w:type="spellStart"/>
+            <w:r>
+              <w:rPr>
+                <w:rFonts w:ascii="Consolas" w:hAnsi="Consolas"/>
+                <w:color w:val="365F91" w:themeColor="accent1" w:themeShade="BF"/>
+                <w:sz w:val="18"/>
+                <w:szCs w:val="18"/>
+              </w:rPr>
+              <w:t>agentnet:</w:t>
+            </w:r>
+            <w:proofErr w:type="gramStart"/>
+            <w:r>
+              <w:rPr>
+                <w:rFonts w:ascii="Consolas" w:hAnsi="Consolas"/>
+                <w:color w:val="365F91" w:themeColor="accent1" w:themeShade="BF"/>
+                <w:sz w:val="18"/>
+                <w:szCs w:val="18"/>
+              </w:rPr>
+              <w:t>doc:ld</w:t>
+            </w:r>
+            <w:proofErr w:type="gramEnd"/>
+            <w:r>
+              <w:rPr>
+                <w:rFonts w:ascii="Consolas" w:hAnsi="Consolas"/>
+                <w:color w:val="365F91" w:themeColor="accent1" w:themeShade="BF"/>
+                <w:sz w:val="18"/>
+                <w:szCs w:val="18"/>
+              </w:rPr>
+              <w:t>_rag_financial_services</w:t>
+            </w:r>
+            <w:proofErr w:type="spellEnd"/>
+            <w:r>
+              <w:rPr>
+                <w:rFonts w:ascii="Consolas" w:hAnsi="Consolas"/>
+                <w:color w:val="365F91" w:themeColor="accent1" w:themeShade="BF"/>
+                <w:sz w:val="18"/>
+                <w:szCs w:val="18"/>
+              </w:rPr>
+              <w:t>",</w:t>
             </w:r>
           </w:p>
           <w:p>
@@ -18032,7 +21481,27 @@
                 <w:sz w:val="18"/>
                 <w:szCs w:val="18"/>
               </w:rPr>
-              <w:t xml:space="preserve">    "extractedFrom": {</w:t>
+              <w:t xml:space="preserve">    "</w:t>
+            </w:r>
+            <w:proofErr w:type="spellStart"/>
+            <w:r>
+              <w:rPr>
+                <w:rFonts w:ascii="Consolas" w:hAnsi="Consolas"/>
+                <w:color w:val="365F91" w:themeColor="accent1" w:themeShade="BF"/>
+                <w:sz w:val="18"/>
+                <w:szCs w:val="18"/>
+              </w:rPr>
+              <w:t>extractedFrom</w:t>
+            </w:r>
+            <w:proofErr w:type="spellEnd"/>
+            <w:r>
+              <w:rPr>
+                <w:rFonts w:ascii="Consolas" w:hAnsi="Consolas"/>
+                <w:color w:val="365F91" w:themeColor="accent1" w:themeShade="BF"/>
+                <w:sz w:val="18"/>
+                <w:szCs w:val="18"/>
+              </w:rPr>
+              <w:t>": {</w:t>
             </w:r>
           </w:p>
           <w:p>
@@ -18051,7 +21520,27 @@
                 <w:sz w:val="18"/>
                 <w:szCs w:val="18"/>
               </w:rPr>
-              <w:t xml:space="preserve">        "@type": "DigitalDocument",</w:t>
+              <w:t xml:space="preserve">        "@type": "</w:t>
+            </w:r>
+            <w:proofErr w:type="spellStart"/>
+            <w:r>
+              <w:rPr>
+                <w:rFonts w:ascii="Consolas" w:hAnsi="Consolas"/>
+                <w:color w:val="365F91" w:themeColor="accent1" w:themeShade="BF"/>
+                <w:sz w:val="18"/>
+                <w:szCs w:val="18"/>
+              </w:rPr>
+              <w:t>DigitalDocument</w:t>
+            </w:r>
+            <w:proofErr w:type="spellEnd"/>
+            <w:r>
+              <w:rPr>
+                <w:rFonts w:ascii="Consolas" w:hAnsi="Consolas"/>
+                <w:color w:val="365F91" w:themeColor="accent1" w:themeShade="BF"/>
+                <w:sz w:val="18"/>
+                <w:szCs w:val="18"/>
+              </w:rPr>
+              <w:t>",</w:t>
             </w:r>
           </w:p>
           <w:p>
@@ -18070,7 +21559,27 @@
                 <w:sz w:val="18"/>
                 <w:szCs w:val="18"/>
               </w:rPr>
-              <w:t xml:space="preserve">        "fileFormat": "application/vnd.openxmlformats-officedocument.wordprocessingml.document",</w:t>
+              <w:t xml:space="preserve">        "</w:t>
+            </w:r>
+            <w:proofErr w:type="spellStart"/>
+            <w:r>
+              <w:rPr>
+                <w:rFonts w:ascii="Consolas" w:hAnsi="Consolas"/>
+                <w:color w:val="365F91" w:themeColor="accent1" w:themeShade="BF"/>
+                <w:sz w:val="18"/>
+                <w:szCs w:val="18"/>
+              </w:rPr>
+              <w:t>fileFormat</w:t>
+            </w:r>
+            <w:proofErr w:type="spellEnd"/>
+            <w:r>
+              <w:rPr>
+                <w:rFonts w:ascii="Consolas" w:hAnsi="Consolas"/>
+                <w:color w:val="365F91" w:themeColor="accent1" w:themeShade="BF"/>
+                <w:sz w:val="18"/>
+                <w:szCs w:val="18"/>
+              </w:rPr>
+              <w:t>": "application/vnd.openxmlformats-officedocument.wordprocessingml.document",</w:t>
             </w:r>
           </w:p>
           <w:p>
@@ -18089,7 +21598,47 @@
                 <w:sz w:val="18"/>
                 <w:szCs w:val="18"/>
               </w:rPr>
-              <w:t xml:space="preserve">        "sourceField": "DocumentCapsuleMetadata"</w:t>
+              <w:t xml:space="preserve">        "</w:t>
+            </w:r>
+            <w:proofErr w:type="spellStart"/>
+            <w:r>
+              <w:rPr>
+                <w:rFonts w:ascii="Consolas" w:hAnsi="Consolas"/>
+                <w:color w:val="365F91" w:themeColor="accent1" w:themeShade="BF"/>
+                <w:sz w:val="18"/>
+                <w:szCs w:val="18"/>
+              </w:rPr>
+              <w:t>sourceField</w:t>
+            </w:r>
+            <w:proofErr w:type="spellEnd"/>
+            <w:r>
+              <w:rPr>
+                <w:rFonts w:ascii="Consolas" w:hAnsi="Consolas"/>
+                <w:color w:val="365F91" w:themeColor="accent1" w:themeShade="BF"/>
+                <w:sz w:val="18"/>
+                <w:szCs w:val="18"/>
+              </w:rPr>
+              <w:t>": "</w:t>
+            </w:r>
+            <w:proofErr w:type="spellStart"/>
+            <w:r>
+              <w:rPr>
+                <w:rFonts w:ascii="Consolas" w:hAnsi="Consolas"/>
+                <w:color w:val="365F91" w:themeColor="accent1" w:themeShade="BF"/>
+                <w:sz w:val="18"/>
+                <w:szCs w:val="18"/>
+              </w:rPr>
+              <w:t>DocumentCapsuleMetadata</w:t>
+            </w:r>
+            <w:proofErr w:type="spellEnd"/>
+            <w:r>
+              <w:rPr>
+                <w:rFonts w:ascii="Consolas" w:hAnsi="Consolas"/>
+                <w:color w:val="365F91" w:themeColor="accent1" w:themeShade="BF"/>
+                <w:sz w:val="18"/>
+                <w:szCs w:val="18"/>
+              </w:rPr>
+              <w:t>"</w:t>
             </w:r>
           </w:p>
           <w:p>
@@ -18127,7 +21676,27 @@
                 <w:sz w:val="18"/>
                 <w:szCs w:val="18"/>
               </w:rPr>
-              <w:t xml:space="preserve">    "verifiedProperties": {</w:t>
+              <w:t xml:space="preserve">    "</w:t>
+            </w:r>
+            <w:proofErr w:type="spellStart"/>
+            <w:r>
+              <w:rPr>
+                <w:rFonts w:ascii="Consolas" w:hAnsi="Consolas"/>
+                <w:color w:val="365F91" w:themeColor="accent1" w:themeShade="BF"/>
+                <w:sz w:val="18"/>
+                <w:szCs w:val="18"/>
+              </w:rPr>
+              <w:t>verifiedProperties</w:t>
+            </w:r>
+            <w:proofErr w:type="spellEnd"/>
+            <w:r>
+              <w:rPr>
+                <w:rFonts w:ascii="Consolas" w:hAnsi="Consolas"/>
+                <w:color w:val="365F91" w:themeColor="accent1" w:themeShade="BF"/>
+                <w:sz w:val="18"/>
+                <w:szCs w:val="18"/>
+              </w:rPr>
+              <w:t>": {</w:t>
             </w:r>
           </w:p>
           <w:p>
@@ -18184,7 +21753,27 @@
                 <w:sz w:val="18"/>
                 <w:szCs w:val="18"/>
               </w:rPr>
-              <w:t xml:space="preserve">        "linkedStandards": ["https://ans.agentnet.org/core"],</w:t>
+              <w:t xml:space="preserve">        "</w:t>
+            </w:r>
+            <w:proofErr w:type="spellStart"/>
+            <w:r>
+              <w:rPr>
+                <w:rFonts w:ascii="Consolas" w:hAnsi="Consolas"/>
+                <w:color w:val="365F91" w:themeColor="accent1" w:themeShade="BF"/>
+                <w:sz w:val="18"/>
+                <w:szCs w:val="18"/>
+              </w:rPr>
+              <w:t>linkedStandards</w:t>
+            </w:r>
+            <w:proofErr w:type="spellEnd"/>
+            <w:r>
+              <w:rPr>
+                <w:rFonts w:ascii="Consolas" w:hAnsi="Consolas"/>
+                <w:color w:val="365F91" w:themeColor="accent1" w:themeShade="BF"/>
+                <w:sz w:val="18"/>
+                <w:szCs w:val="18"/>
+              </w:rPr>
+              <w:t>": ["https://ans.agentnet.org/core"],</w:t>
             </w:r>
           </w:p>
           <w:p>
@@ -18222,7 +21811,49 @@
                 <w:sz w:val="18"/>
                 <w:szCs w:val="18"/>
               </w:rPr>
-              <w:t xml:space="preserve">        "verifiedBy": "ans.publisher",</w:t>
+              <w:t xml:space="preserve">        "</w:t>
+            </w:r>
+            <w:proofErr w:type="spellStart"/>
+            <w:r>
+              <w:rPr>
+                <w:rFonts w:ascii="Consolas" w:hAnsi="Consolas"/>
+                <w:color w:val="365F91" w:themeColor="accent1" w:themeShade="BF"/>
+                <w:sz w:val="18"/>
+                <w:szCs w:val="18"/>
+              </w:rPr>
+              <w:t>verifiedBy</w:t>
+            </w:r>
+            <w:proofErr w:type="spellEnd"/>
+            <w:r>
+              <w:rPr>
+                <w:rFonts w:ascii="Consolas" w:hAnsi="Consolas"/>
+                <w:color w:val="365F91" w:themeColor="accent1" w:themeShade="BF"/>
+                <w:sz w:val="18"/>
+                <w:szCs w:val="18"/>
+              </w:rPr>
+              <w:t>": "</w:t>
+            </w:r>
+            <w:proofErr w:type="spellStart"/>
+            <w:proofErr w:type="gramStart"/>
+            <w:r>
+              <w:rPr>
+                <w:rFonts w:ascii="Consolas" w:hAnsi="Consolas"/>
+                <w:color w:val="365F91" w:themeColor="accent1" w:themeShade="BF"/>
+                <w:sz w:val="18"/>
+                <w:szCs w:val="18"/>
+              </w:rPr>
+              <w:t>ans.publisher</w:t>
+            </w:r>
+            <w:proofErr w:type="spellEnd"/>
+            <w:proofErr w:type="gramEnd"/>
+            <w:r>
+              <w:rPr>
+                <w:rFonts w:ascii="Consolas" w:hAnsi="Consolas"/>
+                <w:color w:val="365F91" w:themeColor="accent1" w:themeShade="BF"/>
+                <w:sz w:val="18"/>
+                <w:szCs w:val="18"/>
+              </w:rPr>
+              <w:t>",</w:t>
             </w:r>
           </w:p>
           <w:p>
@@ -18241,7 +21872,58 @@
                 <w:sz w:val="18"/>
                 <w:szCs w:val="18"/>
               </w:rPr>
-              <w:t xml:space="preserve">        "retrievedFrom": "agentnet:resolver:core/root"</w:t>
+              <w:t xml:space="preserve">        "</w:t>
+            </w:r>
+            <w:proofErr w:type="spellStart"/>
+            <w:r>
+              <w:rPr>
+                <w:rFonts w:ascii="Consolas" w:hAnsi="Consolas"/>
+                <w:color w:val="365F91" w:themeColor="accent1" w:themeShade="BF"/>
+                <w:sz w:val="18"/>
+                <w:szCs w:val="18"/>
+              </w:rPr>
+              <w:t>retrievedFrom</w:t>
+            </w:r>
+            <w:proofErr w:type="spellEnd"/>
+            <w:r>
+              <w:rPr>
+                <w:rFonts w:ascii="Consolas" w:hAnsi="Consolas"/>
+                <w:color w:val="365F91" w:themeColor="accent1" w:themeShade="BF"/>
+                <w:sz w:val="18"/>
+                <w:szCs w:val="18"/>
+              </w:rPr>
+              <w:t>": "</w:t>
+            </w:r>
+            <w:proofErr w:type="spellStart"/>
+            <w:proofErr w:type="gramStart"/>
+            <w:r>
+              <w:rPr>
+                <w:rFonts w:ascii="Consolas" w:hAnsi="Consolas"/>
+                <w:color w:val="365F91" w:themeColor="accent1" w:themeShade="BF"/>
+                <w:sz w:val="18"/>
+                <w:szCs w:val="18"/>
+              </w:rPr>
+              <w:t>agentnet:resolver</w:t>
+            </w:r>
+            <w:proofErr w:type="gramEnd"/>
+            <w:r>
+              <w:rPr>
+                <w:rFonts w:ascii="Consolas" w:hAnsi="Consolas"/>
+                <w:color w:val="365F91" w:themeColor="accent1" w:themeShade="BF"/>
+                <w:sz w:val="18"/>
+                <w:szCs w:val="18"/>
+              </w:rPr>
+              <w:t>:core</w:t>
+            </w:r>
+            <w:proofErr w:type="spellEnd"/>
+            <w:r>
+              <w:rPr>
+                <w:rFonts w:ascii="Consolas" w:hAnsi="Consolas"/>
+                <w:color w:val="365F91" w:themeColor="accent1" w:themeShade="BF"/>
+                <w:sz w:val="18"/>
+                <w:szCs w:val="18"/>
+              </w:rPr>
+              <w:t>/root"</w:t>
             </w:r>
           </w:p>
           <w:p>
@@ -18279,7 +21961,27 @@
                 <w:sz w:val="18"/>
                 <w:szCs w:val="18"/>
               </w:rPr>
-              <w:t xml:space="preserve">    "trustScore": 1.00,</w:t>
+              <w:t xml:space="preserve">    "</w:t>
+            </w:r>
+            <w:proofErr w:type="spellStart"/>
+            <w:r>
+              <w:rPr>
+                <w:rFonts w:ascii="Consolas" w:hAnsi="Consolas"/>
+                <w:color w:val="365F91" w:themeColor="accent1" w:themeShade="BF"/>
+                <w:sz w:val="18"/>
+                <w:szCs w:val="18"/>
+              </w:rPr>
+              <w:t>trustScore</w:t>
+            </w:r>
+            <w:proofErr w:type="spellEnd"/>
+            <w:r>
+              <w:rPr>
+                <w:rFonts w:ascii="Consolas" w:hAnsi="Consolas"/>
+                <w:color w:val="365F91" w:themeColor="accent1" w:themeShade="BF"/>
+                <w:sz w:val="18"/>
+                <w:szCs w:val="18"/>
+              </w:rPr>
+              <w:t>": 1.00,</w:t>
             </w:r>
           </w:p>
           <w:p>
@@ -18317,7 +22019,27 @@
                 <w:sz w:val="18"/>
                 <w:szCs w:val="18"/>
               </w:rPr>
-              <w:t xml:space="preserve">    "dateVerified": "2025-11-03T18:00:00Z",</w:t>
+              <w:t xml:space="preserve">    "</w:t>
+            </w:r>
+            <w:proofErr w:type="spellStart"/>
+            <w:r>
+              <w:rPr>
+                <w:rFonts w:ascii="Consolas" w:hAnsi="Consolas"/>
+                <w:color w:val="365F91" w:themeColor="accent1" w:themeShade="BF"/>
+                <w:sz w:val="18"/>
+                <w:szCs w:val="18"/>
+              </w:rPr>
+              <w:t>dateVerified</w:t>
+            </w:r>
+            <w:proofErr w:type="spellEnd"/>
+            <w:r>
+              <w:rPr>
+                <w:rFonts w:ascii="Consolas" w:hAnsi="Consolas"/>
+                <w:color w:val="365F91" w:themeColor="accent1" w:themeShade="BF"/>
+                <w:sz w:val="18"/>
+                <w:szCs w:val="18"/>
+              </w:rPr>
+              <w:t>": "2025-11-03T18:00:00Z",</w:t>
             </w:r>
           </w:p>
           <w:p>
@@ -18355,7 +22077,27 @@
                 <w:sz w:val="18"/>
                 <w:szCs w:val="18"/>
               </w:rPr>
-              <w:t xml:space="preserve">        "issuedBy": "AgentNet",</w:t>
+              <w:t xml:space="preserve">        "</w:t>
+            </w:r>
+            <w:proofErr w:type="spellStart"/>
+            <w:r>
+              <w:rPr>
+                <w:rFonts w:ascii="Consolas" w:hAnsi="Consolas"/>
+                <w:color w:val="365F91" w:themeColor="accent1" w:themeShade="BF"/>
+                <w:sz w:val="18"/>
+                <w:szCs w:val="18"/>
+              </w:rPr>
+              <w:t>issuedBy</w:t>
+            </w:r>
+            <w:proofErr w:type="spellEnd"/>
+            <w:r>
+              <w:rPr>
+                <w:rFonts w:ascii="Consolas" w:hAnsi="Consolas"/>
+                <w:color w:val="365F91" w:themeColor="accent1" w:themeShade="BF"/>
+                <w:sz w:val="18"/>
+                <w:szCs w:val="18"/>
+              </w:rPr>
+              <w:t>": "AgentNet",</w:t>
             </w:r>
           </w:p>
           <w:p>
@@ -18374,7 +22116,49 @@
                 <w:sz w:val="18"/>
                 <w:szCs w:val="18"/>
               </w:rPr>
-              <w:t xml:space="preserve">        "verifiedBy": "ans.publisher"</w:t>
+              <w:t xml:space="preserve">        "</w:t>
+            </w:r>
+            <w:proofErr w:type="spellStart"/>
+            <w:r>
+              <w:rPr>
+                <w:rFonts w:ascii="Consolas" w:hAnsi="Consolas"/>
+                <w:color w:val="365F91" w:themeColor="accent1" w:themeShade="BF"/>
+                <w:sz w:val="18"/>
+                <w:szCs w:val="18"/>
+              </w:rPr>
+              <w:t>verifiedBy</w:t>
+            </w:r>
+            <w:proofErr w:type="spellEnd"/>
+            <w:r>
+              <w:rPr>
+                <w:rFonts w:ascii="Consolas" w:hAnsi="Consolas"/>
+                <w:color w:val="365F91" w:themeColor="accent1" w:themeShade="BF"/>
+                <w:sz w:val="18"/>
+                <w:szCs w:val="18"/>
+              </w:rPr>
+              <w:t>": "</w:t>
+            </w:r>
+            <w:proofErr w:type="spellStart"/>
+            <w:proofErr w:type="gramStart"/>
+            <w:r>
+              <w:rPr>
+                <w:rFonts w:ascii="Consolas" w:hAnsi="Consolas"/>
+                <w:color w:val="365F91" w:themeColor="accent1" w:themeShade="BF"/>
+                <w:sz w:val="18"/>
+                <w:szCs w:val="18"/>
+              </w:rPr>
+              <w:t>ans.publisher</w:t>
+            </w:r>
+            <w:proofErr w:type="spellEnd"/>
+            <w:proofErr w:type="gramEnd"/>
+            <w:r>
+              <w:rPr>
+                <w:rFonts w:ascii="Consolas" w:hAnsi="Consolas"/>
+                <w:color w:val="365F91" w:themeColor="accent1" w:themeShade="BF"/>
+                <w:sz w:val="18"/>
+                <w:szCs w:val="18"/>
+              </w:rPr>
+              <w:t>"</w:t>
             </w:r>
           </w:p>
           <w:p>
@@ -18785,7 +22569,27 @@
                 <w:sz w:val="16"/>
                 <w:szCs w:val="16"/>
               </w:rPr>
-              <w:t xml:space="preserve">    "@type": "LD-RAG_WhitePaper",</w:t>
+              <w:t xml:space="preserve">    "@type": "LD-</w:t>
+            </w:r>
+            <w:proofErr w:type="spellStart"/>
+            <w:r>
+              <w:rPr>
+                <w:rFonts w:ascii="Consolas" w:hAnsi="Consolas"/>
+                <w:color w:val="365F91" w:themeColor="accent1" w:themeShade="BF"/>
+                <w:sz w:val="16"/>
+                <w:szCs w:val="16"/>
+              </w:rPr>
+              <w:t>RAG_WhitePaper</w:t>
+            </w:r>
+            <w:proofErr w:type="spellEnd"/>
+            <w:r>
+              <w:rPr>
+                <w:rFonts w:ascii="Consolas" w:hAnsi="Consolas"/>
+                <w:color w:val="365F91" w:themeColor="accent1" w:themeShade="BF"/>
+                <w:sz w:val="16"/>
+                <w:szCs w:val="16"/>
+              </w:rPr>
+              <w:t>",</w:t>
             </w:r>
           </w:p>
           <w:p>
@@ -18804,7 +22608,47 @@
                 <w:sz w:val="16"/>
                 <w:szCs w:val="16"/>
               </w:rPr>
-              <w:t xml:space="preserve">    "@id": "agentnet:doc:ld_rag_financial_services",</w:t>
+              <w:t xml:space="preserve">    "@id": "</w:t>
+            </w:r>
+            <w:proofErr w:type="spellStart"/>
+            <w:r>
+              <w:rPr>
+                <w:rFonts w:ascii="Consolas" w:hAnsi="Consolas"/>
+                <w:color w:val="365F91" w:themeColor="accent1" w:themeShade="BF"/>
+                <w:sz w:val="16"/>
+                <w:szCs w:val="16"/>
+              </w:rPr>
+              <w:t>agentnet:</w:t>
+            </w:r>
+            <w:proofErr w:type="gramStart"/>
+            <w:r>
+              <w:rPr>
+                <w:rFonts w:ascii="Consolas" w:hAnsi="Consolas"/>
+                <w:color w:val="365F91" w:themeColor="accent1" w:themeShade="BF"/>
+                <w:sz w:val="16"/>
+                <w:szCs w:val="16"/>
+              </w:rPr>
+              <w:t>doc:ld</w:t>
+            </w:r>
+            <w:proofErr w:type="gramEnd"/>
+            <w:r>
+              <w:rPr>
+                <w:rFonts w:ascii="Consolas" w:hAnsi="Consolas"/>
+                <w:color w:val="365F91" w:themeColor="accent1" w:themeShade="BF"/>
+                <w:sz w:val="16"/>
+                <w:szCs w:val="16"/>
+              </w:rPr>
+              <w:t>_rag_financial_services</w:t>
+            </w:r>
+            <w:proofErr w:type="spellEnd"/>
+            <w:r>
+              <w:rPr>
+                <w:rFonts w:ascii="Consolas" w:hAnsi="Consolas"/>
+                <w:color w:val="365F91" w:themeColor="accent1" w:themeShade="BF"/>
+                <w:sz w:val="16"/>
+                <w:szCs w:val="16"/>
+              </w:rPr>
+              <w:t>",</w:t>
             </w:r>
           </w:p>
           <w:p>
@@ -19070,7 +22914,27 @@
                 <w:sz w:val="16"/>
                 <w:szCs w:val="16"/>
               </w:rPr>
-              <w:t xml:space="preserve">    "datePublished": "2025-11-03",</w:t>
+              <w:t xml:space="preserve">    "</w:t>
+            </w:r>
+            <w:proofErr w:type="spellStart"/>
+            <w:r>
+              <w:rPr>
+                <w:rFonts w:ascii="Consolas" w:hAnsi="Consolas"/>
+                <w:color w:val="365F91" w:themeColor="accent1" w:themeShade="BF"/>
+                <w:sz w:val="16"/>
+                <w:szCs w:val="16"/>
+              </w:rPr>
+              <w:t>datePublished</w:t>
+            </w:r>
+            <w:proofErr w:type="spellEnd"/>
+            <w:r>
+              <w:rPr>
+                <w:rFonts w:ascii="Consolas" w:hAnsi="Consolas"/>
+                <w:color w:val="365F91" w:themeColor="accent1" w:themeShade="BF"/>
+                <w:sz w:val="16"/>
+                <w:szCs w:val="16"/>
+              </w:rPr>
+              <w:t>": "2025-11-03",</w:t>
             </w:r>
           </w:p>
           <w:p>
@@ -19108,7 +22972,27 @@
                 <w:sz w:val="16"/>
                 <w:szCs w:val="16"/>
               </w:rPr>
-              <w:t xml:space="preserve">    "linkedStandards": [</w:t>
+              <w:t xml:space="preserve">    "</w:t>
+            </w:r>
+            <w:proofErr w:type="spellStart"/>
+            <w:r>
+              <w:rPr>
+                <w:rFonts w:ascii="Consolas" w:hAnsi="Consolas"/>
+                <w:color w:val="365F91" w:themeColor="accent1" w:themeShade="BF"/>
+                <w:sz w:val="16"/>
+                <w:szCs w:val="16"/>
+              </w:rPr>
+              <w:t>linkedStandards</w:t>
+            </w:r>
+            <w:proofErr w:type="spellEnd"/>
+            <w:r>
+              <w:rPr>
+                <w:rFonts w:ascii="Consolas" w:hAnsi="Consolas"/>
+                <w:color w:val="365F91" w:themeColor="accent1" w:themeShade="BF"/>
+                <w:sz w:val="16"/>
+                <w:szCs w:val="16"/>
+              </w:rPr>
+              <w:t>": [</w:t>
             </w:r>
           </w:p>
           <w:p>
@@ -19184,7 +23068,27 @@
                 <w:sz w:val="16"/>
                 <w:szCs w:val="16"/>
               </w:rPr>
-              <w:t xml:space="preserve">        "@type": "ProvenanceRecord",</w:t>
+              <w:t xml:space="preserve">        "@type": "</w:t>
+            </w:r>
+            <w:proofErr w:type="spellStart"/>
+            <w:r>
+              <w:rPr>
+                <w:rFonts w:ascii="Consolas" w:hAnsi="Consolas"/>
+                <w:color w:val="365F91" w:themeColor="accent1" w:themeShade="BF"/>
+                <w:sz w:val="16"/>
+                <w:szCs w:val="16"/>
+              </w:rPr>
+              <w:t>ProvenanceRecord</w:t>
+            </w:r>
+            <w:proofErr w:type="spellEnd"/>
+            <w:r>
+              <w:rPr>
+                <w:rFonts w:ascii="Consolas" w:hAnsi="Consolas"/>
+                <w:color w:val="365F91" w:themeColor="accent1" w:themeShade="BF"/>
+                <w:sz w:val="16"/>
+                <w:szCs w:val="16"/>
+              </w:rPr>
+              <w:t>",</w:t>
             </w:r>
           </w:p>
           <w:p>
@@ -19203,7 +23107,27 @@
                 <w:sz w:val="16"/>
                 <w:szCs w:val="16"/>
               </w:rPr>
-              <w:t xml:space="preserve">        "issuedBy": "AgentNet",</w:t>
+              <w:t xml:space="preserve">        "</w:t>
+            </w:r>
+            <w:proofErr w:type="spellStart"/>
+            <w:r>
+              <w:rPr>
+                <w:rFonts w:ascii="Consolas" w:hAnsi="Consolas"/>
+                <w:color w:val="365F91" w:themeColor="accent1" w:themeShade="BF"/>
+                <w:sz w:val="16"/>
+                <w:szCs w:val="16"/>
+              </w:rPr>
+              <w:t>issuedBy</w:t>
+            </w:r>
+            <w:proofErr w:type="spellEnd"/>
+            <w:r>
+              <w:rPr>
+                <w:rFonts w:ascii="Consolas" w:hAnsi="Consolas"/>
+                <w:color w:val="365F91" w:themeColor="accent1" w:themeShade="BF"/>
+                <w:sz w:val="16"/>
+                <w:szCs w:val="16"/>
+              </w:rPr>
+              <w:t>": "AgentNet",</w:t>
             </w:r>
           </w:p>
           <w:p>
@@ -19222,7 +23146,49 @@
                 <w:sz w:val="16"/>
                 <w:szCs w:val="16"/>
               </w:rPr>
-              <w:t xml:space="preserve">        "verifiedBy": "ans.publisher",</w:t>
+              <w:t xml:space="preserve">        "</w:t>
+            </w:r>
+            <w:proofErr w:type="spellStart"/>
+            <w:r>
+              <w:rPr>
+                <w:rFonts w:ascii="Consolas" w:hAnsi="Consolas"/>
+                <w:color w:val="365F91" w:themeColor="accent1" w:themeShade="BF"/>
+                <w:sz w:val="16"/>
+                <w:szCs w:val="16"/>
+              </w:rPr>
+              <w:t>verifiedBy</w:t>
+            </w:r>
+            <w:proofErr w:type="spellEnd"/>
+            <w:r>
+              <w:rPr>
+                <w:rFonts w:ascii="Consolas" w:hAnsi="Consolas"/>
+                <w:color w:val="365F91" w:themeColor="accent1" w:themeShade="BF"/>
+                <w:sz w:val="16"/>
+                <w:szCs w:val="16"/>
+              </w:rPr>
+              <w:t>": "</w:t>
+            </w:r>
+            <w:proofErr w:type="spellStart"/>
+            <w:proofErr w:type="gramStart"/>
+            <w:r>
+              <w:rPr>
+                <w:rFonts w:ascii="Consolas" w:hAnsi="Consolas"/>
+                <w:color w:val="365F91" w:themeColor="accent1" w:themeShade="BF"/>
+                <w:sz w:val="16"/>
+                <w:szCs w:val="16"/>
+              </w:rPr>
+              <w:t>ans.publisher</w:t>
+            </w:r>
+            <w:proofErr w:type="spellEnd"/>
+            <w:proofErr w:type="gramEnd"/>
+            <w:r>
+              <w:rPr>
+                <w:rFonts w:ascii="Consolas" w:hAnsi="Consolas"/>
+                <w:color w:val="365F91" w:themeColor="accent1" w:themeShade="BF"/>
+                <w:sz w:val="16"/>
+                <w:szCs w:val="16"/>
+              </w:rPr>
+              <w:t>",</w:t>
             </w:r>
           </w:p>
           <w:p>
@@ -19241,7 +23207,58 @@
                 <w:sz w:val="16"/>
                 <w:szCs w:val="16"/>
               </w:rPr>
-              <w:t xml:space="preserve">        "retrievedFrom": "agentnet:resolver:core/root",</w:t>
+              <w:t xml:space="preserve">        "</w:t>
+            </w:r>
+            <w:proofErr w:type="spellStart"/>
+            <w:r>
+              <w:rPr>
+                <w:rFonts w:ascii="Consolas" w:hAnsi="Consolas"/>
+                <w:color w:val="365F91" w:themeColor="accent1" w:themeShade="BF"/>
+                <w:sz w:val="16"/>
+                <w:szCs w:val="16"/>
+              </w:rPr>
+              <w:t>retrievedFrom</w:t>
+            </w:r>
+            <w:proofErr w:type="spellEnd"/>
+            <w:r>
+              <w:rPr>
+                <w:rFonts w:ascii="Consolas" w:hAnsi="Consolas"/>
+                <w:color w:val="365F91" w:themeColor="accent1" w:themeShade="BF"/>
+                <w:sz w:val="16"/>
+                <w:szCs w:val="16"/>
+              </w:rPr>
+              <w:t>": "</w:t>
+            </w:r>
+            <w:proofErr w:type="spellStart"/>
+            <w:proofErr w:type="gramStart"/>
+            <w:r>
+              <w:rPr>
+                <w:rFonts w:ascii="Consolas" w:hAnsi="Consolas"/>
+                <w:color w:val="365F91" w:themeColor="accent1" w:themeShade="BF"/>
+                <w:sz w:val="16"/>
+                <w:szCs w:val="16"/>
+              </w:rPr>
+              <w:t>agentnet:resolver</w:t>
+            </w:r>
+            <w:proofErr w:type="gramEnd"/>
+            <w:r>
+              <w:rPr>
+                <w:rFonts w:ascii="Consolas" w:hAnsi="Consolas"/>
+                <w:color w:val="365F91" w:themeColor="accent1" w:themeShade="BF"/>
+                <w:sz w:val="16"/>
+                <w:szCs w:val="16"/>
+              </w:rPr>
+              <w:t>:core</w:t>
+            </w:r>
+            <w:proofErr w:type="spellEnd"/>
+            <w:r>
+              <w:rPr>
+                <w:rFonts w:ascii="Consolas" w:hAnsi="Consolas"/>
+                <w:color w:val="365F91" w:themeColor="accent1" w:themeShade="BF"/>
+                <w:sz w:val="16"/>
+                <w:szCs w:val="16"/>
+              </w:rPr>
+              <w:t>/root",</w:t>
             </w:r>
           </w:p>
           <w:p>
@@ -19260,7 +23277,27 @@
                 <w:sz w:val="16"/>
                 <w:szCs w:val="16"/>
               </w:rPr>
-              <w:t xml:space="preserve">        "revisionHistory": [</w:t>
+              <w:t xml:space="preserve">        "</w:t>
+            </w:r>
+            <w:proofErr w:type="spellStart"/>
+            <w:r>
+              <w:rPr>
+                <w:rFonts w:ascii="Consolas" w:hAnsi="Consolas"/>
+                <w:color w:val="365F91" w:themeColor="accent1" w:themeShade="BF"/>
+                <w:sz w:val="16"/>
+                <w:szCs w:val="16"/>
+              </w:rPr>
+              <w:t>revisionHistory</w:t>
+            </w:r>
+            <w:proofErr w:type="spellEnd"/>
+            <w:r>
+              <w:rPr>
+                <w:rFonts w:ascii="Consolas" w:hAnsi="Consolas"/>
+                <w:color w:val="365F91" w:themeColor="accent1" w:themeShade="BF"/>
+                <w:sz w:val="16"/>
+                <w:szCs w:val="16"/>
+              </w:rPr>
+              <w:t>": [</w:t>
             </w:r>
           </w:p>
           <w:p>
@@ -19336,7 +23373,27 @@
                 <w:sz w:val="16"/>
                 <w:szCs w:val="16"/>
               </w:rPr>
-              <w:t xml:space="preserve">                "releaseNotes": "Initial release of the AgentNet LD-RAG white paper focused on financial services applicability."</w:t>
+              <w:t xml:space="preserve">                "</w:t>
+            </w:r>
+            <w:proofErr w:type="spellStart"/>
+            <w:r>
+              <w:rPr>
+                <w:rFonts w:ascii="Consolas" w:hAnsi="Consolas"/>
+                <w:color w:val="365F91" w:themeColor="accent1" w:themeShade="BF"/>
+                <w:sz w:val="16"/>
+                <w:szCs w:val="16"/>
+              </w:rPr>
+              <w:t>releaseNotes</w:t>
+            </w:r>
+            <w:proofErr w:type="spellEnd"/>
+            <w:r>
+              <w:rPr>
+                <w:rFonts w:ascii="Consolas" w:hAnsi="Consolas"/>
+                <w:color w:val="365F91" w:themeColor="accent1" w:themeShade="BF"/>
+                <w:sz w:val="16"/>
+                <w:szCs w:val="16"/>
+              </w:rPr>
+              <w:t>": "Initial release of the AgentNet LD-RAG white paper focused on financial services applicability."</w:t>
             </w:r>
           </w:p>
           <w:p>
@@ -19835,7 +23892,7 @@
 </file>
 
 <file path=word/endnotes.xml><?xml version="1.0" encoding="utf-8"?>
-<w:endnotes xmlns:wpc="http://schemas.microsoft.com/office/word/2010/wordprocessingCanvas" xmlns:cx="http://schemas.microsoft.com/office/drawing/2014/chartex" xmlns:cx1="http://schemas.microsoft.com/office/drawing/2015/9/8/chartex" xmlns:cx2="http://schemas.microsoft.com/office/drawing/2015/10/21/chartex" xmlns:cx3="http://schemas.microsoft.com/office/drawing/2016/5/9/chartex" xmlns:cx4="http://schemas.microsoft.com/office/drawing/2016/5/10/chartex" xmlns:cx5="http://schemas.microsoft.com/office/drawing/2016/5/11/chartex" xmlns:cx6="http://schemas.microsoft.com/office/drawing/2016/5/12/chartex" xmlns:cx7="http://schemas.microsoft.com/office/drawing/2016/5/13/chartex" xmlns:cx8="http://schemas.microsoft.com/office/drawing/2016/5/14/chartex" xmlns:mc="http://schemas.openxmlformats.org/markup-compatibility/2006" xmlns:aink="http://schemas.microsoft.com/office/drawing/2016/ink" xmlns:am3d="http://schemas.microsoft.com/office/drawing/2017/model3d" xmlns:o="urn:schemas-microsoft-com:office:office" xmlns:oel="http://schemas.microsoft.com/office/2019/extlst" xmlns:r="http://schemas.openxmlformats.org/officeDocument/2006/relationships" xmlns:m="http://schemas.openxmlformats.org/officeDocument/2006/math" xmlns:v="urn:schemas-microsoft-com:vml" xmlns:wp14="http://schemas.microsoft.com/office/word/2010/wordprocessingDrawing" xmlns:wp="http://schemas.openxmlformats.org/drawingml/2006/wordprocessingDrawing" xmlns:w10="urn:schemas-microsoft-com:office:word" xmlns:w="http://schemas.openxmlformats.org/wordprocessingml/2006/main" xmlns:w14="http://schemas.microsoft.com/office/word/2010/wordml" xmlns:w15="http://schemas.microsoft.com/office/word/2012/wordml" xmlns:w16cex="http://schemas.microsoft.com/office/word/2018/wordml/cex" xmlns:w16cid="http://schemas.microsoft.com/office/word/2016/wordml/cid" xmlns:w16="http://schemas.microsoft.com/office/word/2018/wordml" xmlns:w16du="http://schemas.microsoft.com/office/word/2023/wordml/word16du" xmlns:w16sdtdh="http://schemas.microsoft.com/office/word/2020/wordml/sdtdatahash" xmlns:w16sdtfl="http://schemas.microsoft.com/office/word/2024/wordml/sdtformatlock" xmlns:w16se="http://schemas.microsoft.com/office/word/2015/wordml/symex" xmlns:wpg="http://schemas.microsoft.com/office/word/2010/wordprocessingGroup" xmlns:wpi="http://schemas.microsoft.com/office/word/2010/wordprocessingInk" xmlns:wne="http://schemas.microsoft.com/office/word/2006/wordml" xmlns:wps="http://schemas.microsoft.com/office/word/2010/wordprocessingShape" mc:Ignorable="w14 w15 w16se w16cid w16 w16cex w16sdtdh w16sdtfl w16du wp14">
+<w:endnotes xmlns:wpc="http://schemas.microsoft.com/office/word/2010/wordprocessingCanvas" xmlns:cx="http://schemas.microsoft.com/office/drawing/2014/chartex" xmlns:cx1="http://schemas.microsoft.com/office/drawing/2015/9/8/chartex" xmlns:cx2="http://schemas.microsoft.com/office/drawing/2015/10/21/chartex" xmlns:cx3="http://schemas.microsoft.com/office/drawing/2016/5/9/chartex" xmlns:cx4="http://schemas.microsoft.com/office/drawing/2016/5/10/chartex" xmlns:cx5="http://schemas.microsoft.com/office/drawing/2016/5/11/chartex" xmlns:cx6="http://schemas.microsoft.com/office/drawing/2016/5/12/chartex" xmlns:cx7="http://schemas.microsoft.com/office/drawing/2016/5/13/chartex" xmlns:cx8="http://schemas.microsoft.com/office/drawing/2016/5/14/chartex" xmlns:mc="http://schemas.openxmlformats.org/markup-compatibility/2006" xmlns:m="http://schemas.openxmlformats.org/officeDocument/2006/math" xmlns:aink="http://schemas.microsoft.com/office/drawing/2016/ink" xmlns:am3d="http://schemas.microsoft.com/office/drawing/2017/model3d" xmlns:oel="http://schemas.microsoft.com/office/2019/extlst" xmlns:r="http://schemas.openxmlformats.org/officeDocument/2006/relationships" xmlns:wp14="http://schemas.microsoft.com/office/word/2010/wordprocessingDrawing" xmlns:wp="http://schemas.openxmlformats.org/drawingml/2006/wordprocessingDrawing" xmlns:wpg="http://schemas.microsoft.com/office/word/2010/wordprocessingGroup" xmlns:wpi="http://schemas.microsoft.com/office/word/2010/wordprocessingInk" xmlns:wps="http://schemas.microsoft.com/office/word/2010/wordprocessingShape" xmlns:o="urn:schemas-microsoft-com:office:office" xmlns:v="urn:schemas-microsoft-com:vml" xmlns:w10="urn:schemas-microsoft-com:office:word" xmlns:w="http://schemas.openxmlformats.org/wordprocessingml/2006/main" xmlns:w14="http://schemas.microsoft.com/office/word/2010/wordml" xmlns:w15="http://schemas.microsoft.com/office/word/2012/wordml" xmlns:w16cex="http://schemas.microsoft.com/office/word/2018/wordml/cex" xmlns:w16cid="http://schemas.microsoft.com/office/word/2016/wordml/cid" xmlns:w16="http://schemas.microsoft.com/office/word/2018/wordml" xmlns:w16sdtdh="http://schemas.microsoft.com/office/word/2020/wordml/sdtdatahash" xmlns:w16sdtfl="http://schemas.microsoft.com/office/word/2024/wordml/sdtformatlock" xmlns:w16se="http://schemas.microsoft.com/office/word/2015/wordml/symex" xmlns:w16du="http://schemas.microsoft.com/office/word/2023/wordml/word16du" xmlns:wne="http://schemas.microsoft.com/office/word/2006/wordml" mc:Ignorable="w14 w15 w16se w16cid w16 w16cex w16sdtdh w16sdtfl w16du wp14">
   <w:endnote w:type="separator" w:id="-1">
     <w:p>
       <w:pPr>
@@ -19860,7 +23917,7 @@
 </file>
 
 <file path=word/footer1.xml><?xml version="1.0" encoding="utf-8"?>
-<w:ftr xmlns:wpc="http://schemas.microsoft.com/office/word/2010/wordprocessingCanvas" xmlns:cx="http://schemas.microsoft.com/office/drawing/2014/chartex" xmlns:cx1="http://schemas.microsoft.com/office/drawing/2015/9/8/chartex" xmlns:cx2="http://schemas.microsoft.com/office/drawing/2015/10/21/chartex" xmlns:cx3="http://schemas.microsoft.com/office/drawing/2016/5/9/chartex" xmlns:cx4="http://schemas.microsoft.com/office/drawing/2016/5/10/chartex" xmlns:cx5="http://schemas.microsoft.com/office/drawing/2016/5/11/chartex" xmlns:cx6="http://schemas.microsoft.com/office/drawing/2016/5/12/chartex" xmlns:cx7="http://schemas.microsoft.com/office/drawing/2016/5/13/chartex" xmlns:cx8="http://schemas.microsoft.com/office/drawing/2016/5/14/chartex" xmlns:mc="http://schemas.openxmlformats.org/markup-compatibility/2006" xmlns:aink="http://schemas.microsoft.com/office/drawing/2016/ink" xmlns:am3d="http://schemas.microsoft.com/office/drawing/2017/model3d" xmlns:o="urn:schemas-microsoft-com:office:office" xmlns:oel="http://schemas.microsoft.com/office/2019/extlst" xmlns:r="http://schemas.openxmlformats.org/officeDocument/2006/relationships" xmlns:m="http://schemas.openxmlformats.org/officeDocument/2006/math" xmlns:v="urn:schemas-microsoft-com:vml" xmlns:wp14="http://schemas.microsoft.com/office/word/2010/wordprocessingDrawing" xmlns:wp="http://schemas.openxmlformats.org/drawingml/2006/wordprocessingDrawing" xmlns:w10="urn:schemas-microsoft-com:office:word" xmlns:w="http://schemas.openxmlformats.org/wordprocessingml/2006/main" xmlns:w14="http://schemas.microsoft.com/office/word/2010/wordml" xmlns:w15="http://schemas.microsoft.com/office/word/2012/wordml" xmlns:w16cex="http://schemas.microsoft.com/office/word/2018/wordml/cex" xmlns:w16cid="http://schemas.microsoft.com/office/word/2016/wordml/cid" xmlns:w16="http://schemas.microsoft.com/office/word/2018/wordml" xmlns:w16du="http://schemas.microsoft.com/office/word/2023/wordml/word16du" xmlns:w16sdtdh="http://schemas.microsoft.com/office/word/2020/wordml/sdtdatahash" xmlns:w16sdtfl="http://schemas.microsoft.com/office/word/2024/wordml/sdtformatlock" xmlns:w16se="http://schemas.microsoft.com/office/word/2015/wordml/symex" xmlns:wpg="http://schemas.microsoft.com/office/word/2010/wordprocessingGroup" xmlns:wpi="http://schemas.microsoft.com/office/word/2010/wordprocessingInk" xmlns:wne="http://schemas.microsoft.com/office/word/2006/wordml" xmlns:wps="http://schemas.microsoft.com/office/word/2010/wordprocessingShape" mc:Ignorable="w14 w15 w16se w16cid w16 w16cex w16sdtdh w16sdtfl w16du wp14">
+<w:ftr xmlns:wpc="http://schemas.microsoft.com/office/word/2010/wordprocessingCanvas" xmlns:cx="http://schemas.microsoft.com/office/drawing/2014/chartex" xmlns:cx1="http://schemas.microsoft.com/office/drawing/2015/9/8/chartex" xmlns:cx2="http://schemas.microsoft.com/office/drawing/2015/10/21/chartex" xmlns:cx3="http://schemas.microsoft.com/office/drawing/2016/5/9/chartex" xmlns:cx4="http://schemas.microsoft.com/office/drawing/2016/5/10/chartex" xmlns:cx5="http://schemas.microsoft.com/office/drawing/2016/5/11/chartex" xmlns:cx6="http://schemas.microsoft.com/office/drawing/2016/5/12/chartex" xmlns:cx7="http://schemas.microsoft.com/office/drawing/2016/5/13/chartex" xmlns:cx8="http://schemas.microsoft.com/office/drawing/2016/5/14/chartex" xmlns:mc="http://schemas.openxmlformats.org/markup-compatibility/2006" xmlns:m="http://schemas.openxmlformats.org/officeDocument/2006/math" xmlns:aink="http://schemas.microsoft.com/office/drawing/2016/ink" xmlns:am3d="http://schemas.microsoft.com/office/drawing/2017/model3d" xmlns:oel="http://schemas.microsoft.com/office/2019/extlst" xmlns:r="http://schemas.openxmlformats.org/officeDocument/2006/relationships" xmlns:wp14="http://schemas.microsoft.com/office/word/2010/wordprocessingDrawing" xmlns:wp="http://schemas.openxmlformats.org/drawingml/2006/wordprocessingDrawing" xmlns:wpg="http://schemas.microsoft.com/office/word/2010/wordprocessingGroup" xmlns:wpi="http://schemas.microsoft.com/office/word/2010/wordprocessingInk" xmlns:wps="http://schemas.microsoft.com/office/word/2010/wordprocessingShape" xmlns:o="urn:schemas-microsoft-com:office:office" xmlns:v="urn:schemas-microsoft-com:vml" xmlns:w10="urn:schemas-microsoft-com:office:word" xmlns:w="http://schemas.openxmlformats.org/wordprocessingml/2006/main" xmlns:w14="http://schemas.microsoft.com/office/word/2010/wordml" xmlns:w15="http://schemas.microsoft.com/office/word/2012/wordml" xmlns:w16cex="http://schemas.microsoft.com/office/word/2018/wordml/cex" xmlns:w16cid="http://schemas.microsoft.com/office/word/2016/wordml/cid" xmlns:w16="http://schemas.microsoft.com/office/word/2018/wordml" xmlns:w16sdtdh="http://schemas.microsoft.com/office/word/2020/wordml/sdtdatahash" xmlns:w16sdtfl="http://schemas.microsoft.com/office/word/2024/wordml/sdtformatlock" xmlns:w16se="http://schemas.microsoft.com/office/word/2015/wordml/symex" xmlns:w16du="http://schemas.microsoft.com/office/word/2023/wordml/word16du" xmlns:wne="http://schemas.microsoft.com/office/word/2006/wordml" mc:Ignorable="w14 w15 w16se w16cid w16 w16cex w16sdtdh w16sdtfl w16du wp14">
   <w:tbl>
     <w:tblPr>
       <w:tblStyle w:val="TableGrid"/>
@@ -20043,7 +24100,7 @@
 </file>
 
 <file path=word/footnotes.xml><?xml version="1.0" encoding="utf-8"?>
-<w:footnotes xmlns:wpc="http://schemas.microsoft.com/office/word/2010/wordprocessingCanvas" xmlns:cx="http://schemas.microsoft.com/office/drawing/2014/chartex" xmlns:cx1="http://schemas.microsoft.com/office/drawing/2015/9/8/chartex" xmlns:cx2="http://schemas.microsoft.com/office/drawing/2015/10/21/chartex" xmlns:cx3="http://schemas.microsoft.com/office/drawing/2016/5/9/chartex" xmlns:cx4="http://schemas.microsoft.com/office/drawing/2016/5/10/chartex" xmlns:cx5="http://schemas.microsoft.com/office/drawing/2016/5/11/chartex" xmlns:cx6="http://schemas.microsoft.com/office/drawing/2016/5/12/chartex" xmlns:cx7="http://schemas.microsoft.com/office/drawing/2016/5/13/chartex" xmlns:cx8="http://schemas.microsoft.com/office/drawing/2016/5/14/chartex" xmlns:mc="http://schemas.openxmlformats.org/markup-compatibility/2006" xmlns:aink="http://schemas.microsoft.com/office/drawing/2016/ink" xmlns:am3d="http://schemas.microsoft.com/office/drawing/2017/model3d" xmlns:o="urn:schemas-microsoft-com:office:office" xmlns:oel="http://schemas.microsoft.com/office/2019/extlst" xmlns:r="http://schemas.openxmlformats.org/officeDocument/2006/relationships" xmlns:m="http://schemas.openxmlformats.org/officeDocument/2006/math" xmlns:v="urn:schemas-microsoft-com:vml" xmlns:wp14="http://schemas.microsoft.com/office/word/2010/wordprocessingDrawing" xmlns:wp="http://schemas.openxmlformats.org/drawingml/2006/wordprocessingDrawing" xmlns:w10="urn:schemas-microsoft-com:office:word" xmlns:w="http://schemas.openxmlformats.org/wordprocessingml/2006/main" xmlns:w14="http://schemas.microsoft.com/office/word/2010/wordml" xmlns:w15="http://schemas.microsoft.com/office/word/2012/wordml" xmlns:w16cex="http://schemas.microsoft.com/office/word/2018/wordml/cex" xmlns:w16cid="http://schemas.microsoft.com/office/word/2016/wordml/cid" xmlns:w16="http://schemas.microsoft.com/office/word/2018/wordml" xmlns:w16du="http://schemas.microsoft.com/office/word/2023/wordml/word16du" xmlns:w16sdtdh="http://schemas.microsoft.com/office/word/2020/wordml/sdtdatahash" xmlns:w16sdtfl="http://schemas.microsoft.com/office/word/2024/wordml/sdtformatlock" xmlns:w16se="http://schemas.microsoft.com/office/word/2015/wordml/symex" xmlns:wpg="http://schemas.microsoft.com/office/word/2010/wordprocessingGroup" xmlns:wpi="http://schemas.microsoft.com/office/word/2010/wordprocessingInk" xmlns:wne="http://schemas.microsoft.com/office/word/2006/wordml" xmlns:wps="http://schemas.microsoft.com/office/word/2010/wordprocessingShape" mc:Ignorable="w14 w15 w16se w16cid w16 w16cex w16sdtdh w16sdtfl w16du wp14">
+<w:footnotes xmlns:wpc="http://schemas.microsoft.com/office/word/2010/wordprocessingCanvas" xmlns:cx="http://schemas.microsoft.com/office/drawing/2014/chartex" xmlns:cx1="http://schemas.microsoft.com/office/drawing/2015/9/8/chartex" xmlns:cx2="http://schemas.microsoft.com/office/drawing/2015/10/21/chartex" xmlns:cx3="http://schemas.microsoft.com/office/drawing/2016/5/9/chartex" xmlns:cx4="http://schemas.microsoft.com/office/drawing/2016/5/10/chartex" xmlns:cx5="http://schemas.microsoft.com/office/drawing/2016/5/11/chartex" xmlns:cx6="http://schemas.microsoft.com/office/drawing/2016/5/12/chartex" xmlns:cx7="http://schemas.microsoft.com/office/drawing/2016/5/13/chartex" xmlns:cx8="http://schemas.microsoft.com/office/drawing/2016/5/14/chartex" xmlns:mc="http://schemas.openxmlformats.org/markup-compatibility/2006" xmlns:m="http://schemas.openxmlformats.org/officeDocument/2006/math" xmlns:aink="http://schemas.microsoft.com/office/drawing/2016/ink" xmlns:am3d="http://schemas.microsoft.com/office/drawing/2017/model3d" xmlns:oel="http://schemas.microsoft.com/office/2019/extlst" xmlns:r="http://schemas.openxmlformats.org/officeDocument/2006/relationships" xmlns:wp14="http://schemas.microsoft.com/office/word/2010/wordprocessingDrawing" xmlns:wp="http://schemas.openxmlformats.org/drawingml/2006/wordprocessingDrawing" xmlns:wpg="http://schemas.microsoft.com/office/word/2010/wordprocessingGroup" xmlns:wpi="http://schemas.microsoft.com/office/word/2010/wordprocessingInk" xmlns:wps="http://schemas.microsoft.com/office/word/2010/wordprocessingShape" xmlns:o="urn:schemas-microsoft-com:office:office" xmlns:v="urn:schemas-microsoft-com:vml" xmlns:w10="urn:schemas-microsoft-com:office:word" xmlns:w="http://schemas.openxmlformats.org/wordprocessingml/2006/main" xmlns:w14="http://schemas.microsoft.com/office/word/2010/wordml" xmlns:w15="http://schemas.microsoft.com/office/word/2012/wordml" xmlns:w16cex="http://schemas.microsoft.com/office/word/2018/wordml/cex" xmlns:w16cid="http://schemas.microsoft.com/office/word/2016/wordml/cid" xmlns:w16="http://schemas.microsoft.com/office/word/2018/wordml" xmlns:w16sdtdh="http://schemas.microsoft.com/office/word/2020/wordml/sdtdatahash" xmlns:w16sdtfl="http://schemas.microsoft.com/office/word/2024/wordml/sdtformatlock" xmlns:w16se="http://schemas.microsoft.com/office/word/2015/wordml/symex" xmlns:w16du="http://schemas.microsoft.com/office/word/2023/wordml/word16du" xmlns:wne="http://schemas.microsoft.com/office/word/2006/wordml" mc:Ignorable="w14 w15 w16se w16cid w16 w16cex w16sdtdh w16sdtfl w16du wp14">
   <w:footnote w:type="separator" w:id="-1">
     <w:p>
       <w:pPr>
@@ -20068,7 +24125,7 @@
 </file>
 
 <file path=word/header1.xml><?xml version="1.0" encoding="utf-8"?>
-<w:hdr xmlns:wpc="http://schemas.microsoft.com/office/word/2010/wordprocessingCanvas" xmlns:cx="http://schemas.microsoft.com/office/drawing/2014/chartex" xmlns:cx1="http://schemas.microsoft.com/office/drawing/2015/9/8/chartex" xmlns:cx2="http://schemas.microsoft.com/office/drawing/2015/10/21/chartex" xmlns:cx3="http://schemas.microsoft.com/office/drawing/2016/5/9/chartex" xmlns:cx4="http://schemas.microsoft.com/office/drawing/2016/5/10/chartex" xmlns:cx5="http://schemas.microsoft.com/office/drawing/2016/5/11/chartex" xmlns:cx6="http://schemas.microsoft.com/office/drawing/2016/5/12/chartex" xmlns:cx7="http://schemas.microsoft.com/office/drawing/2016/5/13/chartex" xmlns:cx8="http://schemas.microsoft.com/office/drawing/2016/5/14/chartex" xmlns:mc="http://schemas.openxmlformats.org/markup-compatibility/2006" xmlns:aink="http://schemas.microsoft.com/office/drawing/2016/ink" xmlns:am3d="http://schemas.microsoft.com/office/drawing/2017/model3d" xmlns:o="urn:schemas-microsoft-com:office:office" xmlns:oel="http://schemas.microsoft.com/office/2019/extlst" xmlns:r="http://schemas.openxmlformats.org/officeDocument/2006/relationships" xmlns:m="http://schemas.openxmlformats.org/officeDocument/2006/math" xmlns:v="urn:schemas-microsoft-com:vml" xmlns:wp14="http://schemas.microsoft.com/office/word/2010/wordprocessingDrawing" xmlns:wp="http://schemas.openxmlformats.org/drawingml/2006/wordprocessingDrawing" xmlns:w10="urn:schemas-microsoft-com:office:word" xmlns:w="http://schemas.openxmlformats.org/wordprocessingml/2006/main" xmlns:w14="http://schemas.microsoft.com/office/word/2010/wordml" xmlns:w15="http://schemas.microsoft.com/office/word/2012/wordml" xmlns:w16cex="http://schemas.microsoft.com/office/word/2018/wordml/cex" xmlns:w16cid="http://schemas.microsoft.com/office/word/2016/wordml/cid" xmlns:w16="http://schemas.microsoft.com/office/word/2018/wordml" xmlns:w16du="http://schemas.microsoft.com/office/word/2023/wordml/word16du" xmlns:w16sdtdh="http://schemas.microsoft.com/office/word/2020/wordml/sdtdatahash" xmlns:w16sdtfl="http://schemas.microsoft.com/office/word/2024/wordml/sdtformatlock" xmlns:w16se="http://schemas.microsoft.com/office/word/2015/wordml/symex" xmlns:wpg="http://schemas.microsoft.com/office/word/2010/wordprocessingGroup" xmlns:wpi="http://schemas.microsoft.com/office/word/2010/wordprocessingInk" xmlns:wne="http://schemas.microsoft.com/office/word/2006/wordml" xmlns:wps="http://schemas.microsoft.com/office/word/2010/wordprocessingShape" mc:Ignorable="w14 w15 w16se w16cid w16 w16cex w16sdtdh w16sdtfl w16du wp14">
+<w:hdr xmlns:wpc="http://schemas.microsoft.com/office/word/2010/wordprocessingCanvas" xmlns:cx="http://schemas.microsoft.com/office/drawing/2014/chartex" xmlns:cx1="http://schemas.microsoft.com/office/drawing/2015/9/8/chartex" xmlns:cx2="http://schemas.microsoft.com/office/drawing/2015/10/21/chartex" xmlns:cx3="http://schemas.microsoft.com/office/drawing/2016/5/9/chartex" xmlns:cx4="http://schemas.microsoft.com/office/drawing/2016/5/10/chartex" xmlns:cx5="http://schemas.microsoft.com/office/drawing/2016/5/11/chartex" xmlns:cx6="http://schemas.microsoft.com/office/drawing/2016/5/12/chartex" xmlns:cx7="http://schemas.microsoft.com/office/drawing/2016/5/13/chartex" xmlns:cx8="http://schemas.microsoft.com/office/drawing/2016/5/14/chartex" xmlns:mc="http://schemas.openxmlformats.org/markup-compatibility/2006" xmlns:m="http://schemas.openxmlformats.org/officeDocument/2006/math" xmlns:aink="http://schemas.microsoft.com/office/drawing/2016/ink" xmlns:am3d="http://schemas.microsoft.com/office/drawing/2017/model3d" xmlns:oel="http://schemas.microsoft.com/office/2019/extlst" xmlns:r="http://schemas.openxmlformats.org/officeDocument/2006/relationships" xmlns:wp14="http://schemas.microsoft.com/office/word/2010/wordprocessingDrawing" xmlns:wp="http://schemas.openxmlformats.org/drawingml/2006/wordprocessingDrawing" xmlns:wpg="http://schemas.microsoft.com/office/word/2010/wordprocessingGroup" xmlns:wpi="http://schemas.microsoft.com/office/word/2010/wordprocessingInk" xmlns:wps="http://schemas.microsoft.com/office/word/2010/wordprocessingShape" xmlns:o="urn:schemas-microsoft-com:office:office" xmlns:v="urn:schemas-microsoft-com:vml" xmlns:w10="urn:schemas-microsoft-com:office:word" xmlns:w="http://schemas.openxmlformats.org/wordprocessingml/2006/main" xmlns:w14="http://schemas.microsoft.com/office/word/2010/wordml" xmlns:w15="http://schemas.microsoft.com/office/word/2012/wordml" xmlns:w16cex="http://schemas.microsoft.com/office/word/2018/wordml/cex" xmlns:w16cid="http://schemas.microsoft.com/office/word/2016/wordml/cid" xmlns:w16="http://schemas.microsoft.com/office/word/2018/wordml" xmlns:w16sdtdh="http://schemas.microsoft.com/office/word/2020/wordml/sdtdatahash" xmlns:w16sdtfl="http://schemas.microsoft.com/office/word/2024/wordml/sdtformatlock" xmlns:w16se="http://schemas.microsoft.com/office/word/2015/wordml/symex" xmlns:w16du="http://schemas.microsoft.com/office/word/2023/wordml/word16du" xmlns:wne="http://schemas.microsoft.com/office/word/2006/wordml" mc:Ignorable="w14 w15 w16se w16cid w16 w16cex w16sdtdh w16sdtfl w16du wp14">
   <w:p>
     <w:pPr>
       <w:pStyle w:val="Header"/>
@@ -20088,8 +24145,9 @@
         <w:sz w:val="18"/>
         <w:szCs w:val="18"/>
       </w:rPr>
-      <w:t xml:space="preserve">AgentNet • LD-RAG  </w:t>
+      <w:t>AgentNet • LD-</w:t>
     </w:r>
+    <w:proofErr w:type="gramStart"/>
     <w:r>
       <w:rPr>
         <w:i/>
@@ -20098,7 +24156,28 @@
         <w:sz w:val="18"/>
         <w:szCs w:val="18"/>
       </w:rPr>
-      <w:t>Financial Services</w:t>
+      <w:t xml:space="preserve">RAG  </w:t>
+    </w:r>
+    <w:r>
+      <w:rPr>
+        <w:i/>
+        <w:iCs/>
+        <w:color w:val="A6A6A6" w:themeColor="background1" w:themeShade="A6"/>
+        <w:sz w:val="18"/>
+        <w:szCs w:val="18"/>
+      </w:rPr>
+      <w:t>Financial</w:t>
+    </w:r>
+    <w:proofErr w:type="gramEnd"/>
+    <w:r>
+      <w:rPr>
+        <w:i/>
+        <w:iCs/>
+        <w:color w:val="A6A6A6" w:themeColor="background1" w:themeShade="A6"/>
+        <w:sz w:val="18"/>
+        <w:szCs w:val="18"/>
+      </w:rPr>
+      <w:t xml:space="preserve"> Services</w:t>
     </w:r>
     <w:r>
       <w:rPr>
@@ -20115,7 +24194,7 @@
 </file>
 
 <file path=word/numbering.xml><?xml version="1.0" encoding="utf-8"?>
-<w:numbering xmlns:wpc="http://schemas.microsoft.com/office/word/2010/wordprocessingCanvas" xmlns:cx="http://schemas.microsoft.com/office/drawing/2014/chartex" xmlns:cx1="http://schemas.microsoft.com/office/drawing/2015/9/8/chartex" xmlns:cx2="http://schemas.microsoft.com/office/drawing/2015/10/21/chartex" xmlns:cx3="http://schemas.microsoft.com/office/drawing/2016/5/9/chartex" xmlns:cx4="http://schemas.microsoft.com/office/drawing/2016/5/10/chartex" xmlns:cx5="http://schemas.microsoft.com/office/drawing/2016/5/11/chartex" xmlns:cx6="http://schemas.microsoft.com/office/drawing/2016/5/12/chartex" xmlns:cx7="http://schemas.microsoft.com/office/drawing/2016/5/13/chartex" xmlns:cx8="http://schemas.microsoft.com/office/drawing/2016/5/14/chartex" xmlns:mc="http://schemas.openxmlformats.org/markup-compatibility/2006" xmlns:aink="http://schemas.microsoft.com/office/drawing/2016/ink" xmlns:am3d="http://schemas.microsoft.com/office/drawing/2017/model3d" xmlns:o="urn:schemas-microsoft-com:office:office" xmlns:oel="http://schemas.microsoft.com/office/2019/extlst" xmlns:r="http://schemas.openxmlformats.org/officeDocument/2006/relationships" xmlns:m="http://schemas.openxmlformats.org/officeDocument/2006/math" xmlns:v="urn:schemas-microsoft-com:vml" xmlns:wp14="http://schemas.microsoft.com/office/word/2010/wordprocessingDrawing" xmlns:wp="http://schemas.openxmlformats.org/drawingml/2006/wordprocessingDrawing" xmlns:w10="urn:schemas-microsoft-com:office:word" xmlns:w="http://schemas.openxmlformats.org/wordprocessingml/2006/main" xmlns:w14="http://schemas.microsoft.com/office/word/2010/wordml" xmlns:w15="http://schemas.microsoft.com/office/word/2012/wordml" xmlns:w16cex="http://schemas.microsoft.com/office/word/2018/wordml/cex" xmlns:w16cid="http://schemas.microsoft.com/office/word/2016/wordml/cid" xmlns:w16="http://schemas.microsoft.com/office/word/2018/wordml" xmlns:w16du="http://schemas.microsoft.com/office/word/2023/wordml/word16du" xmlns:w16sdtdh="http://schemas.microsoft.com/office/word/2020/wordml/sdtdatahash" xmlns:w16sdtfl="http://schemas.microsoft.com/office/word/2024/wordml/sdtformatlock" xmlns:w16se="http://schemas.microsoft.com/office/word/2015/wordml/symex" xmlns:wpg="http://schemas.microsoft.com/office/word/2010/wordprocessingGroup" xmlns:wpi="http://schemas.microsoft.com/office/word/2010/wordprocessingInk" xmlns:wne="http://schemas.microsoft.com/office/word/2006/wordml" xmlns:wps="http://schemas.microsoft.com/office/word/2010/wordprocessingShape" mc:Ignorable="w14 w15 w16se w16cid w16 w16cex w16sdtdh w16sdtfl w16du wp14">
+<w:numbering xmlns:wpc="http://schemas.microsoft.com/office/word/2010/wordprocessingCanvas" xmlns:cx="http://schemas.microsoft.com/office/drawing/2014/chartex" xmlns:cx1="http://schemas.microsoft.com/office/drawing/2015/9/8/chartex" xmlns:cx2="http://schemas.microsoft.com/office/drawing/2015/10/21/chartex" xmlns:cx3="http://schemas.microsoft.com/office/drawing/2016/5/9/chartex" xmlns:cx4="http://schemas.microsoft.com/office/drawing/2016/5/10/chartex" xmlns:cx5="http://schemas.microsoft.com/office/drawing/2016/5/11/chartex" xmlns:cx6="http://schemas.microsoft.com/office/drawing/2016/5/12/chartex" xmlns:cx7="http://schemas.microsoft.com/office/drawing/2016/5/13/chartex" xmlns:cx8="http://schemas.microsoft.com/office/drawing/2016/5/14/chartex" xmlns:mc="http://schemas.openxmlformats.org/markup-compatibility/2006" xmlns:m="http://schemas.openxmlformats.org/officeDocument/2006/math" xmlns:aink="http://schemas.microsoft.com/office/drawing/2016/ink" xmlns:am3d="http://schemas.microsoft.com/office/drawing/2017/model3d" xmlns:oel="http://schemas.microsoft.com/office/2019/extlst" xmlns:r="http://schemas.openxmlformats.org/officeDocument/2006/relationships" xmlns:wp14="http://schemas.microsoft.com/office/word/2010/wordprocessingDrawing" xmlns:wp="http://schemas.openxmlformats.org/drawingml/2006/wordprocessingDrawing" xmlns:wpg="http://schemas.microsoft.com/office/word/2010/wordprocessingGroup" xmlns:wpi="http://schemas.microsoft.com/office/word/2010/wordprocessingInk" xmlns:wps="http://schemas.microsoft.com/office/word/2010/wordprocessingShape" xmlns:o="urn:schemas-microsoft-com:office:office" xmlns:v="urn:schemas-microsoft-com:vml" xmlns:w10="urn:schemas-microsoft-com:office:word" xmlns:w="http://schemas.openxmlformats.org/wordprocessingml/2006/main" xmlns:w14="http://schemas.microsoft.com/office/word/2010/wordml" xmlns:w15="http://schemas.microsoft.com/office/word/2012/wordml" xmlns:w16cex="http://schemas.microsoft.com/office/word/2018/wordml/cex" xmlns:w16cid="http://schemas.microsoft.com/office/word/2016/wordml/cid" xmlns:w16="http://schemas.microsoft.com/office/word/2018/wordml" xmlns:w16sdtdh="http://schemas.microsoft.com/office/word/2020/wordml/sdtdatahash" xmlns:w16sdtfl="http://schemas.microsoft.com/office/word/2024/wordml/sdtformatlock" xmlns:w16se="http://schemas.microsoft.com/office/word/2015/wordml/symex" xmlns:w16du="http://schemas.microsoft.com/office/word/2023/wordml/word16du" xmlns:wne="http://schemas.microsoft.com/office/word/2006/wordml" mc:Ignorable="w14 w15 w16se w16cid w16 w16cex w16sdtdh w16sdtfl w16du wp14">
   <w:abstractNum w:abstractNumId="0" w15:restartNumberingAfterBreak="0">
     <w:nsid w:val="FFFFFF7C"/>
     <w:multiLevelType w:val="singleLevel"/>
@@ -21719,7 +25798,7 @@
 </file>
 
 <file path=word/styles.xml><?xml version="1.0" encoding="utf-8"?>
-<w:styles xmlns:mc="http://schemas.openxmlformats.org/markup-compatibility/2006" xmlns:r="http://schemas.openxmlformats.org/officeDocument/2006/relationships" xmlns:w="http://schemas.openxmlformats.org/wordprocessingml/2006/main" xmlns:w14="http://schemas.microsoft.com/office/word/2010/wordml" xmlns:w15="http://schemas.microsoft.com/office/word/2012/wordml" xmlns:w16cex="http://schemas.microsoft.com/office/word/2018/wordml/cex" xmlns:w16cid="http://schemas.microsoft.com/office/word/2016/wordml/cid" xmlns:w16="http://schemas.microsoft.com/office/word/2018/wordml" xmlns:w16du="http://schemas.microsoft.com/office/word/2023/wordml/word16du" xmlns:w16sdtdh="http://schemas.microsoft.com/office/word/2020/wordml/sdtdatahash" xmlns:w16sdtfl="http://schemas.microsoft.com/office/word/2024/wordml/sdtformatlock" xmlns:w16se="http://schemas.microsoft.com/office/word/2015/wordml/symex" mc:Ignorable="w14 w15 w16se w16cid w16 w16cex w16sdtdh w16sdtfl w16du">
+<w:styles xmlns:mc="http://schemas.openxmlformats.org/markup-compatibility/2006" xmlns:r="http://schemas.openxmlformats.org/officeDocument/2006/relationships" xmlns:w="http://schemas.openxmlformats.org/wordprocessingml/2006/main" xmlns:w14="http://schemas.microsoft.com/office/word/2010/wordml" xmlns:w15="http://schemas.microsoft.com/office/word/2012/wordml" xmlns:w16cex="http://schemas.microsoft.com/office/word/2018/wordml/cex" xmlns:w16cid="http://schemas.microsoft.com/office/word/2016/wordml/cid" xmlns:w16="http://schemas.microsoft.com/office/word/2018/wordml" xmlns:w16sdtdh="http://schemas.microsoft.com/office/word/2020/wordml/sdtdatahash" xmlns:w16sdtfl="http://schemas.microsoft.com/office/word/2024/wordml/sdtformatlock" xmlns:w16se="http://schemas.microsoft.com/office/word/2015/wordml/symex" xmlns:w16du="http://schemas.microsoft.com/office/word/2023/wordml/word16du" mc:Ignorable="w14 w15 w16se w16cid w16 w16cex w16sdtdh w16sdtfl w16du">
   <w:docDefaults>
     <w:rPrDefault>
       <w:rPr>
@@ -22320,6 +26399,7 @@
   <w:style w:type="character" w:default="1" w:styleId="DefaultParagraphFont">
     <w:name w:val="Default Paragraph Font"/>
     <w:uiPriority w:val="1"/>
+    <w:semiHidden/>
     <w:unhideWhenUsed/>
   </w:style>
   <w:style w:type="table" w:default="1" w:styleId="TableNormal">
@@ -33524,7 +37604,7 @@
   <CompanyAddress/>
   <CompanyPhone/>
   <CompanyFax/>
-  <CompanyEmail>steve@agentnet.ai</CompanyEmail>
+  <CompanyEmail>steve@agent-net.ai</CompanyEmail>
 </CoverPageProperties>
 </file>
 
